--- a/yds-kit/dist/YDS-DENEME-Kit-01.docx
+++ b/yds-kit/dist/YDS-DENEME-Kit-01.docx
@@ -33,9 +33,6 @@
         <w:gridCol w:w="10206"/>
       </w:tblGrid>
       <w:tr>
-        <w:trPr>
-          <w:cantSplit/>
-        </w:trPr>
         <w:tc>
           <w:tcPr>
             <w:tcW w:type="dxa" w:w="10206"/>
@@ -171,9 +168,6 @@
         <w:gridCol w:w="10206"/>
       </w:tblGrid>
       <w:tr>
-        <w:trPr>
-          <w:cantSplit/>
-        </w:trPr>
         <w:tc>
           <w:tcPr>
             <w:tcW w:type="dxa" w:w="10206"/>
@@ -469,9 +463,6 @@
         <w:gridCol w:w="10206"/>
       </w:tblGrid>
       <w:tr>
-        <w:trPr>
-          <w:cantSplit/>
-        </w:trPr>
         <w:tc>
           <w:tcPr>
             <w:tcW w:type="dxa" w:w="10206"/>
@@ -957,9 +948,6 @@
         <w:gridCol w:w="10206"/>
       </w:tblGrid>
       <w:tr>
-        <w:trPr>
-          <w:cantSplit/>
-        </w:trPr>
         <w:tc>
           <w:tcPr>
             <w:tcW w:type="dxa" w:w="10206"/>
@@ -992,9 +980,21 @@
         <w:ind w:left="0" w:right="0"/>
       </w:pPr>
     </w:p>
+    <w:p>
+      <w:pPr>
+        <w:sectPr>
+          <w:headerReference w:type="default" r:id="rId9"/>
+          <w:footerReference w:type="default" r:id="rId10"/>
+          <w:pgSz w:w="11906" w:h="16838"/>
+          <w:pgMar w:top="850" w:right="850" w:bottom="794" w:left="850" w:header="454" w:footer="397" w:gutter="0"/>
+          <w:cols w:space="340" w:num="1" w:sep="0" w:equalWidth="1"/>
+          <w:docGrid w:linePitch="360"/>
+        </w:sectPr>
+      </w:pPr>
+    </w:p>
     <w:tbl>
       <w:tblPr>
-        <w:tblW w:w="3100" w:type="pct"/>
+        <w:tblW w:w="4800" w:type="pct"/>
         <w:tblBorders>
           <w:top w:val="single" w:sz="6" w:space="0" w:color="1B335F"/>
           <w:left w:val="single" w:sz="6" w:space="0" w:color="1B335F"/>
@@ -1016,9 +1016,6 @@
         <w:gridCol w:w="10206"/>
       </w:tblGrid>
       <w:tr>
-        <w:trPr>
-          <w:cantSplit/>
-        </w:trPr>
         <w:tc>
           <w:tcPr>
             <w:tcW w:type="dxa" w:w="10206"/>
@@ -1048,299 +1045,6 @@
                 <w:sz w:val="18"/>
               </w:rPr>
               <w:t>For these questions, choose the best option to complete the given sentence.</w:t>
-            </w:r>
-          </w:p>
-        </w:tc>
-      </w:tr>
-    </w:tbl>
-    <w:p>
-      <w:pPr>
-        <w:keepLines/>
-        <w:spacing w:before="0" w:after="100" w:line="245" w:lineRule="auto"/>
-        <w:ind w:left="0" w:right="0"/>
-      </w:pPr>
-    </w:p>
-    <w:p>
-      <w:pPr>
-        <w:sectPr>
-          <w:headerReference w:type="default" r:id="rId9"/>
-          <w:footerReference w:type="default" r:id="rId10"/>
-          <w:pgSz w:w="11906" w:h="16838"/>
-          <w:pgMar w:top="850" w:right="850" w:bottom="794" w:left="850" w:header="454" w:footer="397" w:gutter="0"/>
-          <w:cols w:space="340" w:num="1" w:sep="0" w:equalWidth="1"/>
-          <w:docGrid w:linePitch="360"/>
-        </w:sectPr>
-      </w:pPr>
-    </w:p>
-    <w:tbl>
-      <w:tblPr>
-        <w:tblW w:w="5000" w:type="pct"/>
-        <w:tblBorders>
-          <w:top w:val="single" w:sz="4" w:space="0" w:color="8FA3BF"/>
-          <w:left w:val="single" w:sz="4" w:space="0" w:color="8FA3BF"/>
-          <w:bottom w:val="single" w:sz="4" w:space="0" w:color="8FA3BF"/>
-          <w:right w:val="single" w:sz="4" w:space="0" w:color="8FA3BF"/>
-          <w:insideH w:val="none" w:sz="0" w:space="0" w:color="auto"/>
-          <w:insideV w:val="none" w:sz="0" w:space="0" w:color="auto"/>
-        </w:tblBorders>
-        <w:tblLayout w:type="fixed"/>
-        <w:tblCellMar>
-          <w:top w:w="70" w:type="dxa"/>
-          <w:left w:w="110" w:type="dxa"/>
-          <w:bottom w:w="80" w:type="dxa"/>
-          <w:right w:w="110" w:type="dxa"/>
-        </w:tblCellMar>
-        <w:tblLook w:firstColumn="1" w:firstRow="1" w:lastColumn="0" w:lastRow="0" w:noHBand="0" w:noVBand="1" w:val="04A0"/>
-      </w:tblPr>
-      <w:tblGrid>
-        <w:gridCol w:w="10206"/>
-      </w:tblGrid>
-      <w:tr>
-        <w:trPr>
-          <w:cantSplit/>
-        </w:trPr>
-        <w:tc>
-          <w:tcPr>
-            <w:tcW w:type="dxa" w:w="10206"/>
-          </w:tcPr>
-          <w:p>
-            <w:pPr>
-              <w:keepLines/>
-              <w:tabs>
-                <w:tab w:pos="454" w:val="left"/>
-              </w:tabs>
-              <w:spacing w:before="0" w:after="120" w:line="252" w:lineRule="auto"/>
-              <w:ind w:left="454" w:right="0" w:hanging="454"/>
-            </w:pPr>
-            <w:r>
-              <w:rPr>
-                <w:rFonts w:ascii="Arial" w:hAnsi="Arial"/>
-                <w:b/>
-                <w:i w:val="0"/>
-                <w:color w:val="1B335F"/>
-                <w:sz w:val="19"/>
-              </w:rPr>
-              <w:t>27.</w:t>
-            </w:r>
-            <w:r>
-              <w:rPr>
-                <w:rFonts w:ascii="Arial" w:hAnsi="Arial"/>
-                <w:b w:val="0"/>
-                <w:i w:val="0"/>
-                <w:color w:val="141C2B"/>
-                <w:sz w:val="19"/>
-              </w:rPr>
-              <w:tab/>
-            </w:r>
-            <w:r>
-              <w:rPr>
-                <w:rFonts w:ascii="Arial" w:hAnsi="Arial"/>
-                <w:b/>
-                <w:i w:val="0"/>
-                <w:color w:val="141C2B"/>
-                <w:sz w:val="19"/>
-              </w:rPr>
-              <w:t>Because the new wing of the museum was designed with wide corridors and low display cases, ----.</w:t>
-            </w:r>
-          </w:p>
-          <w:p>
-            <w:pPr>
-              <w:keepLines/>
-              <w:tabs>
-                <w:tab w:pos="879" w:val="left"/>
-              </w:tabs>
-              <w:spacing w:before="0" w:after="40" w:line="247" w:lineRule="auto"/>
-              <w:ind w:left="879" w:right="0" w:hanging="351"/>
-            </w:pPr>
-            <w:r>
-              <w:rPr>
-                <w:rFonts w:ascii="Arial" w:hAnsi="Arial"/>
-                <w:b w:val="0"/>
-                <w:i w:val="0"/>
-                <w:color w:val="141C2B"/>
-                <w:sz w:val="19"/>
-              </w:rPr>
-              <w:t>A)</w:t>
-            </w:r>
-            <w:r>
-              <w:rPr>
-                <w:rFonts w:ascii="Arial" w:hAnsi="Arial"/>
-                <w:b w:val="0"/>
-                <w:i w:val="0"/>
-                <w:color w:val="141C2B"/>
-                <w:sz w:val="19"/>
-              </w:rPr>
-              <w:tab/>
-            </w:r>
-            <w:r>
-              <w:rPr>
-                <w:rFonts w:ascii="Arial" w:hAnsi="Arial"/>
-                <w:b w:val="0"/>
-                <w:i w:val="0"/>
-                <w:color w:val="141C2B"/>
-                <w:sz w:val="19"/>
-              </w:rPr>
-              <w:t>the architect had studied in Rome for several years before the project began</w:t>
-            </w:r>
-          </w:p>
-          <w:p>
-            <w:pPr>
-              <w:keepLines/>
-              <w:tabs>
-                <w:tab w:pos="879" w:val="left"/>
-              </w:tabs>
-              <w:spacing w:before="0" w:after="40" w:line="247" w:lineRule="auto"/>
-              <w:ind w:left="879" w:right="0" w:hanging="351"/>
-            </w:pPr>
-            <w:r>
-              <w:rPr>
-                <w:rFonts w:ascii="Arial" w:hAnsi="Arial"/>
-                <w:b w:val="0"/>
-                <w:i w:val="0"/>
-                <w:color w:val="141C2B"/>
-                <w:sz w:val="19"/>
-              </w:rPr>
-              <w:t>B)</w:t>
-            </w:r>
-            <w:r>
-              <w:rPr>
-                <w:rFonts w:ascii="Arial" w:hAnsi="Arial"/>
-                <w:b w:val="0"/>
-                <w:i w:val="0"/>
-                <w:color w:val="141C2B"/>
-                <w:sz w:val="19"/>
-              </w:rPr>
-              <w:tab/>
-            </w:r>
-            <w:r>
-              <w:rPr>
-                <w:rFonts w:ascii="Arial" w:hAnsi="Arial"/>
-                <w:b w:val="0"/>
-                <w:i w:val="0"/>
-                <w:color w:val="141C2B"/>
-                <w:sz w:val="19"/>
-              </w:rPr>
-              <w:t>the oldest part of the building was completed in the middle of the nineteenth century</w:t>
-            </w:r>
-          </w:p>
-          <w:p>
-            <w:pPr>
-              <w:keepLines/>
-              <w:tabs>
-                <w:tab w:pos="879" w:val="left"/>
-              </w:tabs>
-              <w:spacing w:before="0" w:after="40" w:line="247" w:lineRule="auto"/>
-              <w:ind w:left="879" w:right="0" w:hanging="351"/>
-            </w:pPr>
-            <w:r>
-              <w:rPr>
-                <w:rFonts w:ascii="Arial" w:hAnsi="Arial"/>
-                <w:b w:val="0"/>
-                <w:i w:val="0"/>
-                <w:color w:val="141C2B"/>
-                <w:sz w:val="19"/>
-              </w:rPr>
-              <w:t>C)</w:t>
-            </w:r>
-            <w:r>
-              <w:rPr>
-                <w:rFonts w:ascii="Arial" w:hAnsi="Arial"/>
-                <w:b w:val="0"/>
-                <w:i w:val="0"/>
-                <w:color w:val="141C2B"/>
-                <w:sz w:val="19"/>
-              </w:rPr>
-              <w:tab/>
-            </w:r>
-            <w:r>
-              <w:rPr>
-                <w:rFonts w:ascii="Arial" w:hAnsi="Arial"/>
-                <w:b w:val="0"/>
-                <w:i w:val="0"/>
-                <w:color w:val="141C2B"/>
-                <w:sz w:val="19"/>
-              </w:rPr>
-              <w:t>visitors in wheelchairs can now reach every exhibit without asking for help</w:t>
-            </w:r>
-          </w:p>
-          <w:p>
-            <w:pPr>
-              <w:keepLines/>
-              <w:tabs>
-                <w:tab w:pos="879" w:val="left"/>
-              </w:tabs>
-              <w:spacing w:before="0" w:after="40" w:line="247" w:lineRule="auto"/>
-              <w:ind w:left="879" w:right="0" w:hanging="351"/>
-            </w:pPr>
-            <w:r>
-              <w:rPr>
-                <w:rFonts w:ascii="Arial" w:hAnsi="Arial"/>
-                <w:b w:val="0"/>
-                <w:i w:val="0"/>
-                <w:color w:val="141C2B"/>
-                <w:sz w:val="19"/>
-              </w:rPr>
-              <w:t>D)</w:t>
-            </w:r>
-            <w:r>
-              <w:rPr>
-                <w:rFonts w:ascii="Arial" w:hAnsi="Arial"/>
-                <w:b w:val="0"/>
-                <w:i w:val="0"/>
-                <w:color w:val="141C2B"/>
-                <w:sz w:val="19"/>
-              </w:rPr>
-              <w:tab/>
-            </w:r>
-            <w:r>
-              <w:rPr>
-                <w:rFonts w:ascii="Arial" w:hAnsi="Arial"/>
-                <w:b w:val="0"/>
-                <w:i w:val="0"/>
-                <w:color w:val="141C2B"/>
-                <w:sz w:val="19"/>
-              </w:rPr>
-              <w:t>most museums in the country still charge an entrance fee at the weekend</w:t>
-            </w:r>
-          </w:p>
-          <w:p>
-            <w:pPr>
-              <w:keepLines/>
-              <w:tabs>
-                <w:tab w:pos="879" w:val="left"/>
-              </w:tabs>
-              <w:spacing w:before="0" w:after="40" w:line="247" w:lineRule="auto"/>
-              <w:ind w:left="879" w:right="0" w:hanging="351"/>
-            </w:pPr>
-            <w:r>
-              <w:rPr>
-                <w:rFonts w:ascii="Arial" w:hAnsi="Arial"/>
-                <w:b w:val="0"/>
-                <w:i w:val="0"/>
-                <w:color w:val="141C2B"/>
-                <w:sz w:val="19"/>
-              </w:rPr>
-              <w:t>E)</w:t>
-            </w:r>
-            <w:r>
-              <w:rPr>
-                <w:rFonts w:ascii="Arial" w:hAnsi="Arial"/>
-                <w:b w:val="0"/>
-                <w:i w:val="0"/>
-                <w:color w:val="141C2B"/>
-                <w:sz w:val="19"/>
-              </w:rPr>
-              <w:tab/>
-            </w:r>
-            <w:r>
-              <w:rPr>
-                <w:rFonts w:ascii="Arial" w:hAnsi="Arial"/>
-                <w:b w:val="0"/>
-                <w:i w:val="0"/>
-                <w:color w:val="141C2B"/>
-                <w:sz w:val="19"/>
-              </w:rPr>
-              <w:t>the collection includes a number of paintings that were donated last year</w:t>
             </w:r>
           </w:p>
         </w:tc>
@@ -1377,15 +1081,13 @@
         <w:gridCol w:w="10206"/>
       </w:tblGrid>
       <w:tr>
-        <w:trPr>
-          <w:cantSplit/>
-        </w:trPr>
         <w:tc>
           <w:tcPr>
             <w:tcW w:type="dxa" w:w="10206"/>
           </w:tcPr>
           <w:p>
             <w:pPr>
+              <w:keepNext/>
               <w:keepLines/>
               <w:tabs>
                 <w:tab w:pos="454" w:val="left"/>
@@ -1401,7 +1103,7 @@
                 <w:color w:val="1B335F"/>
                 <w:sz w:val="19"/>
               </w:rPr>
-              <w:t>28.</w:t>
+              <w:t>27.</w:t>
             </w:r>
             <w:r>
               <w:rPr>
@@ -1421,11 +1123,12 @@
                 <w:color w:val="141C2B"/>
                 <w:sz w:val="19"/>
               </w:rPr>
-              <w:t>Although the town council promised to repair the coastal path last spring, ----.</w:t>
-            </w:r>
-          </w:p>
-          <w:p>
-            <w:pPr>
+              <w:t>Because the new wing of the museum was designed with wide corridors and low display cases, ----.</w:t>
+            </w:r>
+          </w:p>
+          <w:p>
+            <w:pPr>
+              <w:keepNext/>
               <w:keepLines/>
               <w:tabs>
                 <w:tab w:pos="879" w:val="left"/>
@@ -1461,11 +1164,12 @@
                 <w:color w:val="141C2B"/>
                 <w:sz w:val="19"/>
               </w:rPr>
-              <w:t>the work has not even started and walkers still have to use the main road</w:t>
-            </w:r>
-          </w:p>
-          <w:p>
-            <w:pPr>
+              <w:t>the architect had studied in Rome for several years before the project began</w:t>
+            </w:r>
+          </w:p>
+          <w:p>
+            <w:pPr>
+              <w:keepNext/>
               <w:keepLines/>
               <w:tabs>
                 <w:tab w:pos="879" w:val="left"/>
@@ -1501,11 +1205,12 @@
                 <w:color w:val="141C2B"/>
                 <w:sz w:val="19"/>
               </w:rPr>
-              <w:t>local businesses depend heavily on the tourists who come for the sea air</w:t>
-            </w:r>
-          </w:p>
-          <w:p>
-            <w:pPr>
+              <w:t>the oldest part of the building was completed in the middle of the nineteenth century</w:t>
+            </w:r>
+          </w:p>
+          <w:p>
+            <w:pPr>
+              <w:keepNext/>
               <w:keepLines/>
               <w:tabs>
                 <w:tab w:pos="879" w:val="left"/>
@@ -1541,11 +1246,12 @@
                 <w:color w:val="141C2B"/>
                 <w:sz w:val="19"/>
               </w:rPr>
-              <w:t>the path was originally built by fishermen more than a century ago</w:t>
-            </w:r>
-          </w:p>
-          <w:p>
-            <w:pPr>
+              <w:t>visitors in wheelchairs can now reach every exhibit without asking for help</w:t>
+            </w:r>
+          </w:p>
+          <w:p>
+            <w:pPr>
+              <w:keepNext/>
               <w:keepLines/>
               <w:tabs>
                 <w:tab w:pos="879" w:val="left"/>
@@ -1581,11 +1287,12 @@
                 <w:color w:val="141C2B"/>
                 <w:sz w:val="19"/>
               </w:rPr>
-              <w:t>the council also announced a new recycling scheme in the same week</w:t>
-            </w:r>
-          </w:p>
-          <w:p>
-            <w:pPr>
+              <w:t>most museums in the country still charge an entrance fee at the weekend</w:t>
+            </w:r>
+          </w:p>
+          <w:p>
+            <w:pPr>
+              <w:keepNext w:val="0"/>
               <w:keepLines/>
               <w:tabs>
                 <w:tab w:pos="879" w:val="left"/>
@@ -1621,7 +1328,7 @@
                 <w:color w:val="141C2B"/>
                 <w:sz w:val="19"/>
               </w:rPr>
-              <w:t>many visitors say that the view from the cliffs is the best in the region</w:t>
+              <w:t>the collection includes a number of paintings that were donated last year</w:t>
             </w:r>
           </w:p>
         </w:tc>
@@ -1658,15 +1365,13 @@
         <w:gridCol w:w="10206"/>
       </w:tblGrid>
       <w:tr>
-        <w:trPr>
-          <w:cantSplit/>
-        </w:trPr>
         <w:tc>
           <w:tcPr>
             <w:tcW w:type="dxa" w:w="10206"/>
           </w:tcPr>
           <w:p>
             <w:pPr>
+              <w:keepNext/>
               <w:keepLines/>
               <w:tabs>
                 <w:tab w:pos="454" w:val="left"/>
@@ -1682,7 +1387,7 @@
                 <w:color w:val="1B335F"/>
                 <w:sz w:val="19"/>
               </w:rPr>
-              <w:t>29.</w:t>
+              <w:t>28.</w:t>
             </w:r>
             <w:r>
               <w:rPr>
@@ -1702,11 +1407,12 @@
                 <w:color w:val="141C2B"/>
                 <w:sz w:val="19"/>
               </w:rPr>
-              <w:t>The storm on Tuesday night was so violent ----.</w:t>
-            </w:r>
-          </w:p>
-          <w:p>
-            <w:pPr>
+              <w:t>Although the town council promised to repair the coastal path last spring, ----.</w:t>
+            </w:r>
+          </w:p>
+          <w:p>
+            <w:pPr>
+              <w:keepNext/>
               <w:keepLines/>
               <w:tabs>
                 <w:tab w:pos="879" w:val="left"/>
@@ -1742,11 +1448,12 @@
                 <w:color w:val="141C2B"/>
                 <w:sz w:val="19"/>
               </w:rPr>
-              <w:t>because the roofs of several houses were damaged by falling branches</w:t>
-            </w:r>
-          </w:p>
-          <w:p>
-            <w:pPr>
+              <w:t>the work has not even started and walkers still have to use the main road</w:t>
+            </w:r>
+          </w:p>
+          <w:p>
+            <w:pPr>
+              <w:keepNext/>
               <w:keepLines/>
               <w:tabs>
                 <w:tab w:pos="879" w:val="left"/>
@@ -1782,11 +1489,12 @@
                 <w:color w:val="141C2B"/>
                 <w:sz w:val="19"/>
               </w:rPr>
-              <w:t>so the ferry service to the island was cancelled for two days</w:t>
-            </w:r>
-          </w:p>
-          <w:p>
-            <w:pPr>
+              <w:t>local businesses depend heavily on the tourists who come for the sea air</w:t>
+            </w:r>
+          </w:p>
+          <w:p>
+            <w:pPr>
+              <w:keepNext/>
               <w:keepLines/>
               <w:tabs>
                 <w:tab w:pos="879" w:val="left"/>
@@ -1822,11 +1530,12 @@
                 <w:color w:val="141C2B"/>
                 <w:sz w:val="19"/>
               </w:rPr>
-              <w:t>although the forecast had warned people about it the previous evening</w:t>
-            </w:r>
-          </w:p>
-          <w:p>
-            <w:pPr>
+              <w:t>the path was originally built by fishermen more than a century ago</w:t>
+            </w:r>
+          </w:p>
+          <w:p>
+            <w:pPr>
+              <w:keepNext/>
               <w:keepLines/>
               <w:tabs>
                 <w:tab w:pos="879" w:val="left"/>
@@ -1862,11 +1571,12 @@
                 <w:color w:val="141C2B"/>
                 <w:sz w:val="19"/>
               </w:rPr>
-              <w:t>which left the harbour road completely blocked with sand</w:t>
-            </w:r>
-          </w:p>
-          <w:p>
-            <w:pPr>
+              <w:t>the council also announced a new recycling scheme in the same week</w:t>
+            </w:r>
+          </w:p>
+          <w:p>
+            <w:pPr>
+              <w:keepNext w:val="0"/>
               <w:keepLines/>
               <w:tabs>
                 <w:tab w:pos="879" w:val="left"/>
@@ -1902,7 +1612,7 @@
                 <w:color w:val="141C2B"/>
                 <w:sz w:val="19"/>
               </w:rPr>
-              <w:t>that half the village was left without electricity until the following afternoon</w:t>
+              <w:t>many visitors say that the view from the cliffs is the best in the region</w:t>
             </w:r>
           </w:p>
         </w:tc>
@@ -1939,15 +1649,13 @@
         <w:gridCol w:w="10206"/>
       </w:tblGrid>
       <w:tr>
-        <w:trPr>
-          <w:cantSplit/>
-        </w:trPr>
         <w:tc>
           <w:tcPr>
             <w:tcW w:type="dxa" w:w="10206"/>
           </w:tcPr>
           <w:p>
             <w:pPr>
+              <w:keepNext/>
               <w:keepLines/>
               <w:tabs>
                 <w:tab w:pos="454" w:val="left"/>
@@ -1963,7 +1671,7 @@
                 <w:color w:val="1B335F"/>
                 <w:sz w:val="19"/>
               </w:rPr>
-              <w:t>30.</w:t>
+              <w:t>29.</w:t>
             </w:r>
             <w:r>
               <w:rPr>
@@ -1983,11 +1691,12 @@
                 <w:color w:val="141C2B"/>
                 <w:sz w:val="19"/>
               </w:rPr>
-              <w:t>It was such a well-organised conference ----.</w:t>
-            </w:r>
-          </w:p>
-          <w:p>
-            <w:pPr>
+              <w:t>The storm on Tuesday night was so violent ----.</w:t>
+            </w:r>
+          </w:p>
+          <w:p>
+            <w:pPr>
+              <w:keepNext/>
               <w:keepLines/>
               <w:tabs>
                 <w:tab w:pos="879" w:val="left"/>
@@ -2023,11 +1732,12 @@
                 <w:color w:val="141C2B"/>
                 <w:sz w:val="19"/>
               </w:rPr>
-              <w:t>because the organisers had worked on the programme for a whole year</w:t>
-            </w:r>
-          </w:p>
-          <w:p>
-            <w:pPr>
+              <w:t>because the roofs of several houses were damaged by falling branches</w:t>
+            </w:r>
+          </w:p>
+          <w:p>
+            <w:pPr>
+              <w:keepNext/>
               <w:keepLines/>
               <w:tabs>
                 <w:tab w:pos="879" w:val="left"/>
@@ -2063,11 +1773,12 @@
                 <w:color w:val="141C2B"/>
                 <w:sz w:val="19"/>
               </w:rPr>
-              <w:t>that even the sessions starting at eight in the morning were crowded</w:t>
-            </w:r>
-          </w:p>
-          <w:p>
-            <w:pPr>
+              <w:t>so the ferry service to the island was cancelled for two days</w:t>
+            </w:r>
+          </w:p>
+          <w:p>
+            <w:pPr>
+              <w:keepNext/>
               <w:keepLines/>
               <w:tabs>
                 <w:tab w:pos="879" w:val="left"/>
@@ -2103,11 +1814,12 @@
                 <w:color w:val="141C2B"/>
                 <w:sz w:val="19"/>
               </w:rPr>
-              <w:t>so the participants asked for a similar event the following spring</w:t>
-            </w:r>
-          </w:p>
-          <w:p>
-            <w:pPr>
+              <w:t>although the forecast had warned people about it the previous evening</w:t>
+            </w:r>
+          </w:p>
+          <w:p>
+            <w:pPr>
+              <w:keepNext/>
               <w:keepLines/>
               <w:tabs>
                 <w:tab w:pos="879" w:val="left"/>
@@ -2143,11 +1855,12 @@
                 <w:color w:val="141C2B"/>
                 <w:sz w:val="19"/>
               </w:rPr>
-              <w:t>while some of the speakers arrived directly from the airport</w:t>
-            </w:r>
-          </w:p>
-          <w:p>
-            <w:pPr>
+              <w:t>which left the harbour road completely blocked with sand</w:t>
+            </w:r>
+          </w:p>
+          <w:p>
+            <w:pPr>
+              <w:keepNext w:val="0"/>
               <w:keepLines/>
               <w:tabs>
                 <w:tab w:pos="879" w:val="left"/>
@@ -2183,7 +1896,7 @@
                 <w:color w:val="141C2B"/>
                 <w:sz w:val="19"/>
               </w:rPr>
-              <w:t>which the university now wants to host every September</w:t>
+              <w:t>that half the village was left without electricity until the following afternoon</w:t>
             </w:r>
           </w:p>
         </w:tc>
@@ -2220,15 +1933,13 @@
         <w:gridCol w:w="10206"/>
       </w:tblGrid>
       <w:tr>
-        <w:trPr>
-          <w:cantSplit/>
-        </w:trPr>
         <w:tc>
           <w:tcPr>
             <w:tcW w:type="dxa" w:w="10206"/>
           </w:tcPr>
           <w:p>
             <w:pPr>
+              <w:keepNext/>
               <w:keepLines/>
               <w:tabs>
                 <w:tab w:pos="454" w:val="left"/>
@@ -2244,7 +1955,7 @@
                 <w:color w:val="1B335F"/>
                 <w:sz w:val="19"/>
               </w:rPr>
-              <w:t>31.</w:t>
+              <w:t>30.</w:t>
             </w:r>
             <w:r>
               <w:rPr>
@@ -2264,11 +1975,12 @@
                 <w:color w:val="141C2B"/>
                 <w:sz w:val="19"/>
               </w:rPr>
-              <w:t>Having spent three weeks in the mountains without an internet connection, ----.</w:t>
-            </w:r>
-          </w:p>
-          <w:p>
-            <w:pPr>
+              <w:t>It was such a well-organised conference ----.</w:t>
+            </w:r>
+          </w:p>
+          <w:p>
+            <w:pPr>
+              <w:keepNext/>
               <w:keepLines/>
               <w:tabs>
                 <w:tab w:pos="879" w:val="left"/>
@@ -2304,11 +2016,12 @@
                 <w:color w:val="141C2B"/>
                 <w:sz w:val="19"/>
               </w:rPr>
-              <w:t>the equipment was carried up to the camp by local guides</w:t>
-            </w:r>
-          </w:p>
-          <w:p>
-            <w:pPr>
+              <w:t>because the organisers had worked on the programme for a whole year</w:t>
+            </w:r>
+          </w:p>
+          <w:p>
+            <w:pPr>
+              <w:keepNext/>
               <w:keepLines/>
               <w:tabs>
                 <w:tab w:pos="879" w:val="left"/>
@@ -2344,11 +2057,12 @@
                 <w:color w:val="141C2B"/>
                 <w:sz w:val="19"/>
               </w:rPr>
-              <w:t>it was difficult for the villagers to send a message to the town</w:t>
-            </w:r>
-          </w:p>
-          <w:p>
-            <w:pPr>
+              <w:t>that even the sessions starting at eight in the morning were crowded</w:t>
+            </w:r>
+          </w:p>
+          <w:p>
+            <w:pPr>
+              <w:keepNext/>
               <w:keepLines/>
               <w:tabs>
                 <w:tab w:pos="879" w:val="left"/>
@@ -2384,11 +2098,12 @@
                 <w:color w:val="141C2B"/>
                 <w:sz w:val="19"/>
               </w:rPr>
-              <w:t>there was no way of learning what had happened in the meantime</w:t>
-            </w:r>
-          </w:p>
-          <w:p>
-            <w:pPr>
+              <w:t>so the participants asked for a similar event the following spring</w:t>
+            </w:r>
+          </w:p>
+          <w:p>
+            <w:pPr>
+              <w:keepNext/>
               <w:keepLines/>
               <w:tabs>
                 <w:tab w:pos="879" w:val="left"/>
@@ -2424,11 +2139,12 @@
                 <w:color w:val="141C2B"/>
                 <w:sz w:val="19"/>
               </w:rPr>
-              <w:t>the batteries of the cameras had to be recharged with a small generator</w:t>
-            </w:r>
-          </w:p>
-          <w:p>
-            <w:pPr>
+              <w:t>while some of the speakers arrived directly from the airport</w:t>
+            </w:r>
+          </w:p>
+          <w:p>
+            <w:pPr>
+              <w:keepNext w:val="0"/>
               <w:keepLines/>
               <w:tabs>
                 <w:tab w:pos="879" w:val="left"/>
@@ -2464,7 +2180,7 @@
                 <w:color w:val="141C2B"/>
                 <w:sz w:val="19"/>
               </w:rPr>
-              <w:t>the researchers came back to the city with more than four hundred photographs</w:t>
+              <w:t>which the university now wants to host every September</w:t>
             </w:r>
           </w:p>
         </w:tc>
@@ -2501,15 +2217,13 @@
         <w:gridCol w:w="10206"/>
       </w:tblGrid>
       <w:tr>
-        <w:trPr>
-          <w:cantSplit/>
-        </w:trPr>
         <w:tc>
           <w:tcPr>
             <w:tcW w:type="dxa" w:w="10206"/>
           </w:tcPr>
           <w:p>
             <w:pPr>
+              <w:keepNext/>
               <w:keepLines/>
               <w:tabs>
                 <w:tab w:pos="454" w:val="left"/>
@@ -2525,7 +2239,7 @@
                 <w:color w:val="1B335F"/>
                 <w:sz w:val="19"/>
               </w:rPr>
-              <w:t>32.</w:t>
+              <w:t>31.</w:t>
             </w:r>
             <w:r>
               <w:rPr>
@@ -2545,11 +2259,12 @@
                 <w:color w:val="141C2B"/>
                 <w:sz w:val="19"/>
               </w:rPr>
-              <w:t>Last year the university opened a new library ----.</w:t>
-            </w:r>
-          </w:p>
-          <w:p>
-            <w:pPr>
+              <w:t>Having spent three weeks in the mountains without an internet connection, ----.</w:t>
+            </w:r>
+          </w:p>
+          <w:p>
+            <w:pPr>
+              <w:keepNext/>
               <w:keepLines/>
               <w:tabs>
                 <w:tab w:pos="879" w:val="left"/>
@@ -2585,11 +2300,12 @@
                 <w:color w:val="141C2B"/>
                 <w:sz w:val="19"/>
               </w:rPr>
-              <w:t>which students can work in silence until midnight</w:t>
-            </w:r>
-          </w:p>
-          <w:p>
-            <w:pPr>
+              <w:t>the equipment was carried up to the camp by local guides</w:t>
+            </w:r>
+          </w:p>
+          <w:p>
+            <w:pPr>
+              <w:keepNext/>
               <w:keepLines/>
               <w:tabs>
                 <w:tab w:pos="879" w:val="left"/>
@@ -2625,11 +2341,12 @@
                 <w:color w:val="141C2B"/>
                 <w:sz w:val="19"/>
               </w:rPr>
-              <w:t>when students can work in silence until midnight</w:t>
-            </w:r>
-          </w:p>
-          <w:p>
-            <w:pPr>
+              <w:t>it was difficult for the villagers to send a message to the town</w:t>
+            </w:r>
+          </w:p>
+          <w:p>
+            <w:pPr>
+              <w:keepNext/>
               <w:keepLines/>
               <w:tabs>
                 <w:tab w:pos="879" w:val="left"/>
@@ -2665,11 +2382,12 @@
                 <w:color w:val="141C2B"/>
                 <w:sz w:val="19"/>
               </w:rPr>
-              <w:t>whose students can work in silence until midnight</w:t>
-            </w:r>
-          </w:p>
-          <w:p>
-            <w:pPr>
+              <w:t>there was no way of learning what had happened in the meantime</w:t>
+            </w:r>
+          </w:p>
+          <w:p>
+            <w:pPr>
+              <w:keepNext/>
               <w:keepLines/>
               <w:tabs>
                 <w:tab w:pos="879" w:val="left"/>
@@ -2705,11 +2423,12 @@
                 <w:color w:val="141C2B"/>
                 <w:sz w:val="19"/>
               </w:rPr>
-              <w:t>where students can work in silence until midnight</w:t>
-            </w:r>
-          </w:p>
-          <w:p>
-            <w:pPr>
+              <w:t>the batteries of the cameras had to be recharged with a small generator</w:t>
+            </w:r>
+          </w:p>
+          <w:p>
+            <w:pPr>
+              <w:keepNext w:val="0"/>
               <w:keepLines/>
               <w:tabs>
                 <w:tab w:pos="879" w:val="left"/>
@@ -2745,7 +2464,7 @@
                 <w:color w:val="141C2B"/>
                 <w:sz w:val="19"/>
               </w:rPr>
-              <w:t>what students can work in silence until midnight</w:t>
+              <w:t>the researchers came back to the city with more than four hundred photographs</w:t>
             </w:r>
           </w:p>
         </w:tc>
@@ -2782,15 +2501,13 @@
         <w:gridCol w:w="10206"/>
       </w:tblGrid>
       <w:tr>
-        <w:trPr>
-          <w:cantSplit/>
-        </w:trPr>
         <w:tc>
           <w:tcPr>
             <w:tcW w:type="dxa" w:w="10206"/>
           </w:tcPr>
           <w:p>
             <w:pPr>
+              <w:keepNext/>
               <w:keepLines/>
               <w:tabs>
                 <w:tab w:pos="454" w:val="left"/>
@@ -2806,7 +2523,7 @@
                 <w:color w:val="1B335F"/>
                 <w:sz w:val="19"/>
               </w:rPr>
-              <w:t>33.</w:t>
+              <w:t>32.</w:t>
             </w:r>
             <w:r>
               <w:rPr>
@@ -2826,11 +2543,12 @@
                 <w:color w:val="141C2B"/>
                 <w:sz w:val="19"/>
               </w:rPr>
-              <w:t>Ever since the new bicycle lanes were opened in the city centre, ----.</w:t>
-            </w:r>
-          </w:p>
-          <w:p>
-            <w:pPr>
+              <w:t>Last year the university opened a new library ----.</w:t>
+            </w:r>
+          </w:p>
+          <w:p>
+            <w:pPr>
+              <w:keepNext/>
               <w:keepLines/>
               <w:tabs>
                 <w:tab w:pos="879" w:val="left"/>
@@ -2866,11 +2584,12 @@
                 <w:color w:val="141C2B"/>
                 <w:sz w:val="19"/>
               </w:rPr>
-              <w:t>the number of cyclists rose by almost forty per cent last winter</w:t>
-            </w:r>
-          </w:p>
-          <w:p>
-            <w:pPr>
+              <w:t>which students can work in silence until midnight</w:t>
+            </w:r>
+          </w:p>
+          <w:p>
+            <w:pPr>
+              <w:keepNext/>
               <w:keepLines/>
               <w:tabs>
                 <w:tab w:pos="879" w:val="left"/>
@@ -2906,11 +2625,12 @@
                 <w:color w:val="141C2B"/>
                 <w:sz w:val="19"/>
               </w:rPr>
-              <w:t>the municipality was planning to widen the pavements as well</w:t>
-            </w:r>
-          </w:p>
-          <w:p>
-            <w:pPr>
+              <w:t>when students can work in silence until midnight</w:t>
+            </w:r>
+          </w:p>
+          <w:p>
+            <w:pPr>
+              <w:keepNext/>
               <w:keepLines/>
               <w:tabs>
                 <w:tab w:pos="879" w:val="left"/>
@@ -2946,11 +2666,12 @@
                 <w:color w:val="141C2B"/>
                 <w:sz w:val="19"/>
               </w:rPr>
-              <w:t>the number of cyclists has risen by almost forty per cent</w:t>
-            </w:r>
-          </w:p>
-          <w:p>
-            <w:pPr>
+              <w:t>whose students can work in silence until midnight</w:t>
+            </w:r>
+          </w:p>
+          <w:p>
+            <w:pPr>
+              <w:keepNext/>
               <w:keepLines/>
               <w:tabs>
                 <w:tab w:pos="879" w:val="left"/>
@@ -2986,11 +2707,12 @@
                 <w:color w:val="141C2B"/>
                 <w:sz w:val="19"/>
               </w:rPr>
-              <w:t>drivers had complained about the loss of parking spaces</w:t>
-            </w:r>
-          </w:p>
-          <w:p>
-            <w:pPr>
+              <w:t>where students can work in silence until midnight</w:t>
+            </w:r>
+          </w:p>
+          <w:p>
+            <w:pPr>
+              <w:keepNext w:val="0"/>
               <w:keepLines/>
               <w:tabs>
                 <w:tab w:pos="879" w:val="left"/>
@@ -3026,7 +2748,7 @@
                 <w:color w:val="141C2B"/>
                 <w:sz w:val="19"/>
               </w:rPr>
-              <w:t>the air quality of the area is going to improve considerably</w:t>
+              <w:t>what students can work in silence until midnight</w:t>
             </w:r>
           </w:p>
         </w:tc>
@@ -3063,15 +2785,13 @@
         <w:gridCol w:w="10206"/>
       </w:tblGrid>
       <w:tr>
-        <w:trPr>
-          <w:cantSplit/>
-        </w:trPr>
         <w:tc>
           <w:tcPr>
             <w:tcW w:type="dxa" w:w="10206"/>
           </w:tcPr>
           <w:p>
             <w:pPr>
+              <w:keepNext/>
               <w:keepLines/>
               <w:tabs>
                 <w:tab w:pos="454" w:val="left"/>
@@ -3087,7 +2807,7 @@
                 <w:color w:val="1B335F"/>
                 <w:sz w:val="19"/>
               </w:rPr>
-              <w:t>34.</w:t>
+              <w:t>33.</w:t>
             </w:r>
             <w:r>
               <w:rPr>
@@ -3107,11 +2827,12 @@
                 <w:color w:val="141C2B"/>
                 <w:sz w:val="19"/>
               </w:rPr>
-              <w:t>Not only did the volunteers clean the beach, ----.</w:t>
-            </w:r>
-          </w:p>
-          <w:p>
-            <w:pPr>
+              <w:t>Ever since the new bicycle lanes were opened in the city centre, ----.</w:t>
+            </w:r>
+          </w:p>
+          <w:p>
+            <w:pPr>
+              <w:keepNext/>
               <w:keepLines/>
               <w:tabs>
                 <w:tab w:pos="879" w:val="left"/>
@@ -3147,11 +2868,12 @@
                 <w:color w:val="141C2B"/>
                 <w:sz w:val="19"/>
               </w:rPr>
-              <w:t>but they also planted more than two hundred young trees behind it</w:t>
-            </w:r>
-          </w:p>
-          <w:p>
-            <w:pPr>
+              <w:t>the number of cyclists rose by almost forty per cent last winter</w:t>
+            </w:r>
+          </w:p>
+          <w:p>
+            <w:pPr>
+              <w:keepNext/>
               <w:keepLines/>
               <w:tabs>
                 <w:tab w:pos="879" w:val="left"/>
@@ -3187,11 +2909,12 @@
                 <w:color w:val="141C2B"/>
                 <w:sz w:val="19"/>
               </w:rPr>
-              <w:t>and they planted more than two hundred young trees behind it</w:t>
-            </w:r>
-          </w:p>
-          <w:p>
-            <w:pPr>
+              <w:t>the municipality was planning to widen the pavements as well</w:t>
+            </w:r>
+          </w:p>
+          <w:p>
+            <w:pPr>
+              <w:keepNext/>
               <w:keepLines/>
               <w:tabs>
                 <w:tab w:pos="879" w:val="left"/>
@@ -3227,11 +2950,12 @@
                 <w:color w:val="141C2B"/>
                 <w:sz w:val="19"/>
               </w:rPr>
-              <w:t>so they planted more than two hundred young trees behind it</w:t>
-            </w:r>
-          </w:p>
-          <w:p>
-            <w:pPr>
+              <w:t>the number of cyclists has risen by almost forty per cent</w:t>
+            </w:r>
+          </w:p>
+          <w:p>
+            <w:pPr>
+              <w:keepNext/>
               <w:keepLines/>
               <w:tabs>
                 <w:tab w:pos="879" w:val="left"/>
@@ -3267,11 +2991,12 @@
                 <w:color w:val="141C2B"/>
                 <w:sz w:val="19"/>
               </w:rPr>
-              <w:t>they also planted more than two hundred young trees behind it</w:t>
-            </w:r>
-          </w:p>
-          <w:p>
-            <w:pPr>
+              <w:t>drivers had complained about the loss of parking spaces</w:t>
+            </w:r>
+          </w:p>
+          <w:p>
+            <w:pPr>
+              <w:keepNext w:val="0"/>
               <w:keepLines/>
               <w:tabs>
                 <w:tab w:pos="879" w:val="left"/>
@@ -3307,7 +3032,7 @@
                 <w:color w:val="141C2B"/>
                 <w:sz w:val="19"/>
               </w:rPr>
-              <w:t>although they planted more than two hundred young trees behind it</w:t>
+              <w:t>the air quality of the area is going to improve considerably</w:t>
             </w:r>
           </w:p>
         </w:tc>
@@ -3344,15 +3069,13 @@
         <w:gridCol w:w="10206"/>
       </w:tblGrid>
       <w:tr>
-        <w:trPr>
-          <w:cantSplit/>
-        </w:trPr>
         <w:tc>
           <w:tcPr>
             <w:tcW w:type="dxa" w:w="10206"/>
           </w:tcPr>
           <w:p>
             <w:pPr>
+              <w:keepNext/>
               <w:keepLines/>
               <w:tabs>
                 <w:tab w:pos="454" w:val="left"/>
@@ -3368,7 +3091,7 @@
                 <w:color w:val="1B335F"/>
                 <w:sz w:val="19"/>
               </w:rPr>
-              <w:t>35.</w:t>
+              <w:t>34.</w:t>
             </w:r>
             <w:r>
               <w:rPr>
@@ -3388,11 +3111,12 @@
                 <w:color w:val="141C2B"/>
                 <w:sz w:val="19"/>
               </w:rPr>
-              <w:t>If the shipment had left the port on Monday as planned, ----.</w:t>
-            </w:r>
-          </w:p>
-          <w:p>
-            <w:pPr>
+              <w:t>Not only did the volunteers clean the beach, ----.</w:t>
+            </w:r>
+          </w:p>
+          <w:p>
+            <w:pPr>
+              <w:keepNext/>
               <w:keepLines/>
               <w:tabs>
                 <w:tab w:pos="879" w:val="left"/>
@@ -3428,11 +3152,12 @@
                 <w:color w:val="141C2B"/>
                 <w:sz w:val="19"/>
               </w:rPr>
-              <w:t>the shop will receive the winter coats before the first snow</w:t>
-            </w:r>
-          </w:p>
-          <w:p>
-            <w:pPr>
+              <w:t>but they also planted more than two hundred young trees behind it</w:t>
+            </w:r>
+          </w:p>
+          <w:p>
+            <w:pPr>
+              <w:keepNext/>
               <w:keepLines/>
               <w:tabs>
                 <w:tab w:pos="879" w:val="left"/>
@@ -3468,11 +3193,12 @@
                 <w:color w:val="141C2B"/>
                 <w:sz w:val="19"/>
               </w:rPr>
-              <w:t>the shop would receive the winter coats before the first snow</w:t>
-            </w:r>
-          </w:p>
-          <w:p>
-            <w:pPr>
+              <w:t>and they planted more than two hundred young trees behind it</w:t>
+            </w:r>
+          </w:p>
+          <w:p>
+            <w:pPr>
+              <w:keepNext/>
               <w:keepLines/>
               <w:tabs>
                 <w:tab w:pos="879" w:val="left"/>
@@ -3508,11 +3234,12 @@
                 <w:color w:val="141C2B"/>
                 <w:sz w:val="19"/>
               </w:rPr>
-              <w:t>the shop received the winter coats before the first snow</w:t>
-            </w:r>
-          </w:p>
-          <w:p>
-            <w:pPr>
+              <w:t>so they planted more than two hundred young trees behind it</w:t>
+            </w:r>
+          </w:p>
+          <w:p>
+            <w:pPr>
+              <w:keepNext/>
               <w:keepLines/>
               <w:tabs>
                 <w:tab w:pos="879" w:val="left"/>
@@ -3548,11 +3275,12 @@
                 <w:color w:val="141C2B"/>
                 <w:sz w:val="19"/>
               </w:rPr>
-              <w:t>the shop would have received the winter coats before the first snow</w:t>
-            </w:r>
-          </w:p>
-          <w:p>
-            <w:pPr>
+              <w:t>they also planted more than two hundred young trees behind it</w:t>
+            </w:r>
+          </w:p>
+          <w:p>
+            <w:pPr>
+              <w:keepNext w:val="0"/>
               <w:keepLines/>
               <w:tabs>
                 <w:tab w:pos="879" w:val="left"/>
@@ -3588,7 +3316,7 @@
                 <w:color w:val="141C2B"/>
                 <w:sz w:val="19"/>
               </w:rPr>
-              <w:t>the shop has received the winter coats before the first snow</w:t>
+              <w:t>although they planted more than two hundred young trees behind it</w:t>
             </w:r>
           </w:p>
         </w:tc>
@@ -3625,15 +3353,13 @@
         <w:gridCol w:w="10206"/>
       </w:tblGrid>
       <w:tr>
-        <w:trPr>
-          <w:cantSplit/>
-        </w:trPr>
         <w:tc>
           <w:tcPr>
             <w:tcW w:type="dxa" w:w="10206"/>
           </w:tcPr>
           <w:p>
             <w:pPr>
+              <w:keepNext/>
               <w:keepLines/>
               <w:tabs>
                 <w:tab w:pos="454" w:val="left"/>
@@ -3649,7 +3375,7 @@
                 <w:color w:val="1B335F"/>
                 <w:sz w:val="19"/>
               </w:rPr>
-              <w:t>36.</w:t>
+              <w:t>35.</w:t>
             </w:r>
             <w:r>
               <w:rPr>
@@ -3669,11 +3395,12 @@
                 <w:color w:val="141C2B"/>
                 <w:sz w:val="19"/>
               </w:rPr>
-              <w:t>Even though the film received poor reviews from almost every critic, ----.</w:t>
-            </w:r>
-          </w:p>
-          <w:p>
-            <w:pPr>
+              <w:t>If the shipment had left the port on Monday as planned, ----.</w:t>
+            </w:r>
+          </w:p>
+          <w:p>
+            <w:pPr>
+              <w:keepNext/>
               <w:keepLines/>
               <w:tabs>
                 <w:tab w:pos="879" w:val="left"/>
@@ -3709,11 +3436,12 @@
                 <w:color w:val="141C2B"/>
                 <w:sz w:val="19"/>
               </w:rPr>
-              <w:t>audience numbers fell sharply in the second week</w:t>
-            </w:r>
-          </w:p>
-          <w:p>
-            <w:pPr>
+              <w:t>the shop will receive the winter coats before the first snow</w:t>
+            </w:r>
+          </w:p>
+          <w:p>
+            <w:pPr>
+              <w:keepNext/>
               <w:keepLines/>
               <w:tabs>
                 <w:tab w:pos="879" w:val="left"/>
@@ -3749,11 +3477,12 @@
                 <w:color w:val="141C2B"/>
                 <w:sz w:val="19"/>
               </w:rPr>
-              <w:t>it became one of the most watched productions of the year</w:t>
-            </w:r>
-          </w:p>
-          <w:p>
-            <w:pPr>
+              <w:t>the shop would receive the winter coats before the first snow</w:t>
+            </w:r>
+          </w:p>
+          <w:p>
+            <w:pPr>
+              <w:keepNext/>
               <w:keepLines/>
               <w:tabs>
                 <w:tab w:pos="879" w:val="left"/>
@@ -3789,11 +3518,12 @@
                 <w:color w:val="141C2B"/>
                 <w:sz w:val="19"/>
               </w:rPr>
-              <w:t>the director decided not to attend the award ceremony</w:t>
-            </w:r>
-          </w:p>
-          <w:p>
-            <w:pPr>
+              <w:t>the shop received the winter coats before the first snow</w:t>
+            </w:r>
+          </w:p>
+          <w:p>
+            <w:pPr>
+              <w:keepNext/>
               <w:keepLines/>
               <w:tabs>
                 <w:tab w:pos="879" w:val="left"/>
@@ -3829,11 +3559,296 @@
                 <w:color w:val="141C2B"/>
                 <w:sz w:val="19"/>
               </w:rPr>
+              <w:t>the shop would have received the winter coats before the first snow</w:t>
+            </w:r>
+          </w:p>
+          <w:p>
+            <w:pPr>
+              <w:keepNext w:val="0"/>
+              <w:keepLines/>
+              <w:tabs>
+                <w:tab w:pos="879" w:val="left"/>
+              </w:tabs>
+              <w:spacing w:before="0" w:after="40" w:line="247" w:lineRule="auto"/>
+              <w:ind w:left="879" w:right="0" w:hanging="351"/>
+            </w:pPr>
+            <w:r>
+              <w:rPr>
+                <w:rFonts w:ascii="Arial" w:hAnsi="Arial"/>
+                <w:b w:val="0"/>
+                <w:i w:val="0"/>
+                <w:color w:val="141C2B"/>
+                <w:sz w:val="19"/>
+              </w:rPr>
+              <w:t>E)</w:t>
+            </w:r>
+            <w:r>
+              <w:rPr>
+                <w:rFonts w:ascii="Arial" w:hAnsi="Arial"/>
+                <w:b w:val="0"/>
+                <w:i w:val="0"/>
+                <w:color w:val="141C2B"/>
+                <w:sz w:val="19"/>
+              </w:rPr>
+              <w:tab/>
+            </w:r>
+            <w:r>
+              <w:rPr>
+                <w:rFonts w:ascii="Arial" w:hAnsi="Arial"/>
+                <w:b w:val="0"/>
+                <w:i w:val="0"/>
+                <w:color w:val="141C2B"/>
+                <w:sz w:val="19"/>
+              </w:rPr>
+              <w:t>the shop has received the winter coats before the first snow</w:t>
+            </w:r>
+          </w:p>
+        </w:tc>
+      </w:tr>
+    </w:tbl>
+    <w:p>
+      <w:pPr>
+        <w:keepLines/>
+        <w:spacing w:before="0" w:after="100" w:line="245" w:lineRule="auto"/>
+        <w:ind w:left="0" w:right="0"/>
+      </w:pPr>
+    </w:p>
+    <w:tbl>
+      <w:tblPr>
+        <w:tblW w:w="5000" w:type="pct"/>
+        <w:tblBorders>
+          <w:top w:val="single" w:sz="4" w:space="0" w:color="8FA3BF"/>
+          <w:left w:val="single" w:sz="4" w:space="0" w:color="8FA3BF"/>
+          <w:bottom w:val="single" w:sz="4" w:space="0" w:color="8FA3BF"/>
+          <w:right w:val="single" w:sz="4" w:space="0" w:color="8FA3BF"/>
+          <w:insideH w:val="none" w:sz="0" w:space="0" w:color="auto"/>
+          <w:insideV w:val="none" w:sz="0" w:space="0" w:color="auto"/>
+        </w:tblBorders>
+        <w:tblLayout w:type="fixed"/>
+        <w:tblCellMar>
+          <w:top w:w="70" w:type="dxa"/>
+          <w:left w:w="110" w:type="dxa"/>
+          <w:bottom w:w="80" w:type="dxa"/>
+          <w:right w:w="110" w:type="dxa"/>
+        </w:tblCellMar>
+        <w:tblLook w:firstColumn="1" w:firstRow="1" w:lastColumn="0" w:lastRow="0" w:noHBand="0" w:noVBand="1" w:val="04A0"/>
+      </w:tblPr>
+      <w:tblGrid>
+        <w:gridCol w:w="10206"/>
+      </w:tblGrid>
+      <w:tr>
+        <w:tc>
+          <w:tcPr>
+            <w:tcW w:type="dxa" w:w="10206"/>
+          </w:tcPr>
+          <w:p>
+            <w:pPr>
+              <w:keepNext/>
+              <w:keepLines/>
+              <w:tabs>
+                <w:tab w:pos="454" w:val="left"/>
+              </w:tabs>
+              <w:spacing w:before="0" w:after="120" w:line="252" w:lineRule="auto"/>
+              <w:ind w:left="454" w:right="0" w:hanging="454"/>
+            </w:pPr>
+            <w:r>
+              <w:rPr>
+                <w:rFonts w:ascii="Arial" w:hAnsi="Arial"/>
+                <w:b/>
+                <w:i w:val="0"/>
+                <w:color w:val="1B335F"/>
+                <w:sz w:val="19"/>
+              </w:rPr>
+              <w:t>36.</w:t>
+            </w:r>
+            <w:r>
+              <w:rPr>
+                <w:rFonts w:ascii="Arial" w:hAnsi="Arial"/>
+                <w:b w:val="0"/>
+                <w:i w:val="0"/>
+                <w:color w:val="141C2B"/>
+                <w:sz w:val="19"/>
+              </w:rPr>
+              <w:tab/>
+            </w:r>
+            <w:r>
+              <w:rPr>
+                <w:rFonts w:ascii="Arial" w:hAnsi="Arial"/>
+                <w:b/>
+                <w:i w:val="0"/>
+                <w:color w:val="141C2B"/>
+                <w:sz w:val="19"/>
+              </w:rPr>
+              <w:t>Even though the film received poor reviews from almost every critic, ----.</w:t>
+            </w:r>
+          </w:p>
+          <w:p>
+            <w:pPr>
+              <w:keepNext/>
+              <w:keepLines/>
+              <w:tabs>
+                <w:tab w:pos="879" w:val="left"/>
+              </w:tabs>
+              <w:spacing w:before="0" w:after="40" w:line="247" w:lineRule="auto"/>
+              <w:ind w:left="879" w:right="0" w:hanging="351"/>
+            </w:pPr>
+            <w:r>
+              <w:rPr>
+                <w:rFonts w:ascii="Arial" w:hAnsi="Arial"/>
+                <w:b w:val="0"/>
+                <w:i w:val="0"/>
+                <w:color w:val="141C2B"/>
+                <w:sz w:val="19"/>
+              </w:rPr>
+              <w:t>A)</w:t>
+            </w:r>
+            <w:r>
+              <w:rPr>
+                <w:rFonts w:ascii="Arial" w:hAnsi="Arial"/>
+                <w:b w:val="0"/>
+                <w:i w:val="0"/>
+                <w:color w:val="141C2B"/>
+                <w:sz w:val="19"/>
+              </w:rPr>
+              <w:tab/>
+            </w:r>
+            <w:r>
+              <w:rPr>
+                <w:rFonts w:ascii="Arial" w:hAnsi="Arial"/>
+                <w:b w:val="0"/>
+                <w:i w:val="0"/>
+                <w:color w:val="141C2B"/>
+                <w:sz w:val="19"/>
+              </w:rPr>
+              <w:t>audience numbers fell sharply in the second week</w:t>
+            </w:r>
+          </w:p>
+          <w:p>
+            <w:pPr>
+              <w:keepNext/>
+              <w:keepLines/>
+              <w:tabs>
+                <w:tab w:pos="879" w:val="left"/>
+              </w:tabs>
+              <w:spacing w:before="0" w:after="40" w:line="247" w:lineRule="auto"/>
+              <w:ind w:left="879" w:right="0" w:hanging="351"/>
+            </w:pPr>
+            <w:r>
+              <w:rPr>
+                <w:rFonts w:ascii="Arial" w:hAnsi="Arial"/>
+                <w:b w:val="0"/>
+                <w:i w:val="0"/>
+                <w:color w:val="141C2B"/>
+                <w:sz w:val="19"/>
+              </w:rPr>
+              <w:t>B)</w:t>
+            </w:r>
+            <w:r>
+              <w:rPr>
+                <w:rFonts w:ascii="Arial" w:hAnsi="Arial"/>
+                <w:b w:val="0"/>
+                <w:i w:val="0"/>
+                <w:color w:val="141C2B"/>
+                <w:sz w:val="19"/>
+              </w:rPr>
+              <w:tab/>
+            </w:r>
+            <w:r>
+              <w:rPr>
+                <w:rFonts w:ascii="Arial" w:hAnsi="Arial"/>
+                <w:b w:val="0"/>
+                <w:i w:val="0"/>
+                <w:color w:val="141C2B"/>
+                <w:sz w:val="19"/>
+              </w:rPr>
+              <w:t>it became one of the most watched productions of the year</w:t>
+            </w:r>
+          </w:p>
+          <w:p>
+            <w:pPr>
+              <w:keepNext/>
+              <w:keepLines/>
+              <w:tabs>
+                <w:tab w:pos="879" w:val="left"/>
+              </w:tabs>
+              <w:spacing w:before="0" w:after="40" w:line="247" w:lineRule="auto"/>
+              <w:ind w:left="879" w:right="0" w:hanging="351"/>
+            </w:pPr>
+            <w:r>
+              <w:rPr>
+                <w:rFonts w:ascii="Arial" w:hAnsi="Arial"/>
+                <w:b w:val="0"/>
+                <w:i w:val="0"/>
+                <w:color w:val="141C2B"/>
+                <w:sz w:val="19"/>
+              </w:rPr>
+              <w:t>C)</w:t>
+            </w:r>
+            <w:r>
+              <w:rPr>
+                <w:rFonts w:ascii="Arial" w:hAnsi="Arial"/>
+                <w:b w:val="0"/>
+                <w:i w:val="0"/>
+                <w:color w:val="141C2B"/>
+                <w:sz w:val="19"/>
+              </w:rPr>
+              <w:tab/>
+            </w:r>
+            <w:r>
+              <w:rPr>
+                <w:rFonts w:ascii="Arial" w:hAnsi="Arial"/>
+                <w:b w:val="0"/>
+                <w:i w:val="0"/>
+                <w:color w:val="141C2B"/>
+                <w:sz w:val="19"/>
+              </w:rPr>
+              <w:t>the director decided not to attend the award ceremony</w:t>
+            </w:r>
+          </w:p>
+          <w:p>
+            <w:pPr>
+              <w:keepNext/>
+              <w:keepLines/>
+              <w:tabs>
+                <w:tab w:pos="879" w:val="left"/>
+              </w:tabs>
+              <w:spacing w:before="0" w:after="40" w:line="247" w:lineRule="auto"/>
+              <w:ind w:left="879" w:right="0" w:hanging="351"/>
+            </w:pPr>
+            <w:r>
+              <w:rPr>
+                <w:rFonts w:ascii="Arial" w:hAnsi="Arial"/>
+                <w:b w:val="0"/>
+                <w:i w:val="0"/>
+                <w:color w:val="141C2B"/>
+                <w:sz w:val="19"/>
+              </w:rPr>
+              <w:t>D)</w:t>
+            </w:r>
+            <w:r>
+              <w:rPr>
+                <w:rFonts w:ascii="Arial" w:hAnsi="Arial"/>
+                <w:b w:val="0"/>
+                <w:i w:val="0"/>
+                <w:color w:val="141C2B"/>
+                <w:sz w:val="19"/>
+              </w:rPr>
+              <w:tab/>
+            </w:r>
+            <w:r>
+              <w:rPr>
+                <w:rFonts w:ascii="Arial" w:hAnsi="Arial"/>
+                <w:b w:val="0"/>
+                <w:i w:val="0"/>
+                <w:color w:val="141C2B"/>
+                <w:sz w:val="19"/>
+              </w:rPr>
               <w:t>the studio spent very little money on advertising it</w:t>
             </w:r>
           </w:p>
           <w:p>
             <w:pPr>
+              <w:keepNext w:val="0"/>
               <w:keepLines/>
               <w:tabs>
                 <w:tab w:pos="879" w:val="left"/>
@@ -3917,9 +3932,6 @@
         <w:gridCol w:w="10206"/>
       </w:tblGrid>
       <w:tr>
-        <w:trPr>
-          <w:cantSplit/>
-        </w:trPr>
         <w:tc>
           <w:tcPr>
             <w:tcW w:type="dxa" w:w="10206"/>
@@ -3952,9 +3964,20 @@
         <w:ind w:left="0" w:right="0"/>
       </w:pPr>
     </w:p>
+    <w:p>
+      <w:pPr>
+        <w:sectPr>
+          <w:type w:val="continuous"/>
+          <w:pgSz w:w="11906" w:h="16838"/>
+          <w:pgMar w:top="850" w:right="850" w:bottom="794" w:left="850" w:header="454" w:footer="397" w:gutter="0"/>
+          <w:cols w:space="340" w:num="1" w:sep="0" w:equalWidth="1"/>
+          <w:docGrid w:linePitch="360"/>
+        </w:sectPr>
+      </w:pPr>
+    </w:p>
     <w:tbl>
       <w:tblPr>
-        <w:tblW w:w="3100" w:type="pct"/>
+        <w:tblW w:w="4800" w:type="pct"/>
         <w:tblBorders>
           <w:top w:val="single" w:sz="6" w:space="0" w:color="1B335F"/>
           <w:left w:val="single" w:sz="6" w:space="0" w:color="1B335F"/>
@@ -3976,9 +3999,6 @@
         <w:gridCol w:w="10206"/>
       </w:tblGrid>
       <w:tr>
-        <w:trPr>
-          <w:cantSplit/>
-        </w:trPr>
         <w:tc>
           <w:tcPr>
             <w:tcW w:type="dxa" w:w="10206"/>
@@ -4008,298 +4028,6 @@
                 <w:sz w:val="18"/>
               </w:rPr>
               <w:t>For these questions, choose the most accurate Turkish translation of the sentences in English, and the most accurate English translation of the sentences in Turkish.</w:t>
-            </w:r>
-          </w:p>
-        </w:tc>
-      </w:tr>
-    </w:tbl>
-    <w:p>
-      <w:pPr>
-        <w:keepLines/>
-        <w:spacing w:before="0" w:after="100" w:line="245" w:lineRule="auto"/>
-        <w:ind w:left="0" w:right="0"/>
-      </w:pPr>
-    </w:p>
-    <w:p>
-      <w:pPr>
-        <w:sectPr>
-          <w:type w:val="continuous"/>
-          <w:pgSz w:w="11906" w:h="16838"/>
-          <w:pgMar w:top="850" w:right="850" w:bottom="794" w:left="850" w:header="454" w:footer="397" w:gutter="0"/>
-          <w:cols w:space="340" w:num="1" w:sep="0" w:equalWidth="1"/>
-          <w:docGrid w:linePitch="360"/>
-        </w:sectPr>
-      </w:pPr>
-    </w:p>
-    <w:tbl>
-      <w:tblPr>
-        <w:tblW w:w="5000" w:type="pct"/>
-        <w:tblBorders>
-          <w:top w:val="single" w:sz="4" w:space="0" w:color="8FA3BF"/>
-          <w:left w:val="single" w:sz="4" w:space="0" w:color="8FA3BF"/>
-          <w:bottom w:val="single" w:sz="4" w:space="0" w:color="8FA3BF"/>
-          <w:right w:val="single" w:sz="4" w:space="0" w:color="8FA3BF"/>
-          <w:insideH w:val="none" w:sz="0" w:space="0" w:color="auto"/>
-          <w:insideV w:val="none" w:sz="0" w:space="0" w:color="auto"/>
-        </w:tblBorders>
-        <w:tblLayout w:type="fixed"/>
-        <w:tblCellMar>
-          <w:top w:w="70" w:type="dxa"/>
-          <w:left w:w="110" w:type="dxa"/>
-          <w:bottom w:w="80" w:type="dxa"/>
-          <w:right w:w="110" w:type="dxa"/>
-        </w:tblCellMar>
-        <w:tblLook w:firstColumn="1" w:firstRow="1" w:lastColumn="0" w:lastRow="0" w:noHBand="0" w:noVBand="1" w:val="04A0"/>
-      </w:tblPr>
-      <w:tblGrid>
-        <w:gridCol w:w="10206"/>
-      </w:tblGrid>
-      <w:tr>
-        <w:trPr>
-          <w:cantSplit/>
-        </w:trPr>
-        <w:tc>
-          <w:tcPr>
-            <w:tcW w:type="dxa" w:w="10206"/>
-          </w:tcPr>
-          <w:p>
-            <w:pPr>
-              <w:keepLines/>
-              <w:tabs>
-                <w:tab w:pos="454" w:val="left"/>
-              </w:tabs>
-              <w:spacing w:before="0" w:after="120" w:line="252" w:lineRule="auto"/>
-              <w:ind w:left="454" w:right="0" w:hanging="454"/>
-            </w:pPr>
-            <w:r>
-              <w:rPr>
-                <w:rFonts w:ascii="Arial" w:hAnsi="Arial"/>
-                <w:b/>
-                <w:i w:val="0"/>
-                <w:color w:val="1B335F"/>
-                <w:sz w:val="19"/>
-              </w:rPr>
-              <w:t>37.</w:t>
-            </w:r>
-            <w:r>
-              <w:rPr>
-                <w:rFonts w:ascii="Arial" w:hAnsi="Arial"/>
-                <w:b w:val="0"/>
-                <w:i w:val="0"/>
-                <w:color w:val="141C2B"/>
-                <w:sz w:val="19"/>
-              </w:rPr>
-              <w:tab/>
-            </w:r>
-            <w:r>
-              <w:rPr>
-                <w:rFonts w:ascii="Arial" w:hAnsi="Arial"/>
-                <w:b/>
-                <w:i w:val="0"/>
-                <w:color w:val="141C2B"/>
-                <w:sz w:val="19"/>
-              </w:rPr>
-              <w:t>Few of the volunteers who joined the project last summer had any previous experience of working with children.</w:t>
-            </w:r>
-          </w:p>
-          <w:p>
-            <w:pPr>
-              <w:keepLines/>
-              <w:tabs>
-                <w:tab w:pos="879" w:val="left"/>
-              </w:tabs>
-              <w:spacing w:before="0" w:after="40" w:line="247" w:lineRule="auto"/>
-              <w:ind w:left="879" w:right="0" w:hanging="351"/>
-            </w:pPr>
-            <w:r>
-              <w:rPr>
-                <w:rFonts w:ascii="Arial" w:hAnsi="Arial"/>
-                <w:b w:val="0"/>
-                <w:i w:val="0"/>
-                <w:color w:val="141C2B"/>
-                <w:sz w:val="19"/>
-              </w:rPr>
-              <w:t>A)</w:t>
-            </w:r>
-            <w:r>
-              <w:rPr>
-                <w:rFonts w:ascii="Arial" w:hAnsi="Arial"/>
-                <w:b w:val="0"/>
-                <w:i w:val="0"/>
-                <w:color w:val="141C2B"/>
-                <w:sz w:val="19"/>
-              </w:rPr>
-              <w:tab/>
-            </w:r>
-            <w:r>
-              <w:rPr>
-                <w:rFonts w:ascii="Arial" w:hAnsi="Arial"/>
-                <w:b w:val="0"/>
-                <w:i w:val="0"/>
-                <w:color w:val="141C2B"/>
-                <w:sz w:val="19"/>
-              </w:rPr>
-              <w:t>Geçen yaz projeye katılan gönüllülerin birçoğunun, çocuklarla çalışma konusunda daha önce edinilmiş bir deneyimi vardı.</w:t>
-            </w:r>
-          </w:p>
-          <w:p>
-            <w:pPr>
-              <w:keepLines/>
-              <w:tabs>
-                <w:tab w:pos="879" w:val="left"/>
-              </w:tabs>
-              <w:spacing w:before="0" w:after="40" w:line="247" w:lineRule="auto"/>
-              <w:ind w:left="879" w:right="0" w:hanging="351"/>
-            </w:pPr>
-            <w:r>
-              <w:rPr>
-                <w:rFonts w:ascii="Arial" w:hAnsi="Arial"/>
-                <w:b w:val="0"/>
-                <w:i w:val="0"/>
-                <w:color w:val="141C2B"/>
-                <w:sz w:val="19"/>
-              </w:rPr>
-              <w:t>B)</w:t>
-            </w:r>
-            <w:r>
-              <w:rPr>
-                <w:rFonts w:ascii="Arial" w:hAnsi="Arial"/>
-                <w:b w:val="0"/>
-                <w:i w:val="0"/>
-                <w:color w:val="141C2B"/>
-                <w:sz w:val="19"/>
-              </w:rPr>
-              <w:tab/>
-            </w:r>
-            <w:r>
-              <w:rPr>
-                <w:rFonts w:ascii="Arial" w:hAnsi="Arial"/>
-                <w:b w:val="0"/>
-                <w:i w:val="0"/>
-                <w:color w:val="141C2B"/>
-                <w:sz w:val="19"/>
-              </w:rPr>
-              <w:t>Geçen yaz projeye katılan gönüllüler, çocuklarla çalışma konusunda daha önce hiçbir deneyim edinmemişti.</w:t>
-            </w:r>
-          </w:p>
-          <w:p>
-            <w:pPr>
-              <w:keepLines/>
-              <w:tabs>
-                <w:tab w:pos="879" w:val="left"/>
-              </w:tabs>
-              <w:spacing w:before="0" w:after="40" w:line="247" w:lineRule="auto"/>
-              <w:ind w:left="879" w:right="0" w:hanging="351"/>
-            </w:pPr>
-            <w:r>
-              <w:rPr>
-                <w:rFonts w:ascii="Arial" w:hAnsi="Arial"/>
-                <w:b w:val="0"/>
-                <w:i w:val="0"/>
-                <w:color w:val="141C2B"/>
-                <w:sz w:val="19"/>
-              </w:rPr>
-              <w:t>C)</w:t>
-            </w:r>
-            <w:r>
-              <w:rPr>
-                <w:rFonts w:ascii="Arial" w:hAnsi="Arial"/>
-                <w:b w:val="0"/>
-                <w:i w:val="0"/>
-                <w:color w:val="141C2B"/>
-                <w:sz w:val="19"/>
-              </w:rPr>
-              <w:tab/>
-            </w:r>
-            <w:r>
-              <w:rPr>
-                <w:rFonts w:ascii="Arial" w:hAnsi="Arial"/>
-                <w:b w:val="0"/>
-                <w:i w:val="0"/>
-                <w:color w:val="141C2B"/>
-                <w:sz w:val="19"/>
-              </w:rPr>
-              <w:t>Projeye geçen yaz katılan birkaç gönüllü, çocuklarla çalışma konusunda oldukça deneyimliydi.</w:t>
-            </w:r>
-          </w:p>
-          <w:p>
-            <w:pPr>
-              <w:keepLines/>
-              <w:tabs>
-                <w:tab w:pos="879" w:val="left"/>
-              </w:tabs>
-              <w:spacing w:before="0" w:after="40" w:line="247" w:lineRule="auto"/>
-              <w:ind w:left="879" w:right="0" w:hanging="351"/>
-            </w:pPr>
-            <w:r>
-              <w:rPr>
-                <w:rFonts w:ascii="Arial" w:hAnsi="Arial"/>
-                <w:b w:val="0"/>
-                <w:i w:val="0"/>
-                <w:color w:val="141C2B"/>
-                <w:sz w:val="19"/>
-              </w:rPr>
-              <w:t>D)</w:t>
-            </w:r>
-            <w:r>
-              <w:rPr>
-                <w:rFonts w:ascii="Arial" w:hAnsi="Arial"/>
-                <w:b w:val="0"/>
-                <w:i w:val="0"/>
-                <w:color w:val="141C2B"/>
-                <w:sz w:val="19"/>
-              </w:rPr>
-              <w:tab/>
-            </w:r>
-            <w:r>
-              <w:rPr>
-                <w:rFonts w:ascii="Arial" w:hAnsi="Arial"/>
-                <w:b w:val="0"/>
-                <w:i w:val="0"/>
-                <w:color w:val="141C2B"/>
-                <w:sz w:val="19"/>
-              </w:rPr>
-              <w:t>Geçen yaz projeye katılan gönüllülerin çoğu, daha önce de çocuklarla çalışmıştı.</w:t>
-            </w:r>
-          </w:p>
-          <w:p>
-            <w:pPr>
-              <w:keepLines/>
-              <w:tabs>
-                <w:tab w:pos="879" w:val="left"/>
-              </w:tabs>
-              <w:spacing w:before="0" w:after="40" w:line="247" w:lineRule="auto"/>
-              <w:ind w:left="879" w:right="0" w:hanging="351"/>
-            </w:pPr>
-            <w:r>
-              <w:rPr>
-                <w:rFonts w:ascii="Arial" w:hAnsi="Arial"/>
-                <w:b w:val="0"/>
-                <w:i w:val="0"/>
-                <w:color w:val="141C2B"/>
-                <w:sz w:val="19"/>
-              </w:rPr>
-              <w:t>E)</w:t>
-            </w:r>
-            <w:r>
-              <w:rPr>
-                <w:rFonts w:ascii="Arial" w:hAnsi="Arial"/>
-                <w:b w:val="0"/>
-                <w:i w:val="0"/>
-                <w:color w:val="141C2B"/>
-                <w:sz w:val="19"/>
-              </w:rPr>
-              <w:tab/>
-            </w:r>
-            <w:r>
-              <w:rPr>
-                <w:rFonts w:ascii="Arial" w:hAnsi="Arial"/>
-                <w:b w:val="0"/>
-                <w:i w:val="0"/>
-                <w:color w:val="141C2B"/>
-                <w:sz w:val="19"/>
-              </w:rPr>
-              <w:t>Geçen yaz projeye katılan gönüllülerin çok azının, çocuklarla çalışma konusunda daha önce edinilmiş bir deneyimi vardı.</w:t>
             </w:r>
           </w:p>
         </w:tc>
@@ -4336,15 +4064,13 @@
         <w:gridCol w:w="10206"/>
       </w:tblGrid>
       <w:tr>
-        <w:trPr>
-          <w:cantSplit/>
-        </w:trPr>
         <w:tc>
           <w:tcPr>
             <w:tcW w:type="dxa" w:w="10206"/>
           </w:tcPr>
           <w:p>
             <w:pPr>
+              <w:keepNext/>
               <w:keepLines/>
               <w:tabs>
                 <w:tab w:pos="454" w:val="left"/>
@@ -4360,7 +4086,7 @@
                 <w:color w:val="1B335F"/>
                 <w:sz w:val="19"/>
               </w:rPr>
-              <w:t>38.</w:t>
+              <w:t>37.</w:t>
             </w:r>
             <w:r>
               <w:rPr>
@@ -4380,11 +4106,12 @@
                 <w:color w:val="141C2B"/>
                 <w:sz w:val="19"/>
               </w:rPr>
-              <w:t>Not until the second week of the trial did the lawyers realise that a crucial document was missing from the file.</w:t>
-            </w:r>
-          </w:p>
-          <w:p>
-            <w:pPr>
+              <w:t>Few of the volunteers who joined the project last summer had any previous experience of working with children.</w:t>
+            </w:r>
+          </w:p>
+          <w:p>
+            <w:pPr>
+              <w:keepNext/>
               <w:keepLines/>
               <w:tabs>
                 <w:tab w:pos="879" w:val="left"/>
@@ -4420,11 +4147,12 @@
                 <w:color w:val="141C2B"/>
                 <w:sz w:val="19"/>
               </w:rPr>
-              <w:t>Avukatlar, dosyada çok önemli bir belgenin eksik olduğunu ancak duruşmanın ikinci haftasında fark etti.</w:t>
-            </w:r>
-          </w:p>
-          <w:p>
-            <w:pPr>
+              <w:t>Geçen yaz projeye katılan gönüllülerin birçoğunun, çocuklarla çalışma konusunda daha önce edinilmiş bir deneyimi vardı.</w:t>
+            </w:r>
+          </w:p>
+          <w:p>
+            <w:pPr>
+              <w:keepNext/>
               <w:keepLines/>
               <w:tabs>
                 <w:tab w:pos="879" w:val="left"/>
@@ -4460,11 +4188,12 @@
                 <w:color w:val="141C2B"/>
                 <w:sz w:val="19"/>
               </w:rPr>
-              <w:t>Avukatlar duruşmanın ikinci haftasında, dosyada çok önemli bir belgenin eksik olmadığını fark etti.</w:t>
-            </w:r>
-          </w:p>
-          <w:p>
-            <w:pPr>
+              <w:t>Geçen yaz projeye katılan gönüllüler, çocuklarla çalışma konusunda daha önce hiçbir deneyim edinmemişti.</w:t>
+            </w:r>
+          </w:p>
+          <w:p>
+            <w:pPr>
+              <w:keepNext/>
               <w:keepLines/>
               <w:tabs>
                 <w:tab w:pos="879" w:val="left"/>
@@ -4500,11 +4229,12 @@
                 <w:color w:val="141C2B"/>
                 <w:sz w:val="19"/>
               </w:rPr>
-              <w:t>Duruşmanın ikinci haftasından önce avukatlar, dosyada çok önemli bir belgenin eksik olabileceğini düşünmüştü.</w:t>
-            </w:r>
-          </w:p>
-          <w:p>
-            <w:pPr>
+              <w:t>Projeye geçen yaz katılan birkaç gönüllü, çocuklarla çalışma konusunda oldukça deneyimliydi.</w:t>
+            </w:r>
+          </w:p>
+          <w:p>
+            <w:pPr>
+              <w:keepNext/>
               <w:keepLines/>
               <w:tabs>
                 <w:tab w:pos="879" w:val="left"/>
@@ -4540,11 +4270,12 @@
                 <w:color w:val="141C2B"/>
                 <w:sz w:val="19"/>
               </w:rPr>
-              <w:t>Avukatlar dosyada çok önemli bir belgenin eksik olduğunu fark edene kadar duruşma iki hafta sürdü.</w:t>
-            </w:r>
-          </w:p>
-          <w:p>
-            <w:pPr>
+              <w:t>Geçen yaz projeye katılan gönüllülerin çoğu, daha önce de çocuklarla çalışmıştı.</w:t>
+            </w:r>
+          </w:p>
+          <w:p>
+            <w:pPr>
+              <w:keepNext w:val="0"/>
               <w:keepLines/>
               <w:tabs>
                 <w:tab w:pos="879" w:val="left"/>
@@ -4580,7 +4311,7 @@
                 <w:color w:val="141C2B"/>
                 <w:sz w:val="19"/>
               </w:rPr>
-              <w:t>Dosyadaki çok önemli bir belge, ancak duruşmanın ikinci haftasında avukatlar tarafından çıkarılmıştı.</w:t>
+              <w:t>Geçen yaz projeye katılan gönüllülerin çok azının, çocuklarla çalışma konusunda daha önce edinilmiş bir deneyimi vardı.</w:t>
             </w:r>
           </w:p>
         </w:tc>
@@ -4617,15 +4348,13 @@
         <w:gridCol w:w="10206"/>
       </w:tblGrid>
       <w:tr>
-        <w:trPr>
-          <w:cantSplit/>
-        </w:trPr>
         <w:tc>
           <w:tcPr>
             <w:tcW w:type="dxa" w:w="10206"/>
           </w:tcPr>
           <w:p>
             <w:pPr>
+              <w:keepNext/>
               <w:keepLines/>
               <w:tabs>
                 <w:tab w:pos="454" w:val="left"/>
@@ -4641,7 +4370,7 @@
                 <w:color w:val="1B335F"/>
                 <w:sz w:val="19"/>
               </w:rPr>
-              <w:t>39.</w:t>
+              <w:t>38.</w:t>
             </w:r>
             <w:r>
               <w:rPr>
@@ -4661,11 +4390,12 @@
                 <w:color w:val="141C2B"/>
                 <w:sz w:val="19"/>
               </w:rPr>
-              <w:t>The committee neither approved the new budget nor explained why it had rejected the previous one.</w:t>
-            </w:r>
-          </w:p>
-          <w:p>
-            <w:pPr>
+              <w:t>Not until the second week of the trial did the lawyers realise that a crucial document was missing from the file.</w:t>
+            </w:r>
+          </w:p>
+          <w:p>
+            <w:pPr>
+              <w:keepNext/>
               <w:keepLines/>
               <w:tabs>
                 <w:tab w:pos="879" w:val="left"/>
@@ -4701,11 +4431,12 @@
                 <w:color w:val="141C2B"/>
                 <w:sz w:val="19"/>
               </w:rPr>
-              <w:t>Komite yeni bütçeyi onaylamadı ama bir önceki bütçeyi neden reddettiğini açıkladı.</w:t>
-            </w:r>
-          </w:p>
-          <w:p>
-            <w:pPr>
+              <w:t>Avukatlar, dosyada çok önemli bir belgenin eksik olduğunu ancak duruşmanın ikinci haftasında fark etti.</w:t>
+            </w:r>
+          </w:p>
+          <w:p>
+            <w:pPr>
+              <w:keepNext/>
               <w:keepLines/>
               <w:tabs>
                 <w:tab w:pos="879" w:val="left"/>
@@ -4741,11 +4472,12 @@
                 <w:color w:val="141C2B"/>
                 <w:sz w:val="19"/>
               </w:rPr>
-              <w:t>Komite yeni bütçeyi onayladı; ancak bir önceki bütçeyi neden reddettiğini açıklamadı.</w:t>
-            </w:r>
-          </w:p>
-          <w:p>
-            <w:pPr>
+              <w:t>Avukatlar duruşmanın ikinci haftasında, dosyada çok önemli bir belgenin eksik olmadığını fark etti.</w:t>
+            </w:r>
+          </w:p>
+          <w:p>
+            <w:pPr>
+              <w:keepNext/>
               <w:keepLines/>
               <w:tabs>
                 <w:tab w:pos="879" w:val="left"/>
@@ -4781,11 +4513,12 @@
                 <w:color w:val="141C2B"/>
                 <w:sz w:val="19"/>
               </w:rPr>
-              <w:t>Komite ne yeni bütçeyi onayladı ne de bir önceki bütçeyi neden reddettiğini açıkladı.</w:t>
-            </w:r>
-          </w:p>
-          <w:p>
-            <w:pPr>
+              <w:t>Duruşmanın ikinci haftasından önce avukatlar, dosyada çok önemli bir belgenin eksik olabileceğini düşünmüştü.</w:t>
+            </w:r>
+          </w:p>
+          <w:p>
+            <w:pPr>
+              <w:keepNext/>
               <w:keepLines/>
               <w:tabs>
                 <w:tab w:pos="879" w:val="left"/>
@@ -4821,11 +4554,12 @@
                 <w:color w:val="141C2B"/>
                 <w:sz w:val="19"/>
               </w:rPr>
-              <w:t>Komite, bir önceki bütçeyi reddettiği için yeni bütçeyi de onaylamadı.</w:t>
-            </w:r>
-          </w:p>
-          <w:p>
-            <w:pPr>
+              <w:t>Avukatlar dosyada çok önemli bir belgenin eksik olduğunu fark edene kadar duruşma iki hafta sürdü.</w:t>
+            </w:r>
+          </w:p>
+          <w:p>
+            <w:pPr>
+              <w:keepNext w:val="0"/>
               <w:keepLines/>
               <w:tabs>
                 <w:tab w:pos="879" w:val="left"/>
@@ -4861,7 +4595,7 @@
                 <w:color w:val="141C2B"/>
                 <w:sz w:val="19"/>
               </w:rPr>
-              <w:t>Komite ne yeni bütçeyi ne de bir önceki bütçeyi değerlendirmeye aldı.</w:t>
+              <w:t>Dosyadaki çok önemli bir belge, ancak duruşmanın ikinci haftasında avukatlar tarafından çıkarılmıştı.</w:t>
             </w:r>
           </w:p>
         </w:tc>
@@ -4898,15 +4632,13 @@
         <w:gridCol w:w="10206"/>
       </w:tblGrid>
       <w:tr>
-        <w:trPr>
-          <w:cantSplit/>
-        </w:trPr>
         <w:tc>
           <w:tcPr>
             <w:tcW w:type="dxa" w:w="10206"/>
           </w:tcPr>
           <w:p>
             <w:pPr>
+              <w:keepNext/>
               <w:keepLines/>
               <w:tabs>
                 <w:tab w:pos="454" w:val="left"/>
@@ -4922,7 +4654,7 @@
                 <w:color w:val="1B335F"/>
                 <w:sz w:val="19"/>
               </w:rPr>
-              <w:t>40.</w:t>
+              <w:t>39.</w:t>
             </w:r>
             <w:r>
               <w:rPr>
@@ -4942,11 +4674,12 @@
                 <w:color w:val="141C2B"/>
                 <w:sz w:val="19"/>
               </w:rPr>
-              <w:t>Kütüphanenin üst katındaki okuma salonları, sınav dönemlerinde sabahın çok erken saatlerinden itibaren doluyor.</w:t>
-            </w:r>
-          </w:p>
-          <w:p>
-            <w:pPr>
+              <w:t>The committee neither approved the new budget nor explained why it had rejected the previous one.</w:t>
+            </w:r>
+          </w:p>
+          <w:p>
+            <w:pPr>
+              <w:keepNext/>
               <w:keepLines/>
               <w:tabs>
                 <w:tab w:pos="879" w:val="left"/>
@@ -4982,11 +4715,12 @@
                 <w:color w:val="141C2B"/>
                 <w:sz w:val="19"/>
               </w:rPr>
-              <w:t>The reading rooms on the top floor of the library fills up from the very early hours of the morning during exam periods.</w:t>
-            </w:r>
-          </w:p>
-          <w:p>
-            <w:pPr>
+              <w:t>Komite yeni bütçeyi onaylamadı ama bir önceki bütçeyi neden reddettiğini açıkladı.</w:t>
+            </w:r>
+          </w:p>
+          <w:p>
+            <w:pPr>
+              <w:keepNext/>
               <w:keepLines/>
               <w:tabs>
                 <w:tab w:pos="879" w:val="left"/>
@@ -5022,11 +4756,12 @@
                 <w:color w:val="141C2B"/>
                 <w:sz w:val="19"/>
               </w:rPr>
-              <w:t>The reading rooms on the top floor of the library fill up from the very early hours of the morning during exam periods.</w:t>
-            </w:r>
-          </w:p>
-          <w:p>
-            <w:pPr>
+              <w:t>Komite yeni bütçeyi onayladı; ancak bir önceki bütçeyi neden reddettiğini açıklamadı.</w:t>
+            </w:r>
+          </w:p>
+          <w:p>
+            <w:pPr>
+              <w:keepNext/>
               <w:keepLines/>
               <w:tabs>
                 <w:tab w:pos="879" w:val="left"/>
@@ -5062,11 +4797,12 @@
                 <w:color w:val="141C2B"/>
                 <w:sz w:val="19"/>
               </w:rPr>
-              <w:t>The reading rooms on the top floor of the library are filled up by the very early hours of the morning during exam periods.</w:t>
-            </w:r>
-          </w:p>
-          <w:p>
-            <w:pPr>
+              <w:t>Komite ne yeni bütçeyi onayladı ne de bir önceki bütçeyi neden reddettiğini açıkladı.</w:t>
+            </w:r>
+          </w:p>
+          <w:p>
+            <w:pPr>
+              <w:keepNext/>
               <w:keepLines/>
               <w:tabs>
                 <w:tab w:pos="879" w:val="left"/>
@@ -5102,11 +4838,12 @@
                 <w:color w:val="141C2B"/>
                 <w:sz w:val="19"/>
               </w:rPr>
-              <w:t>The library, whose top floor fills up from the very early hours of the morning, has reading rooms that are used during exam periods.</w:t>
-            </w:r>
-          </w:p>
-          <w:p>
-            <w:pPr>
+              <w:t>Komite, bir önceki bütçeyi reddettiği için yeni bütçeyi de onaylamadı.</w:t>
+            </w:r>
+          </w:p>
+          <w:p>
+            <w:pPr>
+              <w:keepNext w:val="0"/>
               <w:keepLines/>
               <w:tabs>
                 <w:tab w:pos="879" w:val="left"/>
@@ -5142,7 +4879,7 @@
                 <w:color w:val="141C2B"/>
                 <w:sz w:val="19"/>
               </w:rPr>
-              <w:t>During exam periods, the reading rooms on the top floor of the library are rarely full before the very early hours of the morning.</w:t>
+              <w:t>Komite ne yeni bütçeyi ne de bir önceki bütçeyi değerlendirmeye aldı.</w:t>
             </w:r>
           </w:p>
         </w:tc>
@@ -5179,15 +4916,13 @@
         <w:gridCol w:w="10206"/>
       </w:tblGrid>
       <w:tr>
-        <w:trPr>
-          <w:cantSplit/>
-        </w:trPr>
         <w:tc>
           <w:tcPr>
             <w:tcW w:type="dxa" w:w="10206"/>
           </w:tcPr>
           <w:p>
             <w:pPr>
+              <w:keepNext/>
               <w:keepLines/>
               <w:tabs>
                 <w:tab w:pos="454" w:val="left"/>
@@ -5203,7 +4938,7 @@
                 <w:color w:val="1B335F"/>
                 <w:sz w:val="19"/>
               </w:rPr>
-              <w:t>41.</w:t>
+              <w:t>40.</w:t>
             </w:r>
             <w:r>
               <w:rPr>
@@ -5223,11 +4958,12 @@
                 <w:color w:val="141C2B"/>
                 <w:sz w:val="19"/>
               </w:rPr>
-              <w:t>Şehrin eski limanı, restore edildikten sonra görülmeye değer bir yere dönüştü.</w:t>
-            </w:r>
-          </w:p>
-          <w:p>
-            <w:pPr>
+              <w:t>Kütüphanenin üst katındaki okuma salonları, sınav dönemlerinde sabahın çok erken saatlerinden itibaren doluyor.</w:t>
+            </w:r>
+          </w:p>
+          <w:p>
+            <w:pPr>
+              <w:keepNext/>
               <w:keepLines/>
               <w:tabs>
                 <w:tab w:pos="879" w:val="left"/>
@@ -5263,11 +4999,12 @@
                 <w:color w:val="141C2B"/>
                 <w:sz w:val="19"/>
               </w:rPr>
-              <w:t>After it was restored, the old harbour of the city turned into a place worth to see.</w:t>
-            </w:r>
-          </w:p>
-          <w:p>
-            <w:pPr>
+              <w:t>The reading rooms on the top floor of the library fills up from the very early hours of the morning during exam periods.</w:t>
+            </w:r>
+          </w:p>
+          <w:p>
+            <w:pPr>
+              <w:keepNext/>
               <w:keepLines/>
               <w:tabs>
                 <w:tab w:pos="879" w:val="left"/>
@@ -5303,11 +5040,12 @@
                 <w:color w:val="141C2B"/>
                 <w:sz w:val="19"/>
               </w:rPr>
-              <w:t>The old harbour of the city was worth seeing before it was restored.</w:t>
-            </w:r>
-          </w:p>
-          <w:p>
-            <w:pPr>
+              <w:t>The reading rooms on the top floor of the library fill up from the very early hours of the morning during exam periods.</w:t>
+            </w:r>
+          </w:p>
+          <w:p>
+            <w:pPr>
+              <w:keepNext/>
               <w:keepLines/>
               <w:tabs>
                 <w:tab w:pos="879" w:val="left"/>
@@ -5343,11 +5081,12 @@
                 <w:color w:val="141C2B"/>
                 <w:sz w:val="19"/>
               </w:rPr>
-              <w:t>The old harbour of the city, which is worth being seen, was restored a short time ago.</w:t>
-            </w:r>
-          </w:p>
-          <w:p>
-            <w:pPr>
+              <w:t>The reading rooms on the top floor of the library are filled up by the very early hours of the morning during exam periods.</w:t>
+            </w:r>
+          </w:p>
+          <w:p>
+            <w:pPr>
+              <w:keepNext/>
               <w:keepLines/>
               <w:tabs>
                 <w:tab w:pos="879" w:val="left"/>
@@ -5383,11 +5122,12 @@
                 <w:color w:val="141C2B"/>
                 <w:sz w:val="19"/>
               </w:rPr>
-              <w:t>After it was restored, the old harbour of the city turned into a place worth seeing.</w:t>
-            </w:r>
-          </w:p>
-          <w:p>
-            <w:pPr>
+              <w:t>The library, whose top floor fills up from the very early hours of the morning, has reading rooms that are used during exam periods.</w:t>
+            </w:r>
+          </w:p>
+          <w:p>
+            <w:pPr>
+              <w:keepNext w:val="0"/>
               <w:keepLines/>
               <w:tabs>
                 <w:tab w:pos="879" w:val="left"/>
@@ -5423,7 +5163,7 @@
                 <w:color w:val="141C2B"/>
                 <w:sz w:val="19"/>
               </w:rPr>
-              <w:t>Unless it is restored, the old harbour of the city will not be a place worth seeing.</w:t>
+              <w:t>During exam periods, the reading rooms on the top floor of the library are rarely full before the very early hours of the morning.</w:t>
             </w:r>
           </w:p>
         </w:tc>
@@ -5460,15 +5200,13 @@
         <w:gridCol w:w="10206"/>
       </w:tblGrid>
       <w:tr>
-        <w:trPr>
-          <w:cantSplit/>
-        </w:trPr>
         <w:tc>
           <w:tcPr>
             <w:tcW w:type="dxa" w:w="10206"/>
           </w:tcPr>
           <w:p>
             <w:pPr>
+              <w:keepNext/>
               <w:keepLines/>
               <w:tabs>
                 <w:tab w:pos="454" w:val="left"/>
@@ -5484,7 +5222,7 @@
                 <w:color w:val="1B335F"/>
                 <w:sz w:val="19"/>
               </w:rPr>
-              <w:t>42.</w:t>
+              <w:t>41.</w:t>
             </w:r>
             <w:r>
               <w:rPr>
@@ -5504,11 +5242,12 @@
                 <w:color w:val="141C2B"/>
                 <w:sz w:val="19"/>
               </w:rPr>
-              <w:t>Babası yıllarca bu fabrikada çalışmış olan mühendis, üretim hattını yeniden tasarlamakla görevlendirildi.</w:t>
-            </w:r>
-          </w:p>
-          <w:p>
-            <w:pPr>
+              <w:t>Şehrin eski limanı, restore edildikten sonra görülmeye değer bir yere dönüştü.</w:t>
+            </w:r>
+          </w:p>
+          <w:p>
+            <w:pPr>
+              <w:keepNext/>
               <w:keepLines/>
               <w:tabs>
                 <w:tab w:pos="879" w:val="left"/>
@@ -5544,11 +5283,12 @@
                 <w:color w:val="141C2B"/>
                 <w:sz w:val="19"/>
               </w:rPr>
-              <w:t>The engineer whose father had worked in this factory for years was assigned to redesign the production line.</w:t>
-            </w:r>
-          </w:p>
-          <w:p>
-            <w:pPr>
+              <w:t>After it was restored, the old harbour of the city turned into a place worth to see.</w:t>
+            </w:r>
+          </w:p>
+          <w:p>
+            <w:pPr>
+              <w:keepNext/>
               <w:keepLines/>
               <w:tabs>
                 <w:tab w:pos="879" w:val="left"/>
@@ -5584,11 +5324,12 @@
                 <w:color w:val="141C2B"/>
                 <w:sz w:val="19"/>
               </w:rPr>
-              <w:t>The engineer who his father had worked in this factory for years was assigned to redesign the production line.</w:t>
-            </w:r>
-          </w:p>
-          <w:p>
-            <w:pPr>
+              <w:t>The old harbour of the city was worth seeing before it was restored.</w:t>
+            </w:r>
+          </w:p>
+          <w:p>
+            <w:pPr>
+              <w:keepNext/>
               <w:keepLines/>
               <w:tabs>
                 <w:tab w:pos="879" w:val="left"/>
@@ -5624,11 +5365,12 @@
                 <w:color w:val="141C2B"/>
                 <w:sz w:val="19"/>
               </w:rPr>
-              <w:t>The engineer, which father had worked in this factory for years, was assigned to redesign the production line.</w:t>
-            </w:r>
-          </w:p>
-          <w:p>
-            <w:pPr>
+              <w:t>The old harbour of the city, which is worth being seen, was restored a short time ago.</w:t>
+            </w:r>
+          </w:p>
+          <w:p>
+            <w:pPr>
+              <w:keepNext/>
               <w:keepLines/>
               <w:tabs>
                 <w:tab w:pos="879" w:val="left"/>
@@ -5664,11 +5406,296 @@
                 <w:color w:val="141C2B"/>
                 <w:sz w:val="19"/>
               </w:rPr>
+              <w:t>After it was restored, the old harbour of the city turned into a place worth seeing.</w:t>
+            </w:r>
+          </w:p>
+          <w:p>
+            <w:pPr>
+              <w:keepNext w:val="0"/>
+              <w:keepLines/>
+              <w:tabs>
+                <w:tab w:pos="879" w:val="left"/>
+              </w:tabs>
+              <w:spacing w:before="0" w:after="40" w:line="247" w:lineRule="auto"/>
+              <w:ind w:left="879" w:right="0" w:hanging="351"/>
+            </w:pPr>
+            <w:r>
+              <w:rPr>
+                <w:rFonts w:ascii="Arial" w:hAnsi="Arial"/>
+                <w:b w:val="0"/>
+                <w:i w:val="0"/>
+                <w:color w:val="141C2B"/>
+                <w:sz w:val="19"/>
+              </w:rPr>
+              <w:t>E)</w:t>
+            </w:r>
+            <w:r>
+              <w:rPr>
+                <w:rFonts w:ascii="Arial" w:hAnsi="Arial"/>
+                <w:b w:val="0"/>
+                <w:i w:val="0"/>
+                <w:color w:val="141C2B"/>
+                <w:sz w:val="19"/>
+              </w:rPr>
+              <w:tab/>
+            </w:r>
+            <w:r>
+              <w:rPr>
+                <w:rFonts w:ascii="Arial" w:hAnsi="Arial"/>
+                <w:b w:val="0"/>
+                <w:i w:val="0"/>
+                <w:color w:val="141C2B"/>
+                <w:sz w:val="19"/>
+              </w:rPr>
+              <w:t>Unless it is restored, the old harbour of the city will not be a place worth seeing.</w:t>
+            </w:r>
+          </w:p>
+        </w:tc>
+      </w:tr>
+    </w:tbl>
+    <w:p>
+      <w:pPr>
+        <w:keepLines/>
+        <w:spacing w:before="0" w:after="100" w:line="245" w:lineRule="auto"/>
+        <w:ind w:left="0" w:right="0"/>
+      </w:pPr>
+    </w:p>
+    <w:tbl>
+      <w:tblPr>
+        <w:tblW w:w="5000" w:type="pct"/>
+        <w:tblBorders>
+          <w:top w:val="single" w:sz="4" w:space="0" w:color="8FA3BF"/>
+          <w:left w:val="single" w:sz="4" w:space="0" w:color="8FA3BF"/>
+          <w:bottom w:val="single" w:sz="4" w:space="0" w:color="8FA3BF"/>
+          <w:right w:val="single" w:sz="4" w:space="0" w:color="8FA3BF"/>
+          <w:insideH w:val="none" w:sz="0" w:space="0" w:color="auto"/>
+          <w:insideV w:val="none" w:sz="0" w:space="0" w:color="auto"/>
+        </w:tblBorders>
+        <w:tblLayout w:type="fixed"/>
+        <w:tblCellMar>
+          <w:top w:w="70" w:type="dxa"/>
+          <w:left w:w="110" w:type="dxa"/>
+          <w:bottom w:w="80" w:type="dxa"/>
+          <w:right w:w="110" w:type="dxa"/>
+        </w:tblCellMar>
+        <w:tblLook w:firstColumn="1" w:firstRow="1" w:lastColumn="0" w:lastRow="0" w:noHBand="0" w:noVBand="1" w:val="04A0"/>
+      </w:tblPr>
+      <w:tblGrid>
+        <w:gridCol w:w="10206"/>
+      </w:tblGrid>
+      <w:tr>
+        <w:tc>
+          <w:tcPr>
+            <w:tcW w:type="dxa" w:w="10206"/>
+          </w:tcPr>
+          <w:p>
+            <w:pPr>
+              <w:keepNext/>
+              <w:keepLines/>
+              <w:tabs>
+                <w:tab w:pos="454" w:val="left"/>
+              </w:tabs>
+              <w:spacing w:before="0" w:after="120" w:line="252" w:lineRule="auto"/>
+              <w:ind w:left="454" w:right="0" w:hanging="454"/>
+            </w:pPr>
+            <w:r>
+              <w:rPr>
+                <w:rFonts w:ascii="Arial" w:hAnsi="Arial"/>
+                <w:b/>
+                <w:i w:val="0"/>
+                <w:color w:val="1B335F"/>
+                <w:sz w:val="19"/>
+              </w:rPr>
+              <w:t>42.</w:t>
+            </w:r>
+            <w:r>
+              <w:rPr>
+                <w:rFonts w:ascii="Arial" w:hAnsi="Arial"/>
+                <w:b w:val="0"/>
+                <w:i w:val="0"/>
+                <w:color w:val="141C2B"/>
+                <w:sz w:val="19"/>
+              </w:rPr>
+              <w:tab/>
+            </w:r>
+            <w:r>
+              <w:rPr>
+                <w:rFonts w:ascii="Arial" w:hAnsi="Arial"/>
+                <w:b/>
+                <w:i w:val="0"/>
+                <w:color w:val="141C2B"/>
+                <w:sz w:val="19"/>
+              </w:rPr>
+              <w:t>Babası yıllarca bu fabrikada çalışmış olan mühendis, üretim hattını yeniden tasarlamakla görevlendirildi.</w:t>
+            </w:r>
+          </w:p>
+          <w:p>
+            <w:pPr>
+              <w:keepNext/>
+              <w:keepLines/>
+              <w:tabs>
+                <w:tab w:pos="879" w:val="left"/>
+              </w:tabs>
+              <w:spacing w:before="0" w:after="40" w:line="247" w:lineRule="auto"/>
+              <w:ind w:left="879" w:right="0" w:hanging="351"/>
+            </w:pPr>
+            <w:r>
+              <w:rPr>
+                <w:rFonts w:ascii="Arial" w:hAnsi="Arial"/>
+                <w:b w:val="0"/>
+                <w:i w:val="0"/>
+                <w:color w:val="141C2B"/>
+                <w:sz w:val="19"/>
+              </w:rPr>
+              <w:t>A)</w:t>
+            </w:r>
+            <w:r>
+              <w:rPr>
+                <w:rFonts w:ascii="Arial" w:hAnsi="Arial"/>
+                <w:b w:val="0"/>
+                <w:i w:val="0"/>
+                <w:color w:val="141C2B"/>
+                <w:sz w:val="19"/>
+              </w:rPr>
+              <w:tab/>
+            </w:r>
+            <w:r>
+              <w:rPr>
+                <w:rFonts w:ascii="Arial" w:hAnsi="Arial"/>
+                <w:b w:val="0"/>
+                <w:i w:val="0"/>
+                <w:color w:val="141C2B"/>
+                <w:sz w:val="19"/>
+              </w:rPr>
+              <w:t>The engineer whose father had worked in this factory for years was assigned to redesign the production line.</w:t>
+            </w:r>
+          </w:p>
+          <w:p>
+            <w:pPr>
+              <w:keepNext/>
+              <w:keepLines/>
+              <w:tabs>
+                <w:tab w:pos="879" w:val="left"/>
+              </w:tabs>
+              <w:spacing w:before="0" w:after="40" w:line="247" w:lineRule="auto"/>
+              <w:ind w:left="879" w:right="0" w:hanging="351"/>
+            </w:pPr>
+            <w:r>
+              <w:rPr>
+                <w:rFonts w:ascii="Arial" w:hAnsi="Arial"/>
+                <w:b w:val="0"/>
+                <w:i w:val="0"/>
+                <w:color w:val="141C2B"/>
+                <w:sz w:val="19"/>
+              </w:rPr>
+              <w:t>B)</w:t>
+            </w:r>
+            <w:r>
+              <w:rPr>
+                <w:rFonts w:ascii="Arial" w:hAnsi="Arial"/>
+                <w:b w:val="0"/>
+                <w:i w:val="0"/>
+                <w:color w:val="141C2B"/>
+                <w:sz w:val="19"/>
+              </w:rPr>
+              <w:tab/>
+            </w:r>
+            <w:r>
+              <w:rPr>
+                <w:rFonts w:ascii="Arial" w:hAnsi="Arial"/>
+                <w:b w:val="0"/>
+                <w:i w:val="0"/>
+                <w:color w:val="141C2B"/>
+                <w:sz w:val="19"/>
+              </w:rPr>
+              <w:t>The engineer who his father had worked in this factory for years was assigned to redesign the production line.</w:t>
+            </w:r>
+          </w:p>
+          <w:p>
+            <w:pPr>
+              <w:keepNext/>
+              <w:keepLines/>
+              <w:tabs>
+                <w:tab w:pos="879" w:val="left"/>
+              </w:tabs>
+              <w:spacing w:before="0" w:after="40" w:line="247" w:lineRule="auto"/>
+              <w:ind w:left="879" w:right="0" w:hanging="351"/>
+            </w:pPr>
+            <w:r>
+              <w:rPr>
+                <w:rFonts w:ascii="Arial" w:hAnsi="Arial"/>
+                <w:b w:val="0"/>
+                <w:i w:val="0"/>
+                <w:color w:val="141C2B"/>
+                <w:sz w:val="19"/>
+              </w:rPr>
+              <w:t>C)</w:t>
+            </w:r>
+            <w:r>
+              <w:rPr>
+                <w:rFonts w:ascii="Arial" w:hAnsi="Arial"/>
+                <w:b w:val="0"/>
+                <w:i w:val="0"/>
+                <w:color w:val="141C2B"/>
+                <w:sz w:val="19"/>
+              </w:rPr>
+              <w:tab/>
+            </w:r>
+            <w:r>
+              <w:rPr>
+                <w:rFonts w:ascii="Arial" w:hAnsi="Arial"/>
+                <w:b w:val="0"/>
+                <w:i w:val="0"/>
+                <w:color w:val="141C2B"/>
+                <w:sz w:val="19"/>
+              </w:rPr>
+              <w:t>The engineer, which father had worked in this factory for years, was assigned to redesign the production line.</w:t>
+            </w:r>
+          </w:p>
+          <w:p>
+            <w:pPr>
+              <w:keepNext/>
+              <w:keepLines/>
+              <w:tabs>
+                <w:tab w:pos="879" w:val="left"/>
+              </w:tabs>
+              <w:spacing w:before="0" w:after="40" w:line="247" w:lineRule="auto"/>
+              <w:ind w:left="879" w:right="0" w:hanging="351"/>
+            </w:pPr>
+            <w:r>
+              <w:rPr>
+                <w:rFonts w:ascii="Arial" w:hAnsi="Arial"/>
+                <w:b w:val="0"/>
+                <w:i w:val="0"/>
+                <w:color w:val="141C2B"/>
+                <w:sz w:val="19"/>
+              </w:rPr>
+              <w:t>D)</w:t>
+            </w:r>
+            <w:r>
+              <w:rPr>
+                <w:rFonts w:ascii="Arial" w:hAnsi="Arial"/>
+                <w:b w:val="0"/>
+                <w:i w:val="0"/>
+                <w:color w:val="141C2B"/>
+                <w:sz w:val="19"/>
+              </w:rPr>
+              <w:tab/>
+            </w:r>
+            <w:r>
+              <w:rPr>
+                <w:rFonts w:ascii="Arial" w:hAnsi="Arial"/>
+                <w:b w:val="0"/>
+                <w:i w:val="0"/>
+                <w:color w:val="141C2B"/>
+                <w:sz w:val="19"/>
+              </w:rPr>
               <w:t>The engineer whose father had worked in this factory for years assigned the production line to be redesigned.</w:t>
             </w:r>
           </w:p>
           <w:p>
             <w:pPr>
+              <w:keepNext w:val="0"/>
               <w:keepLines/>
               <w:tabs>
                 <w:tab w:pos="879" w:val="left"/>
@@ -5752,9 +5779,6 @@
         <w:gridCol w:w="10206"/>
       </w:tblGrid>
       <w:tr>
-        <w:trPr>
-          <w:cantSplit/>
-        </w:trPr>
         <w:tc>
           <w:tcPr>
             <w:tcW w:type="dxa" w:w="10206"/>
@@ -5811,9 +5835,6 @@
         <w:gridCol w:w="10206"/>
       </w:tblGrid>
       <w:tr>
-        <w:trPr>
-          <w:cantSplit/>
-        </w:trPr>
         <w:tc>
           <w:tcPr>
             <w:tcW w:type="dxa" w:w="10206"/>
@@ -5879,9 +5900,6 @@
         <w:gridCol w:w="10206"/>
       </w:tblGrid>
       <w:tr>
-        <w:trPr>
-          <w:cantSplit/>
-        </w:trPr>
         <w:tc>
           <w:tcPr>
             <w:tcW w:type="dxa" w:w="10206"/>
@@ -5949,15 +5967,13 @@
         <w:gridCol w:w="10206"/>
       </w:tblGrid>
       <w:tr>
-        <w:trPr>
-          <w:cantSplit/>
-        </w:trPr>
         <w:tc>
           <w:tcPr>
             <w:tcW w:type="dxa" w:w="10206"/>
           </w:tcPr>
           <w:p>
             <w:pPr>
+              <w:keepNext/>
               <w:keepLines/>
               <w:tabs>
                 <w:tab w:pos="454" w:val="left"/>
@@ -5998,6 +6014,7 @@
           </w:p>
           <w:p>
             <w:pPr>
+              <w:keepNext/>
               <w:keepLines/>
               <w:tabs>
                 <w:tab w:pos="879" w:val="left"/>
@@ -6038,6 +6055,7 @@
           </w:p>
           <w:p>
             <w:pPr>
+              <w:keepNext/>
               <w:keepLines/>
               <w:tabs>
                 <w:tab w:pos="879" w:val="left"/>
@@ -6078,6 +6096,7 @@
           </w:p>
           <w:p>
             <w:pPr>
+              <w:keepNext/>
               <w:keepLines/>
               <w:tabs>
                 <w:tab w:pos="879" w:val="left"/>
@@ -6118,6 +6137,7 @@
           </w:p>
           <w:p>
             <w:pPr>
+              <w:keepNext/>
               <w:keepLines/>
               <w:tabs>
                 <w:tab w:pos="879" w:val="left"/>
@@ -6158,6 +6178,7 @@
           </w:p>
           <w:p>
             <w:pPr>
+              <w:keepNext w:val="0"/>
               <w:keepLines/>
               <w:tabs>
                 <w:tab w:pos="879" w:val="left"/>
@@ -6230,15 +6251,13 @@
         <w:gridCol w:w="10206"/>
       </w:tblGrid>
       <w:tr>
-        <w:trPr>
-          <w:cantSplit/>
-        </w:trPr>
         <w:tc>
           <w:tcPr>
             <w:tcW w:type="dxa" w:w="10206"/>
           </w:tcPr>
           <w:p>
             <w:pPr>
+              <w:keepNext/>
               <w:keepLines/>
               <w:tabs>
                 <w:tab w:pos="454" w:val="left"/>
@@ -6279,6 +6298,7 @@
           </w:p>
           <w:p>
             <w:pPr>
+              <w:keepNext/>
               <w:keepLines/>
               <w:tabs>
                 <w:tab w:pos="879" w:val="left"/>
@@ -6319,6 +6339,7 @@
           </w:p>
           <w:p>
             <w:pPr>
+              <w:keepNext/>
               <w:keepLines/>
               <w:tabs>
                 <w:tab w:pos="879" w:val="left"/>
@@ -6359,6 +6380,7 @@
           </w:p>
           <w:p>
             <w:pPr>
+              <w:keepNext/>
               <w:keepLines/>
               <w:tabs>
                 <w:tab w:pos="879" w:val="left"/>
@@ -6399,6 +6421,7 @@
           </w:p>
           <w:p>
             <w:pPr>
+              <w:keepNext/>
               <w:keepLines/>
               <w:tabs>
                 <w:tab w:pos="879" w:val="left"/>
@@ -6439,6 +6462,7 @@
           </w:p>
           <w:p>
             <w:pPr>
+              <w:keepNext w:val="0"/>
               <w:keepLines/>
               <w:tabs>
                 <w:tab w:pos="879" w:val="left"/>
@@ -6511,15 +6535,13 @@
         <w:gridCol w:w="10206"/>
       </w:tblGrid>
       <w:tr>
-        <w:trPr>
-          <w:cantSplit/>
-        </w:trPr>
         <w:tc>
           <w:tcPr>
             <w:tcW w:type="dxa" w:w="10206"/>
           </w:tcPr>
           <w:p>
             <w:pPr>
+              <w:keepNext/>
               <w:keepLines/>
               <w:tabs>
                 <w:tab w:pos="454" w:val="left"/>
@@ -6560,6 +6582,7 @@
           </w:p>
           <w:p>
             <w:pPr>
+              <w:keepNext/>
               <w:keepLines/>
               <w:tabs>
                 <w:tab w:pos="879" w:val="left"/>
@@ -6600,6 +6623,7 @@
           </w:p>
           <w:p>
             <w:pPr>
+              <w:keepNext/>
               <w:keepLines/>
               <w:tabs>
                 <w:tab w:pos="879" w:val="left"/>
@@ -6640,6 +6664,7 @@
           </w:p>
           <w:p>
             <w:pPr>
+              <w:keepNext/>
               <w:keepLines/>
               <w:tabs>
                 <w:tab w:pos="879" w:val="left"/>
@@ -6680,6 +6705,7 @@
           </w:p>
           <w:p>
             <w:pPr>
+              <w:keepNext/>
               <w:keepLines/>
               <w:tabs>
                 <w:tab w:pos="879" w:val="left"/>
@@ -6720,6 +6746,7 @@
           </w:p>
           <w:p>
             <w:pPr>
+              <w:keepNext w:val="0"/>
               <w:keepLines/>
               <w:tabs>
                 <w:tab w:pos="879" w:val="left"/>
@@ -6792,15 +6819,13 @@
         <w:gridCol w:w="10206"/>
       </w:tblGrid>
       <w:tr>
-        <w:trPr>
-          <w:cantSplit/>
-        </w:trPr>
         <w:tc>
           <w:tcPr>
             <w:tcW w:type="dxa" w:w="10206"/>
           </w:tcPr>
           <w:p>
             <w:pPr>
+              <w:keepNext/>
               <w:keepLines/>
               <w:tabs>
                 <w:tab w:pos="454" w:val="left"/>
@@ -6841,6 +6866,7 @@
           </w:p>
           <w:p>
             <w:pPr>
+              <w:keepNext/>
               <w:keepLines/>
               <w:tabs>
                 <w:tab w:pos="879" w:val="left"/>
@@ -6881,6 +6907,7 @@
           </w:p>
           <w:p>
             <w:pPr>
+              <w:keepNext/>
               <w:keepLines/>
               <w:tabs>
                 <w:tab w:pos="879" w:val="left"/>
@@ -6921,6 +6948,7 @@
           </w:p>
           <w:p>
             <w:pPr>
+              <w:keepNext/>
               <w:keepLines/>
               <w:tabs>
                 <w:tab w:pos="879" w:val="left"/>
@@ -6961,6 +6989,7 @@
           </w:p>
           <w:p>
             <w:pPr>
+              <w:keepNext/>
               <w:keepLines/>
               <w:tabs>
                 <w:tab w:pos="879" w:val="left"/>
@@ -7001,6 +7030,7 @@
           </w:p>
           <w:p>
             <w:pPr>
+              <w:keepNext w:val="0"/>
               <w:keepLines/>
               <w:tabs>
                 <w:tab w:pos="879" w:val="left"/>
@@ -7084,9 +7114,6 @@
         <w:gridCol w:w="10206"/>
       </w:tblGrid>
       <w:tr>
-        <w:trPr>
-          <w:cantSplit/>
-        </w:trPr>
         <w:tc>
           <w:tcPr>
             <w:tcW w:type="dxa" w:w="10206"/>
@@ -7152,9 +7179,6 @@
         <w:gridCol w:w="10206"/>
       </w:tblGrid>
       <w:tr>
-        <w:trPr>
-          <w:cantSplit/>
-        </w:trPr>
         <w:tc>
           <w:tcPr>
             <w:tcW w:type="dxa" w:w="10206"/>
@@ -7222,15 +7246,13 @@
         <w:gridCol w:w="10206"/>
       </w:tblGrid>
       <w:tr>
-        <w:trPr>
-          <w:cantSplit/>
-        </w:trPr>
         <w:tc>
           <w:tcPr>
             <w:tcW w:type="dxa" w:w="10206"/>
           </w:tcPr>
           <w:p>
             <w:pPr>
+              <w:keepNext/>
               <w:keepLines/>
               <w:tabs>
                 <w:tab w:pos="454" w:val="left"/>
@@ -7271,6 +7293,7 @@
           </w:p>
           <w:p>
             <w:pPr>
+              <w:keepNext/>
               <w:keepLines/>
               <w:tabs>
                 <w:tab w:pos="879" w:val="left"/>
@@ -7311,6 +7334,7 @@
           </w:p>
           <w:p>
             <w:pPr>
+              <w:keepNext/>
               <w:keepLines/>
               <w:tabs>
                 <w:tab w:pos="879" w:val="left"/>
@@ -7351,6 +7375,7 @@
           </w:p>
           <w:p>
             <w:pPr>
+              <w:keepNext/>
               <w:keepLines/>
               <w:tabs>
                 <w:tab w:pos="879" w:val="left"/>
@@ -7391,6 +7416,7 @@
           </w:p>
           <w:p>
             <w:pPr>
+              <w:keepNext/>
               <w:keepLines/>
               <w:tabs>
                 <w:tab w:pos="879" w:val="left"/>
@@ -7431,6 +7457,7 @@
           </w:p>
           <w:p>
             <w:pPr>
+              <w:keepNext w:val="0"/>
               <w:keepLines/>
               <w:tabs>
                 <w:tab w:pos="879" w:val="left"/>
@@ -7503,15 +7530,13 @@
         <w:gridCol w:w="10206"/>
       </w:tblGrid>
       <w:tr>
-        <w:trPr>
-          <w:cantSplit/>
-        </w:trPr>
         <w:tc>
           <w:tcPr>
             <w:tcW w:type="dxa" w:w="10206"/>
           </w:tcPr>
           <w:p>
             <w:pPr>
+              <w:keepNext/>
               <w:keepLines/>
               <w:tabs>
                 <w:tab w:pos="454" w:val="left"/>
@@ -7552,6 +7577,7 @@
           </w:p>
           <w:p>
             <w:pPr>
+              <w:keepNext/>
               <w:keepLines/>
               <w:tabs>
                 <w:tab w:pos="879" w:val="left"/>
@@ -7592,6 +7618,7 @@
           </w:p>
           <w:p>
             <w:pPr>
+              <w:keepNext/>
               <w:keepLines/>
               <w:tabs>
                 <w:tab w:pos="879" w:val="left"/>
@@ -7632,6 +7659,7 @@
           </w:p>
           <w:p>
             <w:pPr>
+              <w:keepNext/>
               <w:keepLines/>
               <w:tabs>
                 <w:tab w:pos="879" w:val="left"/>
@@ -7672,6 +7700,7 @@
           </w:p>
           <w:p>
             <w:pPr>
+              <w:keepNext/>
               <w:keepLines/>
               <w:tabs>
                 <w:tab w:pos="879" w:val="left"/>
@@ -7712,6 +7741,7 @@
           </w:p>
           <w:p>
             <w:pPr>
+              <w:keepNext w:val="0"/>
               <w:keepLines/>
               <w:tabs>
                 <w:tab w:pos="879" w:val="left"/>
@@ -7784,15 +7814,13 @@
         <w:gridCol w:w="10206"/>
       </w:tblGrid>
       <w:tr>
-        <w:trPr>
-          <w:cantSplit/>
-        </w:trPr>
         <w:tc>
           <w:tcPr>
             <w:tcW w:type="dxa" w:w="10206"/>
           </w:tcPr>
           <w:p>
             <w:pPr>
+              <w:keepNext/>
               <w:keepLines/>
               <w:tabs>
                 <w:tab w:pos="454" w:val="left"/>
@@ -7833,6 +7861,7 @@
           </w:p>
           <w:p>
             <w:pPr>
+              <w:keepNext/>
               <w:keepLines/>
               <w:tabs>
                 <w:tab w:pos="879" w:val="left"/>
@@ -7873,6 +7902,7 @@
           </w:p>
           <w:p>
             <w:pPr>
+              <w:keepNext/>
               <w:keepLines/>
               <w:tabs>
                 <w:tab w:pos="879" w:val="left"/>
@@ -7913,6 +7943,7 @@
           </w:p>
           <w:p>
             <w:pPr>
+              <w:keepNext/>
               <w:keepLines/>
               <w:tabs>
                 <w:tab w:pos="879" w:val="left"/>
@@ -7953,6 +7984,7 @@
           </w:p>
           <w:p>
             <w:pPr>
+              <w:keepNext/>
               <w:keepLines/>
               <w:tabs>
                 <w:tab w:pos="879" w:val="left"/>
@@ -7993,6 +8025,7 @@
           </w:p>
           <w:p>
             <w:pPr>
+              <w:keepNext w:val="0"/>
               <w:keepLines/>
               <w:tabs>
                 <w:tab w:pos="879" w:val="left"/>
@@ -8065,15 +8098,13 @@
         <w:gridCol w:w="10206"/>
       </w:tblGrid>
       <w:tr>
-        <w:trPr>
-          <w:cantSplit/>
-        </w:trPr>
         <w:tc>
           <w:tcPr>
             <w:tcW w:type="dxa" w:w="10206"/>
           </w:tcPr>
           <w:p>
             <w:pPr>
+              <w:keepNext/>
               <w:keepLines/>
               <w:tabs>
                 <w:tab w:pos="454" w:val="left"/>
@@ -8114,6 +8145,7 @@
           </w:p>
           <w:p>
             <w:pPr>
+              <w:keepNext/>
               <w:keepLines/>
               <w:tabs>
                 <w:tab w:pos="879" w:val="left"/>
@@ -8154,6 +8186,7 @@
           </w:p>
           <w:p>
             <w:pPr>
+              <w:keepNext/>
               <w:keepLines/>
               <w:tabs>
                 <w:tab w:pos="879" w:val="left"/>
@@ -8194,6 +8227,7 @@
           </w:p>
           <w:p>
             <w:pPr>
+              <w:keepNext/>
               <w:keepLines/>
               <w:tabs>
                 <w:tab w:pos="879" w:val="left"/>
@@ -8234,6 +8268,7 @@
           </w:p>
           <w:p>
             <w:pPr>
+              <w:keepNext/>
               <w:keepLines/>
               <w:tabs>
                 <w:tab w:pos="879" w:val="left"/>
@@ -8274,6 +8309,7 @@
           </w:p>
           <w:p>
             <w:pPr>
+              <w:keepNext w:val="0"/>
               <w:keepLines/>
               <w:tabs>
                 <w:tab w:pos="879" w:val="left"/>
@@ -8357,9 +8393,6 @@
         <w:gridCol w:w="10206"/>
       </w:tblGrid>
       <w:tr>
-        <w:trPr>
-          <w:cantSplit/>
-        </w:trPr>
         <w:tc>
           <w:tcPr>
             <w:tcW w:type="dxa" w:w="10206"/>
@@ -8425,9 +8458,6 @@
         <w:gridCol w:w="10206"/>
       </w:tblGrid>
       <w:tr>
-        <w:trPr>
-          <w:cantSplit/>
-        </w:trPr>
         <w:tc>
           <w:tcPr>
             <w:tcW w:type="dxa" w:w="10206"/>
@@ -8495,15 +8525,13 @@
         <w:gridCol w:w="10206"/>
       </w:tblGrid>
       <w:tr>
-        <w:trPr>
-          <w:cantSplit/>
-        </w:trPr>
         <w:tc>
           <w:tcPr>
             <w:tcW w:type="dxa" w:w="10206"/>
           </w:tcPr>
           <w:p>
             <w:pPr>
+              <w:keepNext/>
               <w:keepLines/>
               <w:tabs>
                 <w:tab w:pos="454" w:val="left"/>
@@ -8544,6 +8572,7 @@
           </w:p>
           <w:p>
             <w:pPr>
+              <w:keepNext/>
               <w:keepLines/>
               <w:tabs>
                 <w:tab w:pos="879" w:val="left"/>
@@ -8584,6 +8613,7 @@
           </w:p>
           <w:p>
             <w:pPr>
+              <w:keepNext/>
               <w:keepLines/>
               <w:tabs>
                 <w:tab w:pos="879" w:val="left"/>
@@ -8624,6 +8654,7 @@
           </w:p>
           <w:p>
             <w:pPr>
+              <w:keepNext/>
               <w:keepLines/>
               <w:tabs>
                 <w:tab w:pos="879" w:val="left"/>
@@ -8664,6 +8695,7 @@
           </w:p>
           <w:p>
             <w:pPr>
+              <w:keepNext/>
               <w:keepLines/>
               <w:tabs>
                 <w:tab w:pos="879" w:val="left"/>
@@ -8704,6 +8736,7 @@
           </w:p>
           <w:p>
             <w:pPr>
+              <w:keepNext w:val="0"/>
               <w:keepLines/>
               <w:tabs>
                 <w:tab w:pos="879" w:val="left"/>
@@ -8776,15 +8809,13 @@
         <w:gridCol w:w="10206"/>
       </w:tblGrid>
       <w:tr>
-        <w:trPr>
-          <w:cantSplit/>
-        </w:trPr>
         <w:tc>
           <w:tcPr>
             <w:tcW w:type="dxa" w:w="10206"/>
           </w:tcPr>
           <w:p>
             <w:pPr>
+              <w:keepNext/>
               <w:keepLines/>
               <w:tabs>
                 <w:tab w:pos="454" w:val="left"/>
@@ -8825,6 +8856,7 @@
           </w:p>
           <w:p>
             <w:pPr>
+              <w:keepNext/>
               <w:keepLines/>
               <w:tabs>
                 <w:tab w:pos="879" w:val="left"/>
@@ -8865,6 +8897,7 @@
           </w:p>
           <w:p>
             <w:pPr>
+              <w:keepNext/>
               <w:keepLines/>
               <w:tabs>
                 <w:tab w:pos="879" w:val="left"/>
@@ -8905,6 +8938,7 @@
           </w:p>
           <w:p>
             <w:pPr>
+              <w:keepNext/>
               <w:keepLines/>
               <w:tabs>
                 <w:tab w:pos="879" w:val="left"/>
@@ -8945,6 +8979,7 @@
           </w:p>
           <w:p>
             <w:pPr>
+              <w:keepNext/>
               <w:keepLines/>
               <w:tabs>
                 <w:tab w:pos="879" w:val="left"/>
@@ -8985,6 +9020,7 @@
           </w:p>
           <w:p>
             <w:pPr>
+              <w:keepNext w:val="0"/>
               <w:keepLines/>
               <w:tabs>
                 <w:tab w:pos="879" w:val="left"/>
@@ -9057,15 +9093,13 @@
         <w:gridCol w:w="10206"/>
       </w:tblGrid>
       <w:tr>
-        <w:trPr>
-          <w:cantSplit/>
-        </w:trPr>
         <w:tc>
           <w:tcPr>
             <w:tcW w:type="dxa" w:w="10206"/>
           </w:tcPr>
           <w:p>
             <w:pPr>
+              <w:keepNext/>
               <w:keepLines/>
               <w:tabs>
                 <w:tab w:pos="454" w:val="left"/>
@@ -9106,6 +9140,7 @@
           </w:p>
           <w:p>
             <w:pPr>
+              <w:keepNext/>
               <w:keepLines/>
               <w:tabs>
                 <w:tab w:pos="879" w:val="left"/>
@@ -9146,6 +9181,7 @@
           </w:p>
           <w:p>
             <w:pPr>
+              <w:keepNext/>
               <w:keepLines/>
               <w:tabs>
                 <w:tab w:pos="879" w:val="left"/>
@@ -9186,6 +9222,7 @@
           </w:p>
           <w:p>
             <w:pPr>
+              <w:keepNext/>
               <w:keepLines/>
               <w:tabs>
                 <w:tab w:pos="879" w:val="left"/>
@@ -9226,6 +9263,7 @@
           </w:p>
           <w:p>
             <w:pPr>
+              <w:keepNext/>
               <w:keepLines/>
               <w:tabs>
                 <w:tab w:pos="879" w:val="left"/>
@@ -9266,6 +9304,7 @@
           </w:p>
           <w:p>
             <w:pPr>
+              <w:keepNext w:val="0"/>
               <w:keepLines/>
               <w:tabs>
                 <w:tab w:pos="879" w:val="left"/>
@@ -9338,15 +9377,13 @@
         <w:gridCol w:w="10206"/>
       </w:tblGrid>
       <w:tr>
-        <w:trPr>
-          <w:cantSplit/>
-        </w:trPr>
         <w:tc>
           <w:tcPr>
             <w:tcW w:type="dxa" w:w="10206"/>
           </w:tcPr>
           <w:p>
             <w:pPr>
+              <w:keepNext/>
               <w:keepLines/>
               <w:tabs>
                 <w:tab w:pos="454" w:val="left"/>
@@ -9387,6 +9424,7 @@
           </w:p>
           <w:p>
             <w:pPr>
+              <w:keepNext/>
               <w:keepLines/>
               <w:tabs>
                 <w:tab w:pos="879" w:val="left"/>
@@ -9427,6 +9465,7 @@
           </w:p>
           <w:p>
             <w:pPr>
+              <w:keepNext/>
               <w:keepLines/>
               <w:tabs>
                 <w:tab w:pos="879" w:val="left"/>
@@ -9467,6 +9506,7 @@
           </w:p>
           <w:p>
             <w:pPr>
+              <w:keepNext/>
               <w:keepLines/>
               <w:tabs>
                 <w:tab w:pos="879" w:val="left"/>
@@ -9507,6 +9547,7 @@
           </w:p>
           <w:p>
             <w:pPr>
+              <w:keepNext/>
               <w:keepLines/>
               <w:tabs>
                 <w:tab w:pos="879" w:val="left"/>
@@ -9547,6 +9588,7 @@
           </w:p>
           <w:p>
             <w:pPr>
+              <w:keepNext w:val="0"/>
               <w:keepLines/>
               <w:tabs>
                 <w:tab w:pos="879" w:val="left"/>
@@ -9630,9 +9672,6 @@
         <w:gridCol w:w="10206"/>
       </w:tblGrid>
       <w:tr>
-        <w:trPr>
-          <w:cantSplit/>
-        </w:trPr>
         <w:tc>
           <w:tcPr>
             <w:tcW w:type="dxa" w:w="10206"/>
@@ -9698,9 +9737,6 @@
         <w:gridCol w:w="10206"/>
       </w:tblGrid>
       <w:tr>
-        <w:trPr>
-          <w:cantSplit/>
-        </w:trPr>
         <w:tc>
           <w:tcPr>
             <w:tcW w:type="dxa" w:w="10206"/>
@@ -9768,15 +9804,13 @@
         <w:gridCol w:w="10206"/>
       </w:tblGrid>
       <w:tr>
-        <w:trPr>
-          <w:cantSplit/>
-        </w:trPr>
         <w:tc>
           <w:tcPr>
             <w:tcW w:type="dxa" w:w="10206"/>
           </w:tcPr>
           <w:p>
             <w:pPr>
+              <w:keepNext/>
               <w:keepLines/>
               <w:tabs>
                 <w:tab w:pos="454" w:val="left"/>
@@ -9817,6 +9851,7 @@
           </w:p>
           <w:p>
             <w:pPr>
+              <w:keepNext/>
               <w:keepLines/>
               <w:tabs>
                 <w:tab w:pos="879" w:val="left"/>
@@ -9857,6 +9892,7 @@
           </w:p>
           <w:p>
             <w:pPr>
+              <w:keepNext/>
               <w:keepLines/>
               <w:tabs>
                 <w:tab w:pos="879" w:val="left"/>
@@ -9897,6 +9933,7 @@
           </w:p>
           <w:p>
             <w:pPr>
+              <w:keepNext/>
               <w:keepLines/>
               <w:tabs>
                 <w:tab w:pos="879" w:val="left"/>
@@ -9937,6 +9974,7 @@
           </w:p>
           <w:p>
             <w:pPr>
+              <w:keepNext/>
               <w:keepLines/>
               <w:tabs>
                 <w:tab w:pos="879" w:val="left"/>
@@ -9977,6 +10015,7 @@
           </w:p>
           <w:p>
             <w:pPr>
+              <w:keepNext w:val="0"/>
               <w:keepLines/>
               <w:tabs>
                 <w:tab w:pos="879" w:val="left"/>
@@ -10049,15 +10088,13 @@
         <w:gridCol w:w="10206"/>
       </w:tblGrid>
       <w:tr>
-        <w:trPr>
-          <w:cantSplit/>
-        </w:trPr>
         <w:tc>
           <w:tcPr>
             <w:tcW w:type="dxa" w:w="10206"/>
           </w:tcPr>
           <w:p>
             <w:pPr>
+              <w:keepNext/>
               <w:keepLines/>
               <w:tabs>
                 <w:tab w:pos="454" w:val="left"/>
@@ -10098,6 +10135,7 @@
           </w:p>
           <w:p>
             <w:pPr>
+              <w:keepNext/>
               <w:keepLines/>
               <w:tabs>
                 <w:tab w:pos="879" w:val="left"/>
@@ -10138,6 +10176,7 @@
           </w:p>
           <w:p>
             <w:pPr>
+              <w:keepNext/>
               <w:keepLines/>
               <w:tabs>
                 <w:tab w:pos="879" w:val="left"/>
@@ -10178,6 +10217,7 @@
           </w:p>
           <w:p>
             <w:pPr>
+              <w:keepNext/>
               <w:keepLines/>
               <w:tabs>
                 <w:tab w:pos="879" w:val="left"/>
@@ -10218,6 +10258,7 @@
           </w:p>
           <w:p>
             <w:pPr>
+              <w:keepNext/>
               <w:keepLines/>
               <w:tabs>
                 <w:tab w:pos="879" w:val="left"/>
@@ -10258,6 +10299,7 @@
           </w:p>
           <w:p>
             <w:pPr>
+              <w:keepNext w:val="0"/>
               <w:keepLines/>
               <w:tabs>
                 <w:tab w:pos="879" w:val="left"/>
@@ -10330,15 +10372,13 @@
         <w:gridCol w:w="10206"/>
       </w:tblGrid>
       <w:tr>
-        <w:trPr>
-          <w:cantSplit/>
-        </w:trPr>
         <w:tc>
           <w:tcPr>
             <w:tcW w:type="dxa" w:w="10206"/>
           </w:tcPr>
           <w:p>
             <w:pPr>
+              <w:keepNext/>
               <w:keepLines/>
               <w:tabs>
                 <w:tab w:pos="454" w:val="left"/>
@@ -10379,6 +10419,7 @@
           </w:p>
           <w:p>
             <w:pPr>
+              <w:keepNext/>
               <w:keepLines/>
               <w:tabs>
                 <w:tab w:pos="879" w:val="left"/>
@@ -10419,6 +10460,7 @@
           </w:p>
           <w:p>
             <w:pPr>
+              <w:keepNext/>
               <w:keepLines/>
               <w:tabs>
                 <w:tab w:pos="879" w:val="left"/>
@@ -10459,6 +10501,7 @@
           </w:p>
           <w:p>
             <w:pPr>
+              <w:keepNext/>
               <w:keepLines/>
               <w:tabs>
                 <w:tab w:pos="879" w:val="left"/>
@@ -10499,6 +10542,7 @@
           </w:p>
           <w:p>
             <w:pPr>
+              <w:keepNext/>
               <w:keepLines/>
               <w:tabs>
                 <w:tab w:pos="879" w:val="left"/>
@@ -10539,6 +10583,7 @@
           </w:p>
           <w:p>
             <w:pPr>
+              <w:keepNext w:val="0"/>
               <w:keepLines/>
               <w:tabs>
                 <w:tab w:pos="879" w:val="left"/>
@@ -10611,15 +10656,13 @@
         <w:gridCol w:w="10206"/>
       </w:tblGrid>
       <w:tr>
-        <w:trPr>
-          <w:cantSplit/>
-        </w:trPr>
         <w:tc>
           <w:tcPr>
             <w:tcW w:type="dxa" w:w="10206"/>
           </w:tcPr>
           <w:p>
             <w:pPr>
+              <w:keepNext/>
               <w:keepLines/>
               <w:tabs>
                 <w:tab w:pos="454" w:val="left"/>
@@ -10660,6 +10703,7 @@
           </w:p>
           <w:p>
             <w:pPr>
+              <w:keepNext/>
               <w:keepLines/>
               <w:tabs>
                 <w:tab w:pos="879" w:val="left"/>
@@ -10700,6 +10744,7 @@
           </w:p>
           <w:p>
             <w:pPr>
+              <w:keepNext/>
               <w:keepLines/>
               <w:tabs>
                 <w:tab w:pos="879" w:val="left"/>
@@ -10740,6 +10785,7 @@
           </w:p>
           <w:p>
             <w:pPr>
+              <w:keepNext/>
               <w:keepLines/>
               <w:tabs>
                 <w:tab w:pos="879" w:val="left"/>
@@ -10780,6 +10826,7 @@
           </w:p>
           <w:p>
             <w:pPr>
+              <w:keepNext/>
               <w:keepLines/>
               <w:tabs>
                 <w:tab w:pos="879" w:val="left"/>
@@ -10820,6 +10867,7 @@
           </w:p>
           <w:p>
             <w:pPr>
+              <w:keepNext w:val="0"/>
               <w:keepLines/>
               <w:tabs>
                 <w:tab w:pos="879" w:val="left"/>
@@ -10903,9 +10951,6 @@
         <w:gridCol w:w="10206"/>
       </w:tblGrid>
       <w:tr>
-        <w:trPr>
-          <w:cantSplit/>
-        </w:trPr>
         <w:tc>
           <w:tcPr>
             <w:tcW w:type="dxa" w:w="10206"/>
@@ -10971,9 +11016,6 @@
         <w:gridCol w:w="10206"/>
       </w:tblGrid>
       <w:tr>
-        <w:trPr>
-          <w:cantSplit/>
-        </w:trPr>
         <w:tc>
           <w:tcPr>
             <w:tcW w:type="dxa" w:w="10206"/>
@@ -11041,15 +11083,13 @@
         <w:gridCol w:w="10206"/>
       </w:tblGrid>
       <w:tr>
-        <w:trPr>
-          <w:cantSplit/>
-        </w:trPr>
         <w:tc>
           <w:tcPr>
             <w:tcW w:type="dxa" w:w="10206"/>
           </w:tcPr>
           <w:p>
             <w:pPr>
+              <w:keepNext/>
               <w:keepLines/>
               <w:tabs>
                 <w:tab w:pos="454" w:val="left"/>
@@ -11090,6 +11130,7 @@
           </w:p>
           <w:p>
             <w:pPr>
+              <w:keepNext/>
               <w:keepLines/>
               <w:tabs>
                 <w:tab w:pos="879" w:val="left"/>
@@ -11130,6 +11171,7 @@
           </w:p>
           <w:p>
             <w:pPr>
+              <w:keepNext/>
               <w:keepLines/>
               <w:tabs>
                 <w:tab w:pos="879" w:val="left"/>
@@ -11170,6 +11212,7 @@
           </w:p>
           <w:p>
             <w:pPr>
+              <w:keepNext/>
               <w:keepLines/>
               <w:tabs>
                 <w:tab w:pos="879" w:val="left"/>
@@ -11210,6 +11253,7 @@
           </w:p>
           <w:p>
             <w:pPr>
+              <w:keepNext/>
               <w:keepLines/>
               <w:tabs>
                 <w:tab w:pos="879" w:val="left"/>
@@ -11250,6 +11294,7 @@
           </w:p>
           <w:p>
             <w:pPr>
+              <w:keepNext w:val="0"/>
               <w:keepLines/>
               <w:tabs>
                 <w:tab w:pos="879" w:val="left"/>
@@ -11322,15 +11367,13 @@
         <w:gridCol w:w="10206"/>
       </w:tblGrid>
       <w:tr>
-        <w:trPr>
-          <w:cantSplit/>
-        </w:trPr>
         <w:tc>
           <w:tcPr>
             <w:tcW w:type="dxa" w:w="10206"/>
           </w:tcPr>
           <w:p>
             <w:pPr>
+              <w:keepNext/>
               <w:keepLines/>
               <w:tabs>
                 <w:tab w:pos="454" w:val="left"/>
@@ -11371,6 +11414,7 @@
           </w:p>
           <w:p>
             <w:pPr>
+              <w:keepNext/>
               <w:keepLines/>
               <w:tabs>
                 <w:tab w:pos="879" w:val="left"/>
@@ -11411,6 +11455,7 @@
           </w:p>
           <w:p>
             <w:pPr>
+              <w:keepNext/>
               <w:keepLines/>
               <w:tabs>
                 <w:tab w:pos="879" w:val="left"/>
@@ -11451,6 +11496,7 @@
           </w:p>
           <w:p>
             <w:pPr>
+              <w:keepNext/>
               <w:keepLines/>
               <w:tabs>
                 <w:tab w:pos="879" w:val="left"/>
@@ -11491,6 +11537,7 @@
           </w:p>
           <w:p>
             <w:pPr>
+              <w:keepNext/>
               <w:keepLines/>
               <w:tabs>
                 <w:tab w:pos="879" w:val="left"/>
@@ -11531,6 +11578,7 @@
           </w:p>
           <w:p>
             <w:pPr>
+              <w:keepNext w:val="0"/>
               <w:keepLines/>
               <w:tabs>
                 <w:tab w:pos="879" w:val="left"/>
@@ -11603,15 +11651,13 @@
         <w:gridCol w:w="10206"/>
       </w:tblGrid>
       <w:tr>
-        <w:trPr>
-          <w:cantSplit/>
-        </w:trPr>
         <w:tc>
           <w:tcPr>
             <w:tcW w:type="dxa" w:w="10206"/>
           </w:tcPr>
           <w:p>
             <w:pPr>
+              <w:keepNext/>
               <w:keepLines/>
               <w:tabs>
                 <w:tab w:pos="454" w:val="left"/>
@@ -11652,6 +11698,7 @@
           </w:p>
           <w:p>
             <w:pPr>
+              <w:keepNext/>
               <w:keepLines/>
               <w:tabs>
                 <w:tab w:pos="879" w:val="left"/>
@@ -11692,6 +11739,7 @@
           </w:p>
           <w:p>
             <w:pPr>
+              <w:keepNext/>
               <w:keepLines/>
               <w:tabs>
                 <w:tab w:pos="879" w:val="left"/>
@@ -11732,6 +11780,7 @@
           </w:p>
           <w:p>
             <w:pPr>
+              <w:keepNext/>
               <w:keepLines/>
               <w:tabs>
                 <w:tab w:pos="879" w:val="left"/>
@@ -11772,6 +11821,7 @@
           </w:p>
           <w:p>
             <w:pPr>
+              <w:keepNext/>
               <w:keepLines/>
               <w:tabs>
                 <w:tab w:pos="879" w:val="left"/>
@@ -11812,6 +11862,7 @@
           </w:p>
           <w:p>
             <w:pPr>
+              <w:keepNext w:val="0"/>
               <w:keepLines/>
               <w:tabs>
                 <w:tab w:pos="879" w:val="left"/>
@@ -11884,15 +11935,13 @@
         <w:gridCol w:w="10206"/>
       </w:tblGrid>
       <w:tr>
-        <w:trPr>
-          <w:cantSplit/>
-        </w:trPr>
         <w:tc>
           <w:tcPr>
             <w:tcW w:type="dxa" w:w="10206"/>
           </w:tcPr>
           <w:p>
             <w:pPr>
+              <w:keepNext/>
               <w:keepLines/>
               <w:tabs>
                 <w:tab w:pos="454" w:val="left"/>
@@ -11933,6 +11982,7 @@
           </w:p>
           <w:p>
             <w:pPr>
+              <w:keepNext/>
               <w:keepLines/>
               <w:tabs>
                 <w:tab w:pos="879" w:val="left"/>
@@ -11973,6 +12023,7 @@
           </w:p>
           <w:p>
             <w:pPr>
+              <w:keepNext/>
               <w:keepLines/>
               <w:tabs>
                 <w:tab w:pos="879" w:val="left"/>
@@ -12013,6 +12064,7 @@
           </w:p>
           <w:p>
             <w:pPr>
+              <w:keepNext/>
               <w:keepLines/>
               <w:tabs>
                 <w:tab w:pos="879" w:val="left"/>
@@ -12053,6 +12105,7 @@
           </w:p>
           <w:p>
             <w:pPr>
+              <w:keepNext/>
               <w:keepLines/>
               <w:tabs>
                 <w:tab w:pos="879" w:val="left"/>
@@ -12093,6 +12146,7 @@
           </w:p>
           <w:p>
             <w:pPr>
+              <w:keepNext w:val="0"/>
               <w:keepLines/>
               <w:tabs>
                 <w:tab w:pos="879" w:val="left"/>
@@ -12176,9 +12230,6 @@
         <w:gridCol w:w="10206"/>
       </w:tblGrid>
       <w:tr>
-        <w:trPr>
-          <w:cantSplit/>
-        </w:trPr>
         <w:tc>
           <w:tcPr>
             <w:tcW w:type="dxa" w:w="10206"/>
@@ -12235,9 +12286,6 @@
         <w:gridCol w:w="10206"/>
       </w:tblGrid>
       <w:tr>
-        <w:trPr>
-          <w:cantSplit/>
-        </w:trPr>
         <w:tc>
           <w:tcPr>
             <w:tcW w:type="dxa" w:w="10206"/>
@@ -12303,15 +12351,13 @@
         <w:gridCol w:w="10206"/>
       </w:tblGrid>
       <w:tr>
-        <w:trPr>
-          <w:cantSplit/>
-        </w:trPr>
         <w:tc>
           <w:tcPr>
             <w:tcW w:type="dxa" w:w="10206"/>
           </w:tcPr>
           <w:p>
             <w:pPr>
+              <w:keepNext/>
               <w:keepLines/>
               <w:tabs>
                 <w:tab w:pos="454" w:val="left"/>
@@ -12352,6 +12398,7 @@
           </w:p>
           <w:p>
             <w:pPr>
+              <w:keepNext/>
               <w:keepLines/>
               <w:tabs>
                 <w:tab w:pos="794" w:val="left"/>
@@ -12392,6 +12439,7 @@
           </w:p>
           <w:p>
             <w:pPr>
+              <w:keepNext/>
               <w:keepLines/>
               <w:spacing w:before="60" w:after="0" w:line="252" w:lineRule="auto"/>
               <w:ind w:left="454" w:right="0"/>
@@ -12409,6 +12457,7 @@
           </w:p>
           <w:p>
             <w:pPr>
+              <w:keepNext/>
               <w:keepLines/>
               <w:tabs>
                 <w:tab w:pos="794" w:val="left"/>
@@ -12449,6 +12498,7 @@
           </w:p>
           <w:p>
             <w:pPr>
+              <w:keepNext/>
               <w:keepLines/>
               <w:spacing w:before="60" w:after="0" w:line="252" w:lineRule="auto"/>
               <w:ind w:left="454" w:right="0"/>
@@ -12466,6 +12516,7 @@
           </w:p>
           <w:p>
             <w:pPr>
+              <w:keepNext/>
               <w:keepLines/>
               <w:tabs>
                 <w:tab w:pos="794" w:val="left"/>
@@ -12506,6 +12557,7 @@
           </w:p>
           <w:p>
             <w:pPr>
+              <w:keepNext/>
               <w:keepLines/>
               <w:spacing w:before="60" w:after="0" w:line="252" w:lineRule="auto"/>
               <w:ind w:left="454" w:right="0"/>
@@ -12523,6 +12575,7 @@
           </w:p>
           <w:p>
             <w:pPr>
+              <w:keepNext/>
               <w:keepLines/>
               <w:tabs>
                 <w:tab w:pos="794" w:val="left"/>
@@ -12563,6 +12616,7 @@
           </w:p>
           <w:p>
             <w:pPr>
+              <w:keepNext/>
               <w:keepLines/>
               <w:spacing w:before="0" w:after="60" w:line="245" w:lineRule="auto"/>
               <w:ind w:left="0" w:right="0"/>
@@ -12570,6 +12624,7 @@
           </w:p>
           <w:p>
             <w:pPr>
+              <w:keepNext/>
               <w:keepLines/>
               <w:tabs>
                 <w:tab w:pos="879" w:val="left"/>
@@ -12610,6 +12665,7 @@
           </w:p>
           <w:p>
             <w:pPr>
+              <w:keepNext/>
               <w:keepLines/>
               <w:tabs>
                 <w:tab w:pos="879" w:val="left"/>
@@ -12650,6 +12706,7 @@
           </w:p>
           <w:p>
             <w:pPr>
+              <w:keepNext/>
               <w:keepLines/>
               <w:tabs>
                 <w:tab w:pos="879" w:val="left"/>
@@ -12690,6 +12747,7 @@
           </w:p>
           <w:p>
             <w:pPr>
+              <w:keepNext/>
               <w:keepLines/>
               <w:tabs>
                 <w:tab w:pos="879" w:val="left"/>
@@ -12730,6 +12788,7 @@
           </w:p>
           <w:p>
             <w:pPr>
+              <w:keepNext w:val="0"/>
               <w:keepLines/>
               <w:tabs>
                 <w:tab w:pos="879" w:val="left"/>
@@ -12802,15 +12861,13 @@
         <w:gridCol w:w="10206"/>
       </w:tblGrid>
       <w:tr>
-        <w:trPr>
-          <w:cantSplit/>
-        </w:trPr>
         <w:tc>
           <w:tcPr>
             <w:tcW w:type="dxa" w:w="10206"/>
           </w:tcPr>
           <w:p>
             <w:pPr>
+              <w:keepNext/>
               <w:keepLines/>
               <w:tabs>
                 <w:tab w:pos="454" w:val="left"/>
@@ -12851,6 +12908,7 @@
           </w:p>
           <w:p>
             <w:pPr>
+              <w:keepNext/>
               <w:keepLines/>
               <w:tabs>
                 <w:tab w:pos="794" w:val="left"/>
@@ -12891,6 +12949,7 @@
           </w:p>
           <w:p>
             <w:pPr>
+              <w:keepNext/>
               <w:keepLines/>
               <w:spacing w:before="60" w:after="0" w:line="252" w:lineRule="auto"/>
               <w:ind w:left="454" w:right="0"/>
@@ -12908,6 +12967,7 @@
           </w:p>
           <w:p>
             <w:pPr>
+              <w:keepNext/>
               <w:keepLines/>
               <w:tabs>
                 <w:tab w:pos="794" w:val="left"/>
@@ -12948,6 +13008,7 @@
           </w:p>
           <w:p>
             <w:pPr>
+              <w:keepNext/>
               <w:keepLines/>
               <w:spacing w:before="60" w:after="0" w:line="252" w:lineRule="auto"/>
               <w:ind w:left="454" w:right="0"/>
@@ -12965,6 +13026,7 @@
           </w:p>
           <w:p>
             <w:pPr>
+              <w:keepNext/>
               <w:keepLines/>
               <w:tabs>
                 <w:tab w:pos="794" w:val="left"/>
@@ -13005,6 +13067,7 @@
           </w:p>
           <w:p>
             <w:pPr>
+              <w:keepNext/>
               <w:keepLines/>
               <w:spacing w:before="60" w:after="0" w:line="252" w:lineRule="auto"/>
               <w:ind w:left="454" w:right="0"/>
@@ -13022,6 +13085,7 @@
           </w:p>
           <w:p>
             <w:pPr>
+              <w:keepNext/>
               <w:keepLines/>
               <w:tabs>
                 <w:tab w:pos="794" w:val="left"/>
@@ -13062,6 +13126,7 @@
           </w:p>
           <w:p>
             <w:pPr>
+              <w:keepNext/>
               <w:keepLines/>
               <w:spacing w:before="0" w:after="60" w:line="245" w:lineRule="auto"/>
               <w:ind w:left="0" w:right="0"/>
@@ -13069,6 +13134,7 @@
           </w:p>
           <w:p>
             <w:pPr>
+              <w:keepNext/>
               <w:keepLines/>
               <w:tabs>
                 <w:tab w:pos="879" w:val="left"/>
@@ -13109,6 +13175,7 @@
           </w:p>
           <w:p>
             <w:pPr>
+              <w:keepNext/>
               <w:keepLines/>
               <w:tabs>
                 <w:tab w:pos="879" w:val="left"/>
@@ -13149,6 +13216,7 @@
           </w:p>
           <w:p>
             <w:pPr>
+              <w:keepNext/>
               <w:keepLines/>
               <w:tabs>
                 <w:tab w:pos="879" w:val="left"/>
@@ -13189,6 +13257,7 @@
           </w:p>
           <w:p>
             <w:pPr>
+              <w:keepNext/>
               <w:keepLines/>
               <w:tabs>
                 <w:tab w:pos="879" w:val="left"/>
@@ -13229,6 +13298,7 @@
           </w:p>
           <w:p>
             <w:pPr>
+              <w:keepNext w:val="0"/>
               <w:keepLines/>
               <w:tabs>
                 <w:tab w:pos="879" w:val="left"/>
@@ -13301,15 +13371,13 @@
         <w:gridCol w:w="10206"/>
       </w:tblGrid>
       <w:tr>
-        <w:trPr>
-          <w:cantSplit/>
-        </w:trPr>
         <w:tc>
           <w:tcPr>
             <w:tcW w:type="dxa" w:w="10206"/>
           </w:tcPr>
           <w:p>
             <w:pPr>
+              <w:keepNext/>
               <w:keepLines/>
               <w:tabs>
                 <w:tab w:pos="454" w:val="left"/>
@@ -13350,6 +13418,7 @@
           </w:p>
           <w:p>
             <w:pPr>
+              <w:keepNext/>
               <w:keepLines/>
               <w:tabs>
                 <w:tab w:pos="794" w:val="left"/>
@@ -13390,6 +13459,7 @@
           </w:p>
           <w:p>
             <w:pPr>
+              <w:keepNext/>
               <w:keepLines/>
               <w:spacing w:before="60" w:after="0" w:line="252" w:lineRule="auto"/>
               <w:ind w:left="454" w:right="0"/>
@@ -13407,6 +13477,7 @@
           </w:p>
           <w:p>
             <w:pPr>
+              <w:keepNext/>
               <w:keepLines/>
               <w:tabs>
                 <w:tab w:pos="794" w:val="left"/>
@@ -13447,6 +13518,7 @@
           </w:p>
           <w:p>
             <w:pPr>
+              <w:keepNext/>
               <w:keepLines/>
               <w:spacing w:before="60" w:after="0" w:line="252" w:lineRule="auto"/>
               <w:ind w:left="454" w:right="0"/>
@@ -13464,6 +13536,7 @@
           </w:p>
           <w:p>
             <w:pPr>
+              <w:keepNext/>
               <w:keepLines/>
               <w:tabs>
                 <w:tab w:pos="794" w:val="left"/>
@@ -13504,6 +13577,7 @@
           </w:p>
           <w:p>
             <w:pPr>
+              <w:keepNext/>
               <w:keepLines/>
               <w:spacing w:before="60" w:after="0" w:line="252" w:lineRule="auto"/>
               <w:ind w:left="454" w:right="0"/>
@@ -13521,6 +13595,7 @@
           </w:p>
           <w:p>
             <w:pPr>
+              <w:keepNext/>
               <w:keepLines/>
               <w:tabs>
                 <w:tab w:pos="794" w:val="left"/>
@@ -13561,6 +13636,7 @@
           </w:p>
           <w:p>
             <w:pPr>
+              <w:keepNext/>
               <w:keepLines/>
               <w:spacing w:before="0" w:after="60" w:line="245" w:lineRule="auto"/>
               <w:ind w:left="0" w:right="0"/>
@@ -13568,6 +13644,7 @@
           </w:p>
           <w:p>
             <w:pPr>
+              <w:keepNext/>
               <w:keepLines/>
               <w:tabs>
                 <w:tab w:pos="879" w:val="left"/>
@@ -13608,6 +13685,7 @@
           </w:p>
           <w:p>
             <w:pPr>
+              <w:keepNext/>
               <w:keepLines/>
               <w:tabs>
                 <w:tab w:pos="879" w:val="left"/>
@@ -13648,6 +13726,7 @@
           </w:p>
           <w:p>
             <w:pPr>
+              <w:keepNext/>
               <w:keepLines/>
               <w:tabs>
                 <w:tab w:pos="879" w:val="left"/>
@@ -13688,6 +13767,7 @@
           </w:p>
           <w:p>
             <w:pPr>
+              <w:keepNext/>
               <w:keepLines/>
               <w:tabs>
                 <w:tab w:pos="879" w:val="left"/>
@@ -13728,6 +13808,7 @@
           </w:p>
           <w:p>
             <w:pPr>
+              <w:keepNext w:val="0"/>
               <w:keepLines/>
               <w:tabs>
                 <w:tab w:pos="879" w:val="left"/>
@@ -13800,15 +13881,13 @@
         <w:gridCol w:w="10206"/>
       </w:tblGrid>
       <w:tr>
-        <w:trPr>
-          <w:cantSplit/>
-        </w:trPr>
         <w:tc>
           <w:tcPr>
             <w:tcW w:type="dxa" w:w="10206"/>
           </w:tcPr>
           <w:p>
             <w:pPr>
+              <w:keepNext/>
               <w:keepLines/>
               <w:tabs>
                 <w:tab w:pos="454" w:val="left"/>
@@ -13849,6 +13928,7 @@
           </w:p>
           <w:p>
             <w:pPr>
+              <w:keepNext/>
               <w:keepLines/>
               <w:tabs>
                 <w:tab w:pos="794" w:val="left"/>
@@ -13889,6 +13969,7 @@
           </w:p>
           <w:p>
             <w:pPr>
+              <w:keepNext/>
               <w:keepLines/>
               <w:spacing w:before="60" w:after="0" w:line="252" w:lineRule="auto"/>
               <w:ind w:left="454" w:right="0"/>
@@ -13906,6 +13987,7 @@
           </w:p>
           <w:p>
             <w:pPr>
+              <w:keepNext/>
               <w:keepLines/>
               <w:tabs>
                 <w:tab w:pos="794" w:val="left"/>
@@ -13946,6 +14028,7 @@
           </w:p>
           <w:p>
             <w:pPr>
+              <w:keepNext/>
               <w:keepLines/>
               <w:spacing w:before="60" w:after="0" w:line="252" w:lineRule="auto"/>
               <w:ind w:left="454" w:right="0"/>
@@ -13963,6 +14046,7 @@
           </w:p>
           <w:p>
             <w:pPr>
+              <w:keepNext/>
               <w:keepLines/>
               <w:tabs>
                 <w:tab w:pos="794" w:val="left"/>
@@ -14003,6 +14087,7 @@
           </w:p>
           <w:p>
             <w:pPr>
+              <w:keepNext/>
               <w:keepLines/>
               <w:spacing w:before="60" w:after="0" w:line="252" w:lineRule="auto"/>
               <w:ind w:left="454" w:right="0"/>
@@ -14020,6 +14105,7 @@
           </w:p>
           <w:p>
             <w:pPr>
+              <w:keepNext/>
               <w:keepLines/>
               <w:tabs>
                 <w:tab w:pos="794" w:val="left"/>
@@ -14060,6 +14146,7 @@
           </w:p>
           <w:p>
             <w:pPr>
+              <w:keepNext/>
               <w:keepLines/>
               <w:spacing w:before="0" w:after="60" w:line="245" w:lineRule="auto"/>
               <w:ind w:left="0" w:right="0"/>
@@ -14067,6 +14154,7 @@
           </w:p>
           <w:p>
             <w:pPr>
+              <w:keepNext/>
               <w:keepLines/>
               <w:tabs>
                 <w:tab w:pos="879" w:val="left"/>
@@ -14107,6 +14195,7 @@
           </w:p>
           <w:p>
             <w:pPr>
+              <w:keepNext/>
               <w:keepLines/>
               <w:tabs>
                 <w:tab w:pos="879" w:val="left"/>
@@ -14147,6 +14236,7 @@
           </w:p>
           <w:p>
             <w:pPr>
+              <w:keepNext/>
               <w:keepLines/>
               <w:tabs>
                 <w:tab w:pos="879" w:val="left"/>
@@ -14187,6 +14277,7 @@
           </w:p>
           <w:p>
             <w:pPr>
+              <w:keepNext/>
               <w:keepLines/>
               <w:tabs>
                 <w:tab w:pos="879" w:val="left"/>
@@ -14227,6 +14318,7 @@
           </w:p>
           <w:p>
             <w:pPr>
+              <w:keepNext w:val="0"/>
               <w:keepLines/>
               <w:tabs>
                 <w:tab w:pos="879" w:val="left"/>
@@ -14299,15 +14391,13 @@
         <w:gridCol w:w="10206"/>
       </w:tblGrid>
       <w:tr>
-        <w:trPr>
-          <w:cantSplit/>
-        </w:trPr>
         <w:tc>
           <w:tcPr>
             <w:tcW w:type="dxa" w:w="10206"/>
           </w:tcPr>
           <w:p>
             <w:pPr>
+              <w:keepNext/>
               <w:keepLines/>
               <w:tabs>
                 <w:tab w:pos="454" w:val="left"/>
@@ -14348,6 +14438,7 @@
           </w:p>
           <w:p>
             <w:pPr>
+              <w:keepNext/>
               <w:keepLines/>
               <w:tabs>
                 <w:tab w:pos="794" w:val="left"/>
@@ -14388,6 +14479,7 @@
           </w:p>
           <w:p>
             <w:pPr>
+              <w:keepNext/>
               <w:keepLines/>
               <w:spacing w:before="60" w:after="0" w:line="252" w:lineRule="auto"/>
               <w:ind w:left="454" w:right="0"/>
@@ -14405,6 +14497,7 @@
           </w:p>
           <w:p>
             <w:pPr>
+              <w:keepNext/>
               <w:keepLines/>
               <w:tabs>
                 <w:tab w:pos="794" w:val="left"/>
@@ -14445,6 +14538,7 @@
           </w:p>
           <w:p>
             <w:pPr>
+              <w:keepNext/>
               <w:keepLines/>
               <w:spacing w:before="60" w:after="0" w:line="252" w:lineRule="auto"/>
               <w:ind w:left="454" w:right="0"/>
@@ -14462,6 +14556,7 @@
           </w:p>
           <w:p>
             <w:pPr>
+              <w:keepNext/>
               <w:keepLines/>
               <w:tabs>
                 <w:tab w:pos="794" w:val="left"/>
@@ -14502,6 +14597,7 @@
           </w:p>
           <w:p>
             <w:pPr>
+              <w:keepNext/>
               <w:keepLines/>
               <w:spacing w:before="60" w:after="0" w:line="252" w:lineRule="auto"/>
               <w:ind w:left="454" w:right="0"/>
@@ -14519,6 +14615,7 @@
           </w:p>
           <w:p>
             <w:pPr>
+              <w:keepNext/>
               <w:keepLines/>
               <w:tabs>
                 <w:tab w:pos="794" w:val="left"/>
@@ -14559,6 +14656,7 @@
           </w:p>
           <w:p>
             <w:pPr>
+              <w:keepNext/>
               <w:keepLines/>
               <w:spacing w:before="0" w:after="60" w:line="245" w:lineRule="auto"/>
               <w:ind w:left="0" w:right="0"/>
@@ -14566,6 +14664,7 @@
           </w:p>
           <w:p>
             <w:pPr>
+              <w:keepNext/>
               <w:keepLines/>
               <w:tabs>
                 <w:tab w:pos="879" w:val="left"/>
@@ -14606,6 +14705,7 @@
           </w:p>
           <w:p>
             <w:pPr>
+              <w:keepNext/>
               <w:keepLines/>
               <w:tabs>
                 <w:tab w:pos="879" w:val="left"/>
@@ -14646,6 +14746,7 @@
           </w:p>
           <w:p>
             <w:pPr>
+              <w:keepNext/>
               <w:keepLines/>
               <w:tabs>
                 <w:tab w:pos="879" w:val="left"/>
@@ -14686,6 +14787,7 @@
           </w:p>
           <w:p>
             <w:pPr>
+              <w:keepNext/>
               <w:keepLines/>
               <w:tabs>
                 <w:tab w:pos="879" w:val="left"/>
@@ -14726,6 +14828,7 @@
           </w:p>
           <w:p>
             <w:pPr>
+              <w:keepNext w:val="0"/>
               <w:keepLines/>
               <w:tabs>
                 <w:tab w:pos="879" w:val="left"/>
@@ -14798,9 +14901,6 @@
         <w:gridCol w:w="10206"/>
       </w:tblGrid>
       <w:tr>
-        <w:trPr>
-          <w:cantSplit/>
-        </w:trPr>
         <w:tc>
           <w:tcPr>
             <w:tcW w:type="dxa" w:w="10206"/>
@@ -14833,9 +14933,20 @@
         <w:ind w:left="0" w:right="0"/>
       </w:pPr>
     </w:p>
+    <w:p>
+      <w:pPr>
+        <w:sectPr>
+          <w:type w:val="continuous"/>
+          <w:pgSz w:w="11906" w:h="16838"/>
+          <w:pgMar w:top="850" w:right="850" w:bottom="794" w:left="850" w:header="454" w:footer="397" w:gutter="0"/>
+          <w:cols w:space="340" w:num="1" w:sep="0" w:equalWidth="1"/>
+          <w:docGrid w:linePitch="360"/>
+        </w:sectPr>
+      </w:pPr>
+    </w:p>
     <w:tbl>
       <w:tblPr>
-        <w:tblW w:w="3100" w:type="pct"/>
+        <w:tblW w:w="4800" w:type="pct"/>
         <w:tblBorders>
           <w:top w:val="single" w:sz="6" w:space="0" w:color="1B335F"/>
           <w:left w:val="single" w:sz="6" w:space="0" w:color="1B335F"/>
@@ -14857,9 +14968,6 @@
         <w:gridCol w:w="10206"/>
       </w:tblGrid>
       <w:tr>
-        <w:trPr>
-          <w:cantSplit/>
-        </w:trPr>
         <w:tc>
           <w:tcPr>
             <w:tcW w:type="dxa" w:w="10206"/>
@@ -14889,298 +14997,6 @@
                 <w:sz w:val="18"/>
               </w:rPr>
               <w:t>For these questions, choose the best rephrased form of the given sentence.</w:t>
-            </w:r>
-          </w:p>
-        </w:tc>
-      </w:tr>
-    </w:tbl>
-    <w:p>
-      <w:pPr>
-        <w:keepLines/>
-        <w:spacing w:before="0" w:after="100" w:line="245" w:lineRule="auto"/>
-        <w:ind w:left="0" w:right="0"/>
-      </w:pPr>
-    </w:p>
-    <w:p>
-      <w:pPr>
-        <w:sectPr>
-          <w:type w:val="continuous"/>
-          <w:pgSz w:w="11906" w:h="16838"/>
-          <w:pgMar w:top="850" w:right="850" w:bottom="794" w:left="850" w:header="454" w:footer="397" w:gutter="0"/>
-          <w:cols w:space="340" w:num="1" w:sep="0" w:equalWidth="1"/>
-          <w:docGrid w:linePitch="360"/>
-        </w:sectPr>
-      </w:pPr>
-    </w:p>
-    <w:tbl>
-      <w:tblPr>
-        <w:tblW w:w="5000" w:type="pct"/>
-        <w:tblBorders>
-          <w:top w:val="single" w:sz="4" w:space="0" w:color="8FA3BF"/>
-          <w:left w:val="single" w:sz="4" w:space="0" w:color="8FA3BF"/>
-          <w:bottom w:val="single" w:sz="4" w:space="0" w:color="8FA3BF"/>
-          <w:right w:val="single" w:sz="4" w:space="0" w:color="8FA3BF"/>
-          <w:insideH w:val="none" w:sz="0" w:space="0" w:color="auto"/>
-          <w:insideV w:val="none" w:sz="0" w:space="0" w:color="auto"/>
-        </w:tblBorders>
-        <w:tblLayout w:type="fixed"/>
-        <w:tblCellMar>
-          <w:top w:w="70" w:type="dxa"/>
-          <w:left w:w="110" w:type="dxa"/>
-          <w:bottom w:w="80" w:type="dxa"/>
-          <w:right w:w="110" w:type="dxa"/>
-        </w:tblCellMar>
-        <w:tblLook w:firstColumn="1" w:firstRow="1" w:lastColumn="0" w:lastRow="0" w:noHBand="0" w:noVBand="1" w:val="04A0"/>
-      </w:tblPr>
-      <w:tblGrid>
-        <w:gridCol w:w="10206"/>
-      </w:tblGrid>
-      <w:tr>
-        <w:trPr>
-          <w:cantSplit/>
-        </w:trPr>
-        <w:tc>
-          <w:tcPr>
-            <w:tcW w:type="dxa" w:w="10206"/>
-          </w:tcPr>
-          <w:p>
-            <w:pPr>
-              <w:keepLines/>
-              <w:tabs>
-                <w:tab w:pos="454" w:val="left"/>
-              </w:tabs>
-              <w:spacing w:before="0" w:after="120" w:line="252" w:lineRule="auto"/>
-              <w:ind w:left="454" w:right="0" w:hanging="454"/>
-            </w:pPr>
-            <w:r>
-              <w:rPr>
-                <w:rFonts w:ascii="Arial" w:hAnsi="Arial"/>
-                <w:b/>
-                <w:i w:val="0"/>
-                <w:color w:val="1B335F"/>
-                <w:sz w:val="19"/>
-              </w:rPr>
-              <w:t>68.</w:t>
-            </w:r>
-            <w:r>
-              <w:rPr>
-                <w:rFonts w:ascii="Arial" w:hAnsi="Arial"/>
-                <w:b w:val="0"/>
-                <w:i w:val="0"/>
-                <w:color w:val="141C2B"/>
-                <w:sz w:val="19"/>
-              </w:rPr>
-              <w:tab/>
-            </w:r>
-            <w:r>
-              <w:rPr>
-                <w:rFonts w:ascii="Arial" w:hAnsi="Arial"/>
-                <w:b/>
-                <w:i w:val="0"/>
-                <w:color w:val="141C2B"/>
-                <w:sz w:val="19"/>
-              </w:rPr>
-              <w:t>Although the factory was built only ten years ago, it has already been closed twice for safety reasons.</w:t>
-            </w:r>
-          </w:p>
-          <w:p>
-            <w:pPr>
-              <w:keepLines/>
-              <w:tabs>
-                <w:tab w:pos="879" w:val="left"/>
-              </w:tabs>
-              <w:spacing w:before="0" w:after="40" w:line="247" w:lineRule="auto"/>
-              <w:ind w:left="879" w:right="0" w:hanging="351"/>
-            </w:pPr>
-            <w:r>
-              <w:rPr>
-                <w:rFonts w:ascii="Arial" w:hAnsi="Arial"/>
-                <w:b w:val="0"/>
-                <w:i w:val="0"/>
-                <w:color w:val="141C2B"/>
-                <w:sz w:val="19"/>
-              </w:rPr>
-              <w:t>A)</w:t>
-            </w:r>
-            <w:r>
-              <w:rPr>
-                <w:rFonts w:ascii="Arial" w:hAnsi="Arial"/>
-                <w:b w:val="0"/>
-                <w:i w:val="0"/>
-                <w:color w:val="141C2B"/>
-                <w:sz w:val="19"/>
-              </w:rPr>
-              <w:tab/>
-            </w:r>
-            <w:r>
-              <w:rPr>
-                <w:rFonts w:ascii="Arial" w:hAnsi="Arial"/>
-                <w:b w:val="0"/>
-                <w:i w:val="0"/>
-                <w:color w:val="141C2B"/>
-                <w:sz w:val="19"/>
-              </w:rPr>
-              <w:t>The factory is only ten years old, but it has nevertheless had to be shut down twice because of safety concerns.</w:t>
-            </w:r>
-          </w:p>
-          <w:p>
-            <w:pPr>
-              <w:keepLines/>
-              <w:tabs>
-                <w:tab w:pos="879" w:val="left"/>
-              </w:tabs>
-              <w:spacing w:before="0" w:after="40" w:line="247" w:lineRule="auto"/>
-              <w:ind w:left="879" w:right="0" w:hanging="351"/>
-            </w:pPr>
-            <w:r>
-              <w:rPr>
-                <w:rFonts w:ascii="Arial" w:hAnsi="Arial"/>
-                <w:b w:val="0"/>
-                <w:i w:val="0"/>
-                <w:color w:val="141C2B"/>
-                <w:sz w:val="19"/>
-              </w:rPr>
-              <w:t>B)</w:t>
-            </w:r>
-            <w:r>
-              <w:rPr>
-                <w:rFonts w:ascii="Arial" w:hAnsi="Arial"/>
-                <w:b w:val="0"/>
-                <w:i w:val="0"/>
-                <w:color w:val="141C2B"/>
-                <w:sz w:val="19"/>
-              </w:rPr>
-              <w:tab/>
-            </w:r>
-            <w:r>
-              <w:rPr>
-                <w:rFonts w:ascii="Arial" w:hAnsi="Arial"/>
-                <w:b w:val="0"/>
-                <w:i w:val="0"/>
-                <w:color w:val="141C2B"/>
-                <w:sz w:val="19"/>
-              </w:rPr>
-              <w:t>The factory was closed twice for safety reasons before it was completed ten years ago.</w:t>
-            </w:r>
-          </w:p>
-          <w:p>
-            <w:pPr>
-              <w:keepLines/>
-              <w:tabs>
-                <w:tab w:pos="879" w:val="left"/>
-              </w:tabs>
-              <w:spacing w:before="0" w:after="40" w:line="247" w:lineRule="auto"/>
-              <w:ind w:left="879" w:right="0" w:hanging="351"/>
-            </w:pPr>
-            <w:r>
-              <w:rPr>
-                <w:rFonts w:ascii="Arial" w:hAnsi="Arial"/>
-                <w:b w:val="0"/>
-                <w:i w:val="0"/>
-                <w:color w:val="141C2B"/>
-                <w:sz w:val="19"/>
-              </w:rPr>
-              <w:t>C)</w:t>
-            </w:r>
-            <w:r>
-              <w:rPr>
-                <w:rFonts w:ascii="Arial" w:hAnsi="Arial"/>
-                <w:b w:val="0"/>
-                <w:i w:val="0"/>
-                <w:color w:val="141C2B"/>
-                <w:sz w:val="19"/>
-              </w:rPr>
-              <w:tab/>
-            </w:r>
-            <w:r>
-              <w:rPr>
-                <w:rFonts w:ascii="Arial" w:hAnsi="Arial"/>
-                <w:b w:val="0"/>
-                <w:i w:val="0"/>
-                <w:color w:val="141C2B"/>
-                <w:sz w:val="19"/>
-              </w:rPr>
-              <w:t>Safety problems delayed the construction of the factory by about ten years.</w:t>
-            </w:r>
-          </w:p>
-          <w:p>
-            <w:pPr>
-              <w:keepLines/>
-              <w:tabs>
-                <w:tab w:pos="879" w:val="left"/>
-              </w:tabs>
-              <w:spacing w:before="0" w:after="40" w:line="247" w:lineRule="auto"/>
-              <w:ind w:left="879" w:right="0" w:hanging="351"/>
-            </w:pPr>
-            <w:r>
-              <w:rPr>
-                <w:rFonts w:ascii="Arial" w:hAnsi="Arial"/>
-                <w:b w:val="0"/>
-                <w:i w:val="0"/>
-                <w:color w:val="141C2B"/>
-                <w:sz w:val="19"/>
-              </w:rPr>
-              <w:t>D)</w:t>
-            </w:r>
-            <w:r>
-              <w:rPr>
-                <w:rFonts w:ascii="Arial" w:hAnsi="Arial"/>
-                <w:b w:val="0"/>
-                <w:i w:val="0"/>
-                <w:color w:val="141C2B"/>
-                <w:sz w:val="19"/>
-              </w:rPr>
-              <w:tab/>
-            </w:r>
-            <w:r>
-              <w:rPr>
-                <w:rFonts w:ascii="Arial" w:hAnsi="Arial"/>
-                <w:b w:val="0"/>
-                <w:i w:val="0"/>
-                <w:color w:val="141C2B"/>
-                <w:sz w:val="19"/>
-              </w:rPr>
-              <w:t>As the factory is only ten years old, it has never had to be closed for safety reasons.</w:t>
-            </w:r>
-          </w:p>
-          <w:p>
-            <w:pPr>
-              <w:keepLines/>
-              <w:tabs>
-                <w:tab w:pos="879" w:val="left"/>
-              </w:tabs>
-              <w:spacing w:before="0" w:after="40" w:line="247" w:lineRule="auto"/>
-              <w:ind w:left="879" w:right="0" w:hanging="351"/>
-            </w:pPr>
-            <w:r>
-              <w:rPr>
-                <w:rFonts w:ascii="Arial" w:hAnsi="Arial"/>
-                <w:b w:val="0"/>
-                <w:i w:val="0"/>
-                <w:color w:val="141C2B"/>
-                <w:sz w:val="19"/>
-              </w:rPr>
-              <w:t>E)</w:t>
-            </w:r>
-            <w:r>
-              <w:rPr>
-                <w:rFonts w:ascii="Arial" w:hAnsi="Arial"/>
-                <w:b w:val="0"/>
-                <w:i w:val="0"/>
-                <w:color w:val="141C2B"/>
-                <w:sz w:val="19"/>
-              </w:rPr>
-              <w:tab/>
-            </w:r>
-            <w:r>
-              <w:rPr>
-                <w:rFonts w:ascii="Arial" w:hAnsi="Arial"/>
-                <w:b w:val="0"/>
-                <w:i w:val="0"/>
-                <w:color w:val="141C2B"/>
-                <w:sz w:val="19"/>
-              </w:rPr>
-              <w:t>The factory may have to be closed for safety reasons twice in the next ten years.</w:t>
             </w:r>
           </w:p>
         </w:tc>
@@ -15217,15 +15033,13 @@
         <w:gridCol w:w="10206"/>
       </w:tblGrid>
       <w:tr>
-        <w:trPr>
-          <w:cantSplit/>
-        </w:trPr>
         <w:tc>
           <w:tcPr>
             <w:tcW w:type="dxa" w:w="10206"/>
           </w:tcPr>
           <w:p>
             <w:pPr>
+              <w:keepNext/>
               <w:keepLines/>
               <w:tabs>
                 <w:tab w:pos="454" w:val="left"/>
@@ -15241,7 +15055,7 @@
                 <w:color w:val="1B335F"/>
                 <w:sz w:val="19"/>
               </w:rPr>
-              <w:t>69.</w:t>
+              <w:t>68.</w:t>
             </w:r>
             <w:r>
               <w:rPr>
@@ -15261,11 +15075,12 @@
                 <w:color w:val="141C2B"/>
                 <w:sz w:val="19"/>
               </w:rPr>
-              <w:t>You should have told the office that you were going to be late.</w:t>
-            </w:r>
-          </w:p>
-          <w:p>
-            <w:pPr>
+              <w:t>Although the factory was built only ten years ago, it has already been closed twice for safety reasons.</w:t>
+            </w:r>
+          </w:p>
+          <w:p>
+            <w:pPr>
+              <w:keepNext/>
               <w:keepLines/>
               <w:tabs>
                 <w:tab w:pos="879" w:val="left"/>
@@ -15301,11 +15116,12 @@
                 <w:color w:val="141C2B"/>
                 <w:sz w:val="19"/>
               </w:rPr>
-              <w:t>You must tell the office whenever you are going to be late.</w:t>
-            </w:r>
-          </w:p>
-          <w:p>
-            <w:pPr>
+              <w:t>The factory is only ten years old, but it has nevertheless had to be shut down twice because of safety concerns.</w:t>
+            </w:r>
+          </w:p>
+          <w:p>
+            <w:pPr>
+              <w:keepNext/>
               <w:keepLines/>
               <w:tabs>
                 <w:tab w:pos="879" w:val="left"/>
@@ -15341,11 +15157,12 @@
                 <w:color w:val="141C2B"/>
                 <w:sz w:val="19"/>
               </w:rPr>
-              <w:t>The office should be told that you are often late for work.</w:t>
-            </w:r>
-          </w:p>
-          <w:p>
-            <w:pPr>
+              <w:t>The factory was closed twice for safety reasons before it was completed ten years ago.</w:t>
+            </w:r>
+          </w:p>
+          <w:p>
+            <w:pPr>
+              <w:keepNext/>
               <w:keepLines/>
               <w:tabs>
                 <w:tab w:pos="879" w:val="left"/>
@@ -15381,11 +15198,12 @@
                 <w:color w:val="141C2B"/>
                 <w:sz w:val="19"/>
               </w:rPr>
-              <w:t>It would have been better if you had informed the office about your delay.</w:t>
-            </w:r>
-          </w:p>
-          <w:p>
-            <w:pPr>
+              <w:t>Safety problems delayed the construction of the factory by about ten years.</w:t>
+            </w:r>
+          </w:p>
+          <w:p>
+            <w:pPr>
+              <w:keepNext/>
               <w:keepLines/>
               <w:tabs>
                 <w:tab w:pos="879" w:val="left"/>
@@ -15421,11 +15239,12 @@
                 <w:color w:val="141C2B"/>
                 <w:sz w:val="19"/>
               </w:rPr>
-              <w:t>You may have told the office that you were going to be late.</w:t>
-            </w:r>
-          </w:p>
-          <w:p>
-            <w:pPr>
+              <w:t>As the factory is only ten years old, it has never had to be closed for safety reasons.</w:t>
+            </w:r>
+          </w:p>
+          <w:p>
+            <w:pPr>
+              <w:keepNext w:val="0"/>
               <w:keepLines/>
               <w:tabs>
                 <w:tab w:pos="879" w:val="left"/>
@@ -15461,7 +15280,7 @@
                 <w:color w:val="141C2B"/>
                 <w:sz w:val="19"/>
               </w:rPr>
-              <w:t>There was no need for you to tell the office that you would be late.</w:t>
+              <w:t>The factory may have to be closed for safety reasons twice in the next ten years.</w:t>
             </w:r>
           </w:p>
         </w:tc>
@@ -15498,15 +15317,13 @@
         <w:gridCol w:w="10206"/>
       </w:tblGrid>
       <w:tr>
-        <w:trPr>
-          <w:cantSplit/>
-        </w:trPr>
         <w:tc>
           <w:tcPr>
             <w:tcW w:type="dxa" w:w="10206"/>
           </w:tcPr>
           <w:p>
             <w:pPr>
+              <w:keepNext/>
               <w:keepLines/>
               <w:tabs>
                 <w:tab w:pos="454" w:val="left"/>
@@ -15522,7 +15339,7 @@
                 <w:color w:val="1B335F"/>
                 <w:sz w:val="19"/>
               </w:rPr>
-              <w:t>70.</w:t>
+              <w:t>69.</w:t>
             </w:r>
             <w:r>
               <w:rPr>
@@ -15542,11 +15359,12 @@
                 <w:color w:val="141C2B"/>
                 <w:sz w:val="19"/>
               </w:rPr>
-              <w:t>Hardly had the concert begun when the power went off.</w:t>
-            </w:r>
-          </w:p>
-          <w:p>
-            <w:pPr>
+              <w:t>You should have told the office that you were going to be late.</w:t>
+            </w:r>
+          </w:p>
+          <w:p>
+            <w:pPr>
+              <w:keepNext/>
               <w:keepLines/>
               <w:tabs>
                 <w:tab w:pos="879" w:val="left"/>
@@ -15582,11 +15400,12 @@
                 <w:color w:val="141C2B"/>
                 <w:sz w:val="19"/>
               </w:rPr>
-              <w:t>The concert began as soon as the electricity came back on.</w:t>
-            </w:r>
-          </w:p>
-          <w:p>
-            <w:pPr>
+              <w:t>You must tell the office whenever you are going to be late.</w:t>
+            </w:r>
+          </w:p>
+          <w:p>
+            <w:pPr>
+              <w:keepNext/>
               <w:keepLines/>
               <w:tabs>
                 <w:tab w:pos="879" w:val="left"/>
@@ -15622,11 +15441,12 @@
                 <w:color w:val="141C2B"/>
                 <w:sz w:val="19"/>
               </w:rPr>
-              <w:t>The electricity failed almost immediately after the concert had started.</w:t>
-            </w:r>
-          </w:p>
-          <w:p>
-            <w:pPr>
+              <w:t>The office should be told that you are often late for work.</w:t>
+            </w:r>
+          </w:p>
+          <w:p>
+            <w:pPr>
+              <w:keepNext/>
               <w:keepLines/>
               <w:tabs>
                 <w:tab w:pos="879" w:val="left"/>
@@ -15662,11 +15482,12 @@
                 <w:color w:val="141C2B"/>
                 <w:sz w:val="19"/>
               </w:rPr>
-              <w:t>The concert could not begin at all because there was no electricity.</w:t>
-            </w:r>
-          </w:p>
-          <w:p>
-            <w:pPr>
+              <w:t>It would have been better if you had informed the office about your delay.</w:t>
+            </w:r>
+          </w:p>
+          <w:p>
+            <w:pPr>
+              <w:keepNext/>
               <w:keepLines/>
               <w:tabs>
                 <w:tab w:pos="879" w:val="left"/>
@@ -15702,11 +15523,12 @@
                 <w:color w:val="141C2B"/>
                 <w:sz w:val="19"/>
               </w:rPr>
-              <w:t>The power went off shortly before the concert was due to start.</w:t>
-            </w:r>
-          </w:p>
-          <w:p>
-            <w:pPr>
+              <w:t>You may have told the office that you were going to be late.</w:t>
+            </w:r>
+          </w:p>
+          <w:p>
+            <w:pPr>
+              <w:keepNext w:val="0"/>
               <w:keepLines/>
               <w:tabs>
                 <w:tab w:pos="879" w:val="left"/>
@@ -15742,7 +15564,7 @@
                 <w:color w:val="141C2B"/>
                 <w:sz w:val="19"/>
               </w:rPr>
-              <w:t>The concert went on even though the power had gone off.</w:t>
+              <w:t>There was no need for you to tell the office that you would be late.</w:t>
             </w:r>
           </w:p>
         </w:tc>
@@ -15779,15 +15601,13 @@
         <w:gridCol w:w="10206"/>
       </w:tblGrid>
       <w:tr>
-        <w:trPr>
-          <w:cantSplit/>
-        </w:trPr>
         <w:tc>
           <w:tcPr>
             <w:tcW w:type="dxa" w:w="10206"/>
           </w:tcPr>
           <w:p>
             <w:pPr>
+              <w:keepNext/>
               <w:keepLines/>
               <w:tabs>
                 <w:tab w:pos="454" w:val="left"/>
@@ -15803,7 +15623,7 @@
                 <w:color w:val="1B335F"/>
                 <w:sz w:val="19"/>
               </w:rPr>
-              <w:t>71.</w:t>
+              <w:t>70.</w:t>
             </w:r>
             <w:r>
               <w:rPr>
@@ -15823,11 +15643,12 @@
                 <w:color w:val="141C2B"/>
                 <w:sz w:val="19"/>
               </w:rPr>
-              <w:t>The new regulation applies to all restaurants except those with fewer than ten tables.</w:t>
-            </w:r>
-          </w:p>
-          <w:p>
-            <w:pPr>
+              <w:t>Hardly had the concert begun when the power went off.</w:t>
+            </w:r>
+          </w:p>
+          <w:p>
+            <w:pPr>
+              <w:keepNext/>
               <w:keepLines/>
               <w:tabs>
                 <w:tab w:pos="879" w:val="left"/>
@@ -15863,11 +15684,12 @@
                 <w:color w:val="141C2B"/>
                 <w:sz w:val="19"/>
               </w:rPr>
-              <w:t>The new regulation applies only to restaurants with fewer than ten tables.</w:t>
-            </w:r>
-          </w:p>
-          <w:p>
-            <w:pPr>
+              <w:t>The concert began as soon as the electricity came back on.</w:t>
+            </w:r>
+          </w:p>
+          <w:p>
+            <w:pPr>
+              <w:keepNext/>
               <w:keepLines/>
               <w:tabs>
                 <w:tab w:pos="879" w:val="left"/>
@@ -15903,11 +15725,12 @@
                 <w:color w:val="141C2B"/>
                 <w:sz w:val="19"/>
               </w:rPr>
-              <w:t>All restaurants, including the smallest ones, have to obey the new regulation.</w:t>
-            </w:r>
-          </w:p>
-          <w:p>
-            <w:pPr>
+              <w:t>The electricity failed almost immediately after the concert had started.</w:t>
+            </w:r>
+          </w:p>
+          <w:p>
+            <w:pPr>
+              <w:keepNext/>
               <w:keepLines/>
               <w:tabs>
                 <w:tab w:pos="879" w:val="left"/>
@@ -15943,11 +15766,12 @@
                 <w:color w:val="141C2B"/>
                 <w:sz w:val="19"/>
               </w:rPr>
-              <w:t>Restaurants with exactly ten tables are the only ones exempt from the new regulation.</w:t>
-            </w:r>
-          </w:p>
-          <w:p>
-            <w:pPr>
+              <w:t>The concert could not begin at all because there was no electricity.</w:t>
+            </w:r>
+          </w:p>
+          <w:p>
+            <w:pPr>
+              <w:keepNext/>
               <w:keepLines/>
               <w:tabs>
                 <w:tab w:pos="879" w:val="left"/>
@@ -15983,11 +15807,296 @@
                 <w:color w:val="141C2B"/>
                 <w:sz w:val="19"/>
               </w:rPr>
+              <w:t>The power went off shortly before the concert was due to start.</w:t>
+            </w:r>
+          </w:p>
+          <w:p>
+            <w:pPr>
+              <w:keepNext w:val="0"/>
+              <w:keepLines/>
+              <w:tabs>
+                <w:tab w:pos="879" w:val="left"/>
+              </w:tabs>
+              <w:spacing w:before="0" w:after="40" w:line="247" w:lineRule="auto"/>
+              <w:ind w:left="879" w:right="0" w:hanging="351"/>
+            </w:pPr>
+            <w:r>
+              <w:rPr>
+                <w:rFonts w:ascii="Arial" w:hAnsi="Arial"/>
+                <w:b w:val="0"/>
+                <w:i w:val="0"/>
+                <w:color w:val="141C2B"/>
+                <w:sz w:val="19"/>
+              </w:rPr>
+              <w:t>E)</w:t>
+            </w:r>
+            <w:r>
+              <w:rPr>
+                <w:rFonts w:ascii="Arial" w:hAnsi="Arial"/>
+                <w:b w:val="0"/>
+                <w:i w:val="0"/>
+                <w:color w:val="141C2B"/>
+                <w:sz w:val="19"/>
+              </w:rPr>
+              <w:tab/>
+            </w:r>
+            <w:r>
+              <w:rPr>
+                <w:rFonts w:ascii="Arial" w:hAnsi="Arial"/>
+                <w:b w:val="0"/>
+                <w:i w:val="0"/>
+                <w:color w:val="141C2B"/>
+                <w:sz w:val="19"/>
+              </w:rPr>
+              <w:t>The concert went on even though the power had gone off.</w:t>
+            </w:r>
+          </w:p>
+        </w:tc>
+      </w:tr>
+    </w:tbl>
+    <w:p>
+      <w:pPr>
+        <w:keepLines/>
+        <w:spacing w:before="0" w:after="100" w:line="245" w:lineRule="auto"/>
+        <w:ind w:left="0" w:right="0"/>
+      </w:pPr>
+    </w:p>
+    <w:tbl>
+      <w:tblPr>
+        <w:tblW w:w="5000" w:type="pct"/>
+        <w:tblBorders>
+          <w:top w:val="single" w:sz="4" w:space="0" w:color="8FA3BF"/>
+          <w:left w:val="single" w:sz="4" w:space="0" w:color="8FA3BF"/>
+          <w:bottom w:val="single" w:sz="4" w:space="0" w:color="8FA3BF"/>
+          <w:right w:val="single" w:sz="4" w:space="0" w:color="8FA3BF"/>
+          <w:insideH w:val="none" w:sz="0" w:space="0" w:color="auto"/>
+          <w:insideV w:val="none" w:sz="0" w:space="0" w:color="auto"/>
+        </w:tblBorders>
+        <w:tblLayout w:type="fixed"/>
+        <w:tblCellMar>
+          <w:top w:w="70" w:type="dxa"/>
+          <w:left w:w="110" w:type="dxa"/>
+          <w:bottom w:w="80" w:type="dxa"/>
+          <w:right w:w="110" w:type="dxa"/>
+        </w:tblCellMar>
+        <w:tblLook w:firstColumn="1" w:firstRow="1" w:lastColumn="0" w:lastRow="0" w:noHBand="0" w:noVBand="1" w:val="04A0"/>
+      </w:tblPr>
+      <w:tblGrid>
+        <w:gridCol w:w="10206"/>
+      </w:tblGrid>
+      <w:tr>
+        <w:tc>
+          <w:tcPr>
+            <w:tcW w:type="dxa" w:w="10206"/>
+          </w:tcPr>
+          <w:p>
+            <w:pPr>
+              <w:keepNext/>
+              <w:keepLines/>
+              <w:tabs>
+                <w:tab w:pos="454" w:val="left"/>
+              </w:tabs>
+              <w:spacing w:before="0" w:after="120" w:line="252" w:lineRule="auto"/>
+              <w:ind w:left="454" w:right="0" w:hanging="454"/>
+            </w:pPr>
+            <w:r>
+              <w:rPr>
+                <w:rFonts w:ascii="Arial" w:hAnsi="Arial"/>
+                <w:b/>
+                <w:i w:val="0"/>
+                <w:color w:val="1B335F"/>
+                <w:sz w:val="19"/>
+              </w:rPr>
+              <w:t>71.</w:t>
+            </w:r>
+            <w:r>
+              <w:rPr>
+                <w:rFonts w:ascii="Arial" w:hAnsi="Arial"/>
+                <w:b w:val="0"/>
+                <w:i w:val="0"/>
+                <w:color w:val="141C2B"/>
+                <w:sz w:val="19"/>
+              </w:rPr>
+              <w:tab/>
+            </w:r>
+            <w:r>
+              <w:rPr>
+                <w:rFonts w:ascii="Arial" w:hAnsi="Arial"/>
+                <w:b/>
+                <w:i w:val="0"/>
+                <w:color w:val="141C2B"/>
+                <w:sz w:val="19"/>
+              </w:rPr>
+              <w:t>The new regulation applies to all restaurants except those with fewer than ten tables.</w:t>
+            </w:r>
+          </w:p>
+          <w:p>
+            <w:pPr>
+              <w:keepNext/>
+              <w:keepLines/>
+              <w:tabs>
+                <w:tab w:pos="879" w:val="left"/>
+              </w:tabs>
+              <w:spacing w:before="0" w:after="40" w:line="247" w:lineRule="auto"/>
+              <w:ind w:left="879" w:right="0" w:hanging="351"/>
+            </w:pPr>
+            <w:r>
+              <w:rPr>
+                <w:rFonts w:ascii="Arial" w:hAnsi="Arial"/>
+                <w:b w:val="0"/>
+                <w:i w:val="0"/>
+                <w:color w:val="141C2B"/>
+                <w:sz w:val="19"/>
+              </w:rPr>
+              <w:t>A)</w:t>
+            </w:r>
+            <w:r>
+              <w:rPr>
+                <w:rFonts w:ascii="Arial" w:hAnsi="Arial"/>
+                <w:b w:val="0"/>
+                <w:i w:val="0"/>
+                <w:color w:val="141C2B"/>
+                <w:sz w:val="19"/>
+              </w:rPr>
+              <w:tab/>
+            </w:r>
+            <w:r>
+              <w:rPr>
+                <w:rFonts w:ascii="Arial" w:hAnsi="Arial"/>
+                <w:b w:val="0"/>
+                <w:i w:val="0"/>
+                <w:color w:val="141C2B"/>
+                <w:sz w:val="19"/>
+              </w:rPr>
+              <w:t>The new regulation applies only to restaurants with fewer than ten tables.</w:t>
+            </w:r>
+          </w:p>
+          <w:p>
+            <w:pPr>
+              <w:keepNext/>
+              <w:keepLines/>
+              <w:tabs>
+                <w:tab w:pos="879" w:val="left"/>
+              </w:tabs>
+              <w:spacing w:before="0" w:after="40" w:line="247" w:lineRule="auto"/>
+              <w:ind w:left="879" w:right="0" w:hanging="351"/>
+            </w:pPr>
+            <w:r>
+              <w:rPr>
+                <w:rFonts w:ascii="Arial" w:hAnsi="Arial"/>
+                <w:b w:val="0"/>
+                <w:i w:val="0"/>
+                <w:color w:val="141C2B"/>
+                <w:sz w:val="19"/>
+              </w:rPr>
+              <w:t>B)</w:t>
+            </w:r>
+            <w:r>
+              <w:rPr>
+                <w:rFonts w:ascii="Arial" w:hAnsi="Arial"/>
+                <w:b w:val="0"/>
+                <w:i w:val="0"/>
+                <w:color w:val="141C2B"/>
+                <w:sz w:val="19"/>
+              </w:rPr>
+              <w:tab/>
+            </w:r>
+            <w:r>
+              <w:rPr>
+                <w:rFonts w:ascii="Arial" w:hAnsi="Arial"/>
+                <w:b w:val="0"/>
+                <w:i w:val="0"/>
+                <w:color w:val="141C2B"/>
+                <w:sz w:val="19"/>
+              </w:rPr>
+              <w:t>All restaurants, including the smallest ones, have to obey the new regulation.</w:t>
+            </w:r>
+          </w:p>
+          <w:p>
+            <w:pPr>
+              <w:keepNext/>
+              <w:keepLines/>
+              <w:tabs>
+                <w:tab w:pos="879" w:val="left"/>
+              </w:tabs>
+              <w:spacing w:before="0" w:after="40" w:line="247" w:lineRule="auto"/>
+              <w:ind w:left="879" w:right="0" w:hanging="351"/>
+            </w:pPr>
+            <w:r>
+              <w:rPr>
+                <w:rFonts w:ascii="Arial" w:hAnsi="Arial"/>
+                <w:b w:val="0"/>
+                <w:i w:val="0"/>
+                <w:color w:val="141C2B"/>
+                <w:sz w:val="19"/>
+              </w:rPr>
+              <w:t>C)</w:t>
+            </w:r>
+            <w:r>
+              <w:rPr>
+                <w:rFonts w:ascii="Arial" w:hAnsi="Arial"/>
+                <w:b w:val="0"/>
+                <w:i w:val="0"/>
+                <w:color w:val="141C2B"/>
+                <w:sz w:val="19"/>
+              </w:rPr>
+              <w:tab/>
+            </w:r>
+            <w:r>
+              <w:rPr>
+                <w:rFonts w:ascii="Arial" w:hAnsi="Arial"/>
+                <w:b w:val="0"/>
+                <w:i w:val="0"/>
+                <w:color w:val="141C2B"/>
+                <w:sz w:val="19"/>
+              </w:rPr>
+              <w:t>Restaurants with exactly ten tables are the only ones exempt from the new regulation.</w:t>
+            </w:r>
+          </w:p>
+          <w:p>
+            <w:pPr>
+              <w:keepNext/>
+              <w:keepLines/>
+              <w:tabs>
+                <w:tab w:pos="879" w:val="left"/>
+              </w:tabs>
+              <w:spacing w:before="0" w:after="40" w:line="247" w:lineRule="auto"/>
+              <w:ind w:left="879" w:right="0" w:hanging="351"/>
+            </w:pPr>
+            <w:r>
+              <w:rPr>
+                <w:rFonts w:ascii="Arial" w:hAnsi="Arial"/>
+                <w:b w:val="0"/>
+                <w:i w:val="0"/>
+                <w:color w:val="141C2B"/>
+                <w:sz w:val="19"/>
+              </w:rPr>
+              <w:t>D)</w:t>
+            </w:r>
+            <w:r>
+              <w:rPr>
+                <w:rFonts w:ascii="Arial" w:hAnsi="Arial"/>
+                <w:b w:val="0"/>
+                <w:i w:val="0"/>
+                <w:color w:val="141C2B"/>
+                <w:sz w:val="19"/>
+              </w:rPr>
+              <w:tab/>
+            </w:r>
+            <w:r>
+              <w:rPr>
+                <w:rFonts w:ascii="Arial" w:hAnsi="Arial"/>
+                <w:b w:val="0"/>
+                <w:i w:val="0"/>
+                <w:color w:val="141C2B"/>
+                <w:sz w:val="19"/>
+              </w:rPr>
               <w:t>The new regulation will be applied to small restaurants at a later date.</w:t>
             </w:r>
           </w:p>
           <w:p>
             <w:pPr>
+              <w:keepNext w:val="0"/>
               <w:keepLines/>
               <w:tabs>
                 <w:tab w:pos="879" w:val="left"/>
@@ -16071,9 +16180,6 @@
         <w:gridCol w:w="10206"/>
       </w:tblGrid>
       <w:tr>
-        <w:trPr>
-          <w:cantSplit/>
-        </w:trPr>
         <w:tc>
           <w:tcPr>
             <w:tcW w:type="dxa" w:w="10206"/>
@@ -16106,9 +16212,20 @@
         <w:ind w:left="0" w:right="0"/>
       </w:pPr>
     </w:p>
+    <w:p>
+      <w:pPr>
+        <w:sectPr>
+          <w:type w:val="continuous"/>
+          <w:pgSz w:w="11906" w:h="16838"/>
+          <w:pgMar w:top="850" w:right="850" w:bottom="794" w:left="850" w:header="454" w:footer="397" w:gutter="0"/>
+          <w:cols w:space="340" w:num="1" w:sep="0" w:equalWidth="1"/>
+          <w:docGrid w:linePitch="360"/>
+        </w:sectPr>
+      </w:pPr>
+    </w:p>
     <w:tbl>
       <w:tblPr>
-        <w:tblW w:w="3100" w:type="pct"/>
+        <w:tblW w:w="4800" w:type="pct"/>
         <w:tblBorders>
           <w:top w:val="single" w:sz="6" w:space="0" w:color="1B335F"/>
           <w:left w:val="single" w:sz="6" w:space="0" w:color="1B335F"/>
@@ -16130,9 +16247,6 @@
         <w:gridCol w:w="10206"/>
       </w:tblGrid>
       <w:tr>
-        <w:trPr>
-          <w:cantSplit/>
-        </w:trPr>
         <w:tc>
           <w:tcPr>
             <w:tcW w:type="dxa" w:w="10206"/>
@@ -16162,298 +16276,6 @@
                 <w:sz w:val="18"/>
               </w:rPr>
               <w:t>For these questions, choose the best option to complete the missing part of the passage.</w:t>
-            </w:r>
-          </w:p>
-        </w:tc>
-      </w:tr>
-    </w:tbl>
-    <w:p>
-      <w:pPr>
-        <w:keepLines/>
-        <w:spacing w:before="0" w:after="100" w:line="245" w:lineRule="auto"/>
-        <w:ind w:left="0" w:right="0"/>
-      </w:pPr>
-    </w:p>
-    <w:p>
-      <w:pPr>
-        <w:sectPr>
-          <w:type w:val="continuous"/>
-          <w:pgSz w:w="11906" w:h="16838"/>
-          <w:pgMar w:top="850" w:right="850" w:bottom="794" w:left="850" w:header="454" w:footer="397" w:gutter="0"/>
-          <w:cols w:space="340" w:num="1" w:sep="0" w:equalWidth="1"/>
-          <w:docGrid w:linePitch="360"/>
-        </w:sectPr>
-      </w:pPr>
-    </w:p>
-    <w:tbl>
-      <w:tblPr>
-        <w:tblW w:w="5000" w:type="pct"/>
-        <w:tblBorders>
-          <w:top w:val="single" w:sz="4" w:space="0" w:color="8FA3BF"/>
-          <w:left w:val="single" w:sz="4" w:space="0" w:color="8FA3BF"/>
-          <w:bottom w:val="single" w:sz="4" w:space="0" w:color="8FA3BF"/>
-          <w:right w:val="single" w:sz="4" w:space="0" w:color="8FA3BF"/>
-          <w:insideH w:val="none" w:sz="0" w:space="0" w:color="auto"/>
-          <w:insideV w:val="none" w:sz="0" w:space="0" w:color="auto"/>
-        </w:tblBorders>
-        <w:tblLayout w:type="fixed"/>
-        <w:tblCellMar>
-          <w:top w:w="70" w:type="dxa"/>
-          <w:left w:w="110" w:type="dxa"/>
-          <w:bottom w:w="80" w:type="dxa"/>
-          <w:right w:w="110" w:type="dxa"/>
-        </w:tblCellMar>
-        <w:tblLook w:firstColumn="1" w:firstRow="1" w:lastColumn="0" w:lastRow="0" w:noHBand="0" w:noVBand="1" w:val="04A0"/>
-      </w:tblPr>
-      <w:tblGrid>
-        <w:gridCol w:w="10206"/>
-      </w:tblGrid>
-      <w:tr>
-        <w:trPr>
-          <w:cantSplit/>
-        </w:trPr>
-        <w:tc>
-          <w:tcPr>
-            <w:tcW w:type="dxa" w:w="10206"/>
-          </w:tcPr>
-          <w:p>
-            <w:pPr>
-              <w:keepLines/>
-              <w:tabs>
-                <w:tab w:pos="454" w:val="left"/>
-              </w:tabs>
-              <w:spacing w:before="0" w:after="120" w:line="252" w:lineRule="auto"/>
-              <w:ind w:left="454" w:right="0" w:hanging="454"/>
-            </w:pPr>
-            <w:r>
-              <w:rPr>
-                <w:rFonts w:ascii="Arial" w:hAnsi="Arial"/>
-                <w:b/>
-                <w:i w:val="0"/>
-                <w:color w:val="1B335F"/>
-                <w:sz w:val="19"/>
-              </w:rPr>
-              <w:t>72.</w:t>
-            </w:r>
-            <w:r>
-              <w:rPr>
-                <w:rFonts w:ascii="Arial" w:hAnsi="Arial"/>
-                <w:b w:val="0"/>
-                <w:i w:val="0"/>
-                <w:color w:val="141C2B"/>
-                <w:sz w:val="19"/>
-              </w:rPr>
-              <w:tab/>
-            </w:r>
-            <w:r>
-              <w:rPr>
-                <w:rFonts w:ascii="Arial" w:hAnsi="Arial"/>
-                <w:b/>
-                <w:i w:val="0"/>
-                <w:color w:val="141C2B"/>
-                <w:sz w:val="19"/>
-              </w:rPr>
-              <w:t>Most people believe that a plant grows towards the light because the light attracts it. ---- The cells on the shaded side of the stem grow longer than those on the sunny side, and this difference bends the whole stem in the direction of the light. In other words, the plant is not pulled by the sun; it is pushed by its own uneven growth.</w:t>
-            </w:r>
-          </w:p>
-          <w:p>
-            <w:pPr>
-              <w:keepLines/>
-              <w:tabs>
-                <w:tab w:pos="879" w:val="left"/>
-              </w:tabs>
-              <w:spacing w:before="0" w:after="40" w:line="247" w:lineRule="auto"/>
-              <w:ind w:left="879" w:right="0" w:hanging="351"/>
-            </w:pPr>
-            <w:r>
-              <w:rPr>
-                <w:rFonts w:ascii="Arial" w:hAnsi="Arial"/>
-                <w:b w:val="0"/>
-                <w:i w:val="0"/>
-                <w:color w:val="141C2B"/>
-                <w:sz w:val="19"/>
-              </w:rPr>
-              <w:t>A)</w:t>
-            </w:r>
-            <w:r>
-              <w:rPr>
-                <w:rFonts w:ascii="Arial" w:hAnsi="Arial"/>
-                <w:b w:val="0"/>
-                <w:i w:val="0"/>
-                <w:color w:val="141C2B"/>
-                <w:sz w:val="19"/>
-              </w:rPr>
-              <w:tab/>
-            </w:r>
-            <w:r>
-              <w:rPr>
-                <w:rFonts w:ascii="Arial" w:hAnsi="Arial"/>
-                <w:b w:val="0"/>
-                <w:i w:val="0"/>
-                <w:color w:val="141C2B"/>
-                <w:sz w:val="19"/>
-              </w:rPr>
-              <w:t>Similarly, the roots of a plant grow downwards in search of water.</w:t>
-            </w:r>
-          </w:p>
-          <w:p>
-            <w:pPr>
-              <w:keepLines/>
-              <w:tabs>
-                <w:tab w:pos="879" w:val="left"/>
-              </w:tabs>
-              <w:spacing w:before="0" w:after="40" w:line="247" w:lineRule="auto"/>
-              <w:ind w:left="879" w:right="0" w:hanging="351"/>
-            </w:pPr>
-            <w:r>
-              <w:rPr>
-                <w:rFonts w:ascii="Arial" w:hAnsi="Arial"/>
-                <w:b w:val="0"/>
-                <w:i w:val="0"/>
-                <w:color w:val="141C2B"/>
-                <w:sz w:val="19"/>
-              </w:rPr>
-              <w:t>B)</w:t>
-            </w:r>
-            <w:r>
-              <w:rPr>
-                <w:rFonts w:ascii="Arial" w:hAnsi="Arial"/>
-                <w:b w:val="0"/>
-                <w:i w:val="0"/>
-                <w:color w:val="141C2B"/>
-                <w:sz w:val="19"/>
-              </w:rPr>
-              <w:tab/>
-            </w:r>
-            <w:r>
-              <w:rPr>
-                <w:rFonts w:ascii="Arial" w:hAnsi="Arial"/>
-                <w:b w:val="0"/>
-                <w:i w:val="0"/>
-                <w:color w:val="141C2B"/>
-                <w:sz w:val="19"/>
-              </w:rPr>
-              <w:t>Light, however, is not necessary for most indoor plants.</w:t>
-            </w:r>
-          </w:p>
-          <w:p>
-            <w:pPr>
-              <w:keepLines/>
-              <w:tabs>
-                <w:tab w:pos="879" w:val="left"/>
-              </w:tabs>
-              <w:spacing w:before="0" w:after="40" w:line="247" w:lineRule="auto"/>
-              <w:ind w:left="879" w:right="0" w:hanging="351"/>
-            </w:pPr>
-            <w:r>
-              <w:rPr>
-                <w:rFonts w:ascii="Arial" w:hAnsi="Arial"/>
-                <w:b w:val="0"/>
-                <w:i w:val="0"/>
-                <w:color w:val="141C2B"/>
-                <w:sz w:val="19"/>
-              </w:rPr>
-              <w:t>C)</w:t>
-            </w:r>
-            <w:r>
-              <w:rPr>
-                <w:rFonts w:ascii="Arial" w:hAnsi="Arial"/>
-                <w:b w:val="0"/>
-                <w:i w:val="0"/>
-                <w:color w:val="141C2B"/>
-                <w:sz w:val="19"/>
-              </w:rPr>
-              <w:tab/>
-            </w:r>
-            <w:r>
-              <w:rPr>
-                <w:rFonts w:ascii="Arial" w:hAnsi="Arial"/>
-                <w:b w:val="0"/>
-                <w:i w:val="0"/>
-                <w:color w:val="141C2B"/>
-                <w:sz w:val="19"/>
-              </w:rPr>
-              <w:t>Gardeners therefore water their plants early in the morning.</w:t>
-            </w:r>
-          </w:p>
-          <w:p>
-            <w:pPr>
-              <w:keepLines/>
-              <w:tabs>
-                <w:tab w:pos="879" w:val="left"/>
-              </w:tabs>
-              <w:spacing w:before="0" w:after="40" w:line="247" w:lineRule="auto"/>
-              <w:ind w:left="879" w:right="0" w:hanging="351"/>
-            </w:pPr>
-            <w:r>
-              <w:rPr>
-                <w:rFonts w:ascii="Arial" w:hAnsi="Arial"/>
-                <w:b w:val="0"/>
-                <w:i w:val="0"/>
-                <w:color w:val="141C2B"/>
-                <w:sz w:val="19"/>
-              </w:rPr>
-              <w:t>D)</w:t>
-            </w:r>
-            <w:r>
-              <w:rPr>
-                <w:rFonts w:ascii="Arial" w:hAnsi="Arial"/>
-                <w:b w:val="0"/>
-                <w:i w:val="0"/>
-                <w:color w:val="141C2B"/>
-                <w:sz w:val="19"/>
-              </w:rPr>
-              <w:tab/>
-            </w:r>
-            <w:r>
-              <w:rPr>
-                <w:rFonts w:ascii="Arial" w:hAnsi="Arial"/>
-                <w:b w:val="0"/>
-                <w:i w:val="0"/>
-                <w:color w:val="141C2B"/>
-                <w:sz w:val="19"/>
-              </w:rPr>
-              <w:t>In fact, what happens is almost the opposite.</w:t>
-            </w:r>
-          </w:p>
-          <w:p>
-            <w:pPr>
-              <w:keepLines/>
-              <w:tabs>
-                <w:tab w:pos="879" w:val="left"/>
-              </w:tabs>
-              <w:spacing w:before="0" w:after="40" w:line="247" w:lineRule="auto"/>
-              <w:ind w:left="879" w:right="0" w:hanging="351"/>
-            </w:pPr>
-            <w:r>
-              <w:rPr>
-                <w:rFonts w:ascii="Arial" w:hAnsi="Arial"/>
-                <w:b w:val="0"/>
-                <w:i w:val="0"/>
-                <w:color w:val="141C2B"/>
-                <w:sz w:val="19"/>
-              </w:rPr>
-              <w:t>E)</w:t>
-            </w:r>
-            <w:r>
-              <w:rPr>
-                <w:rFonts w:ascii="Arial" w:hAnsi="Arial"/>
-                <w:b w:val="0"/>
-                <w:i w:val="0"/>
-                <w:color w:val="141C2B"/>
-                <w:sz w:val="19"/>
-              </w:rPr>
-              <w:tab/>
-            </w:r>
-            <w:r>
-              <w:rPr>
-                <w:rFonts w:ascii="Arial" w:hAnsi="Arial"/>
-                <w:b w:val="0"/>
-                <w:i w:val="0"/>
-                <w:color w:val="141C2B"/>
-                <w:sz w:val="19"/>
-              </w:rPr>
-              <w:t>This attraction was first described in the nineteenth century.</w:t>
             </w:r>
           </w:p>
         </w:tc>
@@ -16490,15 +16312,13 @@
         <w:gridCol w:w="10206"/>
       </w:tblGrid>
       <w:tr>
-        <w:trPr>
-          <w:cantSplit/>
-        </w:trPr>
         <w:tc>
           <w:tcPr>
             <w:tcW w:type="dxa" w:w="10206"/>
           </w:tcPr>
           <w:p>
             <w:pPr>
+              <w:keepNext/>
               <w:keepLines/>
               <w:tabs>
                 <w:tab w:pos="454" w:val="left"/>
@@ -16514,7 +16334,7 @@
                 <w:color w:val="1B335F"/>
                 <w:sz w:val="19"/>
               </w:rPr>
-              <w:t>73.</w:t>
+              <w:t>72.</w:t>
             </w:r>
             <w:r>
               <w:rPr>
@@ -16534,11 +16354,12 @@
                 <w:color w:val="141C2B"/>
                 <w:sz w:val="19"/>
               </w:rPr>
-              <w:t>---- It was originally designed for soldiers who had to read maps at night without being seen, and only later did climbers and cave explorers discover it. Today it is sold in every sports shop, and few walkers set out on a winter afternoon without one in their rucksack.</w:t>
-            </w:r>
-          </w:p>
-          <w:p>
-            <w:pPr>
+              <w:t>Most people believe that a plant grows towards the light because the light attracts it. ---- The cells on the shaded side of the stem grow longer than those on the sunny side, and this difference bends the whole stem in the direction of the light. In other words, the plant is not pulled by the sun; it is pushed by its own uneven growth.</w:t>
+            </w:r>
+          </w:p>
+          <w:p>
+            <w:pPr>
+              <w:keepNext/>
               <w:keepLines/>
               <w:tabs>
                 <w:tab w:pos="879" w:val="left"/>
@@ -16574,11 +16395,12 @@
                 <w:color w:val="141C2B"/>
                 <w:sz w:val="19"/>
               </w:rPr>
-              <w:t>The head torch is a good example of a piece of equipment that has moved from the army into everyday life.</w:t>
-            </w:r>
-          </w:p>
-          <w:p>
-            <w:pPr>
+              <w:t>Similarly, the roots of a plant grow downwards in search of water.</w:t>
+            </w:r>
+          </w:p>
+          <w:p>
+            <w:pPr>
+              <w:keepNext/>
               <w:keepLines/>
               <w:tabs>
                 <w:tab w:pos="879" w:val="left"/>
@@ -16614,11 +16436,12 @@
                 <w:color w:val="141C2B"/>
                 <w:sz w:val="19"/>
               </w:rPr>
-              <w:t>Cave exploring became a popular hobby in the second half of the twentieth century.</w:t>
-            </w:r>
-          </w:p>
-          <w:p>
-            <w:pPr>
+              <w:t>Light, however, is not necessary for most indoor plants.</w:t>
+            </w:r>
+          </w:p>
+          <w:p>
+            <w:pPr>
+              <w:keepNext/>
               <w:keepLines/>
               <w:tabs>
                 <w:tab w:pos="879" w:val="left"/>
@@ -16654,11 +16477,12 @@
                 <w:color w:val="141C2B"/>
                 <w:sz w:val="19"/>
               </w:rPr>
-              <w:t>Soldiers today rarely use torches of the kind that were produced in the past.</w:t>
-            </w:r>
-          </w:p>
-          <w:p>
-            <w:pPr>
+              <w:t>Gardeners therefore water their plants early in the morning.</w:t>
+            </w:r>
+          </w:p>
+          <w:p>
+            <w:pPr>
+              <w:keepNext/>
               <w:keepLines/>
               <w:tabs>
                 <w:tab w:pos="879" w:val="left"/>
@@ -16694,11 +16518,12 @@
                 <w:color w:val="141C2B"/>
                 <w:sz w:val="19"/>
               </w:rPr>
-              <w:t>Most walkers now prefer to carry a mobile phone rather than a torch.</w:t>
-            </w:r>
-          </w:p>
-          <w:p>
-            <w:pPr>
+              <w:t>In fact, what happens is almost the opposite.</w:t>
+            </w:r>
+          </w:p>
+          <w:p>
+            <w:pPr>
+              <w:keepNext w:val="0"/>
               <w:keepLines/>
               <w:tabs>
                 <w:tab w:pos="879" w:val="left"/>
@@ -16734,7 +16559,7 @@
                 <w:color w:val="141C2B"/>
                 <w:sz w:val="19"/>
               </w:rPr>
-              <w:t>Reading a map is a skill that is slowly disappearing among young people.</w:t>
+              <w:t>This attraction was first described in the nineteenth century.</w:t>
             </w:r>
           </w:p>
         </w:tc>
@@ -16771,15 +16596,13 @@
         <w:gridCol w:w="10206"/>
       </w:tblGrid>
       <w:tr>
-        <w:trPr>
-          <w:cantSplit/>
-        </w:trPr>
         <w:tc>
           <w:tcPr>
             <w:tcW w:type="dxa" w:w="10206"/>
           </w:tcPr>
           <w:p>
             <w:pPr>
+              <w:keepNext/>
               <w:keepLines/>
               <w:tabs>
                 <w:tab w:pos="454" w:val="left"/>
@@ -16795,7 +16618,7 @@
                 <w:color w:val="1B335F"/>
                 <w:sz w:val="19"/>
               </w:rPr>
-              <w:t>74.</w:t>
+              <w:t>73.</w:t>
             </w:r>
             <w:r>
               <w:rPr>
@@ -16815,11 +16638,12 @@
                 <w:color w:val="141C2B"/>
                 <w:sz w:val="19"/>
               </w:rPr>
-              <w:t>For centuries the people of the Faroe Islands built their houses with roofs of turf. The thick layer of soil and grass kept the heat inside during the long winters and survived winds that would have torn off ordinary tiles. ---- Architects there are now using it again on modern buildings, this time with a waterproof membrane underneath.</w:t>
-            </w:r>
-          </w:p>
-          <w:p>
-            <w:pPr>
+              <w:t>---- It was originally designed for soldiers who had to read maps at night without being seen, and only later did climbers and cave explorers discover it. Today it is sold in every sports shop, and few walkers set out on a winter afternoon without one in their rucksack.</w:t>
+            </w:r>
+          </w:p>
+          <w:p>
+            <w:pPr>
+              <w:keepNext/>
               <w:keepLines/>
               <w:tabs>
                 <w:tab w:pos="879" w:val="left"/>
@@ -16855,11 +16679,12 @@
                 <w:color w:val="141C2B"/>
                 <w:sz w:val="19"/>
               </w:rPr>
-              <w:t>Therefore, turf roofs have never gone out of fashion on the islands.</w:t>
-            </w:r>
-          </w:p>
-          <w:p>
-            <w:pPr>
+              <w:t>The head torch is a good example of a piece of equipment that has moved from the army into everyday life.</w:t>
+            </w:r>
+          </w:p>
+          <w:p>
+            <w:pPr>
+              <w:keepNext/>
               <w:keepLines/>
               <w:tabs>
                 <w:tab w:pos="879" w:val="left"/>
@@ -16895,11 +16720,12 @@
                 <w:color w:val="141C2B"/>
                 <w:sz w:val="19"/>
               </w:rPr>
-              <w:t>Moreover, the grass on such a roof has to be cut twice a year.</w:t>
-            </w:r>
-          </w:p>
-          <w:p>
-            <w:pPr>
+              <w:t>Cave exploring became a popular hobby in the second half of the twentieth century.</w:t>
+            </w:r>
+          </w:p>
+          <w:p>
+            <w:pPr>
+              <w:keepNext/>
               <w:keepLines/>
               <w:tabs>
                 <w:tab w:pos="879" w:val="left"/>
@@ -16935,11 +16761,12 @@
                 <w:color w:val="141C2B"/>
                 <w:sz w:val="19"/>
               </w:rPr>
-              <w:t>The technique was almost abandoned when cheap building materials arrived after the war.</w:t>
-            </w:r>
-          </w:p>
-          <w:p>
-            <w:pPr>
+              <w:t>Soldiers today rarely use torches of the kind that were produced in the past.</w:t>
+            </w:r>
+          </w:p>
+          <w:p>
+            <w:pPr>
+              <w:keepNext/>
               <w:keepLines/>
               <w:tabs>
                 <w:tab w:pos="879" w:val="left"/>
@@ -16975,11 +16802,12 @@
                 <w:color w:val="141C2B"/>
                 <w:sz w:val="19"/>
               </w:rPr>
-              <w:t>However, ordinary tiles are far cheaper to produce than turf is.</w:t>
-            </w:r>
-          </w:p>
-          <w:p>
-            <w:pPr>
+              <w:t>Most walkers now prefer to carry a mobile phone rather than a torch.</w:t>
+            </w:r>
+          </w:p>
+          <w:p>
+            <w:pPr>
+              <w:keepNext w:val="0"/>
               <w:keepLines/>
               <w:tabs>
                 <w:tab w:pos="879" w:val="left"/>
@@ -17015,7 +16843,7 @@
                 <w:color w:val="141C2B"/>
                 <w:sz w:val="19"/>
               </w:rPr>
-              <w:t>These winds are at their strongest in the middle of the summer.</w:t>
+              <w:t>Reading a map is a skill that is slowly disappearing among young people.</w:t>
             </w:r>
           </w:p>
         </w:tc>
@@ -17052,15 +16880,13 @@
         <w:gridCol w:w="10206"/>
       </w:tblGrid>
       <w:tr>
-        <w:trPr>
-          <w:cantSplit/>
-        </w:trPr>
         <w:tc>
           <w:tcPr>
             <w:tcW w:type="dxa" w:w="10206"/>
           </w:tcPr>
           <w:p>
             <w:pPr>
+              <w:keepNext/>
               <w:keepLines/>
               <w:tabs>
                 <w:tab w:pos="454" w:val="left"/>
@@ -17076,7 +16902,7 @@
                 <w:color w:val="1B335F"/>
                 <w:sz w:val="19"/>
               </w:rPr>
-              <w:t>75.</w:t>
+              <w:t>74.</w:t>
             </w:r>
             <w:r>
               <w:rPr>
@@ -17096,11 +16922,12 @@
                 <w:color w:val="141C2B"/>
                 <w:sz w:val="19"/>
               </w:rPr>
-              <w:t>A bicycle is one of the few machines that have hardly changed in a hundred years. The frame, the chain and the two wheels of a modern bike would be recognised at once by a rider from 1920. ---- Gears are shifted electronically, frames are made of carbon fibre, and a small computer records every kilometre. The shape, however, remains the same.</w:t>
-            </w:r>
-          </w:p>
-          <w:p>
-            <w:pPr>
+              <w:t>For centuries the people of the Faroe Islands built their houses with roofs of turf. The thick layer of soil and grass kept the heat inside during the long winters and survived winds that would have torn off ordinary tiles. ---- Architects there are now using it again on modern buildings, this time with a waterproof membrane underneath.</w:t>
+            </w:r>
+          </w:p>
+          <w:p>
+            <w:pPr>
+              <w:keepNext/>
               <w:keepLines/>
               <w:tabs>
                 <w:tab w:pos="879" w:val="left"/>
@@ -17136,11 +16963,12 @@
                 <w:color w:val="141C2B"/>
                 <w:sz w:val="19"/>
               </w:rPr>
-              <w:t>For this reason, most cyclists today prefer much older models.</w:t>
-            </w:r>
-          </w:p>
-          <w:p>
-            <w:pPr>
+              <w:t>Therefore, turf roofs have never gone out of fashion on the islands.</w:t>
+            </w:r>
+          </w:p>
+          <w:p>
+            <w:pPr>
+              <w:keepNext/>
               <w:keepLines/>
               <w:tabs>
                 <w:tab w:pos="879" w:val="left"/>
@@ -17176,11 +17004,12 @@
                 <w:color w:val="141C2B"/>
                 <w:sz w:val="19"/>
               </w:rPr>
-              <w:t>That does not mean that nothing about it has been improved.</w:t>
-            </w:r>
-          </w:p>
-          <w:p>
-            <w:pPr>
+              <w:t>Moreover, the grass on such a roof has to be cut twice a year.</w:t>
+            </w:r>
+          </w:p>
+          <w:p>
+            <w:pPr>
+              <w:keepNext/>
               <w:keepLines/>
               <w:tabs>
                 <w:tab w:pos="879" w:val="left"/>
@@ -17216,11 +17045,12 @@
                 <w:color w:val="141C2B"/>
                 <w:sz w:val="19"/>
               </w:rPr>
-              <w:t>Such riders were far more skilful than today's cyclists are.</w:t>
-            </w:r>
-          </w:p>
-          <w:p>
-            <w:pPr>
+              <w:t>The technique was almost abandoned when cheap building materials arrived after the war.</w:t>
+            </w:r>
+          </w:p>
+          <w:p>
+            <w:pPr>
+              <w:keepNext/>
               <w:keepLines/>
               <w:tabs>
                 <w:tab w:pos="879" w:val="left"/>
@@ -17256,11 +17086,296 @@
                 <w:color w:val="141C2B"/>
                 <w:sz w:val="19"/>
               </w:rPr>
+              <w:t>However, ordinary tiles are far cheaper to produce than turf is.</w:t>
+            </w:r>
+          </w:p>
+          <w:p>
+            <w:pPr>
+              <w:keepNext w:val="0"/>
+              <w:keepLines/>
+              <w:tabs>
+                <w:tab w:pos="879" w:val="left"/>
+              </w:tabs>
+              <w:spacing w:before="0" w:after="40" w:line="247" w:lineRule="auto"/>
+              <w:ind w:left="879" w:right="0" w:hanging="351"/>
+            </w:pPr>
+            <w:r>
+              <w:rPr>
+                <w:rFonts w:ascii="Arial" w:hAnsi="Arial"/>
+                <w:b w:val="0"/>
+                <w:i w:val="0"/>
+                <w:color w:val="141C2B"/>
+                <w:sz w:val="19"/>
+              </w:rPr>
+              <w:t>E)</w:t>
+            </w:r>
+            <w:r>
+              <w:rPr>
+                <w:rFonts w:ascii="Arial" w:hAnsi="Arial"/>
+                <w:b w:val="0"/>
+                <w:i w:val="0"/>
+                <w:color w:val="141C2B"/>
+                <w:sz w:val="19"/>
+              </w:rPr>
+              <w:tab/>
+            </w:r>
+            <w:r>
+              <w:rPr>
+                <w:rFonts w:ascii="Arial" w:hAnsi="Arial"/>
+                <w:b w:val="0"/>
+                <w:i w:val="0"/>
+                <w:color w:val="141C2B"/>
+                <w:sz w:val="19"/>
+              </w:rPr>
+              <w:t>These winds are at their strongest in the middle of the summer.</w:t>
+            </w:r>
+          </w:p>
+        </w:tc>
+      </w:tr>
+    </w:tbl>
+    <w:p>
+      <w:pPr>
+        <w:keepLines/>
+        <w:spacing w:before="0" w:after="100" w:line="245" w:lineRule="auto"/>
+        <w:ind w:left="0" w:right="0"/>
+      </w:pPr>
+    </w:p>
+    <w:tbl>
+      <w:tblPr>
+        <w:tblW w:w="5000" w:type="pct"/>
+        <w:tblBorders>
+          <w:top w:val="single" w:sz="4" w:space="0" w:color="8FA3BF"/>
+          <w:left w:val="single" w:sz="4" w:space="0" w:color="8FA3BF"/>
+          <w:bottom w:val="single" w:sz="4" w:space="0" w:color="8FA3BF"/>
+          <w:right w:val="single" w:sz="4" w:space="0" w:color="8FA3BF"/>
+          <w:insideH w:val="none" w:sz="0" w:space="0" w:color="auto"/>
+          <w:insideV w:val="none" w:sz="0" w:space="0" w:color="auto"/>
+        </w:tblBorders>
+        <w:tblLayout w:type="fixed"/>
+        <w:tblCellMar>
+          <w:top w:w="70" w:type="dxa"/>
+          <w:left w:w="110" w:type="dxa"/>
+          <w:bottom w:w="80" w:type="dxa"/>
+          <w:right w:w="110" w:type="dxa"/>
+        </w:tblCellMar>
+        <w:tblLook w:firstColumn="1" w:firstRow="1" w:lastColumn="0" w:lastRow="0" w:noHBand="0" w:noVBand="1" w:val="04A0"/>
+      </w:tblPr>
+      <w:tblGrid>
+        <w:gridCol w:w="10206"/>
+      </w:tblGrid>
+      <w:tr>
+        <w:tc>
+          <w:tcPr>
+            <w:tcW w:type="dxa" w:w="10206"/>
+          </w:tcPr>
+          <w:p>
+            <w:pPr>
+              <w:keepNext/>
+              <w:keepLines/>
+              <w:tabs>
+                <w:tab w:pos="454" w:val="left"/>
+              </w:tabs>
+              <w:spacing w:before="0" w:after="120" w:line="252" w:lineRule="auto"/>
+              <w:ind w:left="454" w:right="0" w:hanging="454"/>
+            </w:pPr>
+            <w:r>
+              <w:rPr>
+                <w:rFonts w:ascii="Arial" w:hAnsi="Arial"/>
+                <w:b/>
+                <w:i w:val="0"/>
+                <w:color w:val="1B335F"/>
+                <w:sz w:val="19"/>
+              </w:rPr>
+              <w:t>75.</w:t>
+            </w:r>
+            <w:r>
+              <w:rPr>
+                <w:rFonts w:ascii="Arial" w:hAnsi="Arial"/>
+                <w:b w:val="0"/>
+                <w:i w:val="0"/>
+                <w:color w:val="141C2B"/>
+                <w:sz w:val="19"/>
+              </w:rPr>
+              <w:tab/>
+            </w:r>
+            <w:r>
+              <w:rPr>
+                <w:rFonts w:ascii="Arial" w:hAnsi="Arial"/>
+                <w:b/>
+                <w:i w:val="0"/>
+                <w:color w:val="141C2B"/>
+                <w:sz w:val="19"/>
+              </w:rPr>
+              <w:t>A bicycle is one of the few machines that have hardly changed in a hundred years. The frame, the chain and the two wheels of a modern bike would be recognised at once by a rider from 1920. ---- Gears are shifted electronically, frames are made of carbon fibre, and a small computer records every kilometre. The shape, however, remains the same.</w:t>
+            </w:r>
+          </w:p>
+          <w:p>
+            <w:pPr>
+              <w:keepNext/>
+              <w:keepLines/>
+              <w:tabs>
+                <w:tab w:pos="879" w:val="left"/>
+              </w:tabs>
+              <w:spacing w:before="0" w:after="40" w:line="247" w:lineRule="auto"/>
+              <w:ind w:left="879" w:right="0" w:hanging="351"/>
+            </w:pPr>
+            <w:r>
+              <w:rPr>
+                <w:rFonts w:ascii="Arial" w:hAnsi="Arial"/>
+                <w:b w:val="0"/>
+                <w:i w:val="0"/>
+                <w:color w:val="141C2B"/>
+                <w:sz w:val="19"/>
+              </w:rPr>
+              <w:t>A)</w:t>
+            </w:r>
+            <w:r>
+              <w:rPr>
+                <w:rFonts w:ascii="Arial" w:hAnsi="Arial"/>
+                <w:b w:val="0"/>
+                <w:i w:val="0"/>
+                <w:color w:val="141C2B"/>
+                <w:sz w:val="19"/>
+              </w:rPr>
+              <w:tab/>
+            </w:r>
+            <w:r>
+              <w:rPr>
+                <w:rFonts w:ascii="Arial" w:hAnsi="Arial"/>
+                <w:b w:val="0"/>
+                <w:i w:val="0"/>
+                <w:color w:val="141C2B"/>
+                <w:sz w:val="19"/>
+              </w:rPr>
+              <w:t>For this reason, most cyclists today prefer much older models.</w:t>
+            </w:r>
+          </w:p>
+          <w:p>
+            <w:pPr>
+              <w:keepNext/>
+              <w:keepLines/>
+              <w:tabs>
+                <w:tab w:pos="879" w:val="left"/>
+              </w:tabs>
+              <w:spacing w:before="0" w:after="40" w:line="247" w:lineRule="auto"/>
+              <w:ind w:left="879" w:right="0" w:hanging="351"/>
+            </w:pPr>
+            <w:r>
+              <w:rPr>
+                <w:rFonts w:ascii="Arial" w:hAnsi="Arial"/>
+                <w:b w:val="0"/>
+                <w:i w:val="0"/>
+                <w:color w:val="141C2B"/>
+                <w:sz w:val="19"/>
+              </w:rPr>
+              <w:t>B)</w:t>
+            </w:r>
+            <w:r>
+              <w:rPr>
+                <w:rFonts w:ascii="Arial" w:hAnsi="Arial"/>
+                <w:b w:val="0"/>
+                <w:i w:val="0"/>
+                <w:color w:val="141C2B"/>
+                <w:sz w:val="19"/>
+              </w:rPr>
+              <w:tab/>
+            </w:r>
+            <w:r>
+              <w:rPr>
+                <w:rFonts w:ascii="Arial" w:hAnsi="Arial"/>
+                <w:b w:val="0"/>
+                <w:i w:val="0"/>
+                <w:color w:val="141C2B"/>
+                <w:sz w:val="19"/>
+              </w:rPr>
+              <w:t>That does not mean that nothing about it has been improved.</w:t>
+            </w:r>
+          </w:p>
+          <w:p>
+            <w:pPr>
+              <w:keepNext/>
+              <w:keepLines/>
+              <w:tabs>
+                <w:tab w:pos="879" w:val="left"/>
+              </w:tabs>
+              <w:spacing w:before="0" w:after="40" w:line="247" w:lineRule="auto"/>
+              <w:ind w:left="879" w:right="0" w:hanging="351"/>
+            </w:pPr>
+            <w:r>
+              <w:rPr>
+                <w:rFonts w:ascii="Arial" w:hAnsi="Arial"/>
+                <w:b w:val="0"/>
+                <w:i w:val="0"/>
+                <w:color w:val="141C2B"/>
+                <w:sz w:val="19"/>
+              </w:rPr>
+              <w:t>C)</w:t>
+            </w:r>
+            <w:r>
+              <w:rPr>
+                <w:rFonts w:ascii="Arial" w:hAnsi="Arial"/>
+                <w:b w:val="0"/>
+                <w:i w:val="0"/>
+                <w:color w:val="141C2B"/>
+                <w:sz w:val="19"/>
+              </w:rPr>
+              <w:tab/>
+            </w:r>
+            <w:r>
+              <w:rPr>
+                <w:rFonts w:ascii="Arial" w:hAnsi="Arial"/>
+                <w:b w:val="0"/>
+                <w:i w:val="0"/>
+                <w:color w:val="141C2B"/>
+                <w:sz w:val="19"/>
+              </w:rPr>
+              <w:t>Such riders were far more skilful than today's cyclists are.</w:t>
+            </w:r>
+          </w:p>
+          <w:p>
+            <w:pPr>
+              <w:keepNext/>
+              <w:keepLines/>
+              <w:tabs>
+                <w:tab w:pos="879" w:val="left"/>
+              </w:tabs>
+              <w:spacing w:before="0" w:after="40" w:line="247" w:lineRule="auto"/>
+              <w:ind w:left="879" w:right="0" w:hanging="351"/>
+            </w:pPr>
+            <w:r>
+              <w:rPr>
+                <w:rFonts w:ascii="Arial" w:hAnsi="Arial"/>
+                <w:b w:val="0"/>
+                <w:i w:val="0"/>
+                <w:color w:val="141C2B"/>
+                <w:sz w:val="19"/>
+              </w:rPr>
+              <w:t>D)</w:t>
+            </w:r>
+            <w:r>
+              <w:rPr>
+                <w:rFonts w:ascii="Arial" w:hAnsi="Arial"/>
+                <w:b w:val="0"/>
+                <w:i w:val="0"/>
+                <w:color w:val="141C2B"/>
+                <w:sz w:val="19"/>
+              </w:rPr>
+              <w:tab/>
+            </w:r>
+            <w:r>
+              <w:rPr>
+                <w:rFonts w:ascii="Arial" w:hAnsi="Arial"/>
+                <w:b w:val="0"/>
+                <w:i w:val="0"/>
+                <w:color w:val="141C2B"/>
+                <w:sz w:val="19"/>
+              </w:rPr>
               <w:t>They are also a good deal cheaper than they used to be.</w:t>
             </w:r>
           </w:p>
           <w:p>
             <w:pPr>
+              <w:keepNext w:val="0"/>
               <w:keepLines/>
               <w:tabs>
                 <w:tab w:pos="879" w:val="left"/>
@@ -17344,9 +17459,6 @@
         <w:gridCol w:w="10206"/>
       </w:tblGrid>
       <w:tr>
-        <w:trPr>
-          <w:cantSplit/>
-        </w:trPr>
         <w:tc>
           <w:tcPr>
             <w:tcW w:type="dxa" w:w="10206"/>
@@ -17379,9 +17491,20 @@
         <w:ind w:left="0" w:right="0"/>
       </w:pPr>
     </w:p>
+    <w:p>
+      <w:pPr>
+        <w:sectPr>
+          <w:type w:val="continuous"/>
+          <w:pgSz w:w="11906" w:h="16838"/>
+          <w:pgMar w:top="850" w:right="850" w:bottom="794" w:left="850" w:header="454" w:footer="397" w:gutter="0"/>
+          <w:cols w:space="340" w:num="1" w:sep="0" w:equalWidth="1"/>
+          <w:docGrid w:linePitch="360"/>
+        </w:sectPr>
+      </w:pPr>
+    </w:p>
     <w:tbl>
       <w:tblPr>
-        <w:tblW w:w="3100" w:type="pct"/>
+        <w:tblW w:w="4800" w:type="pct"/>
         <w:tblBorders>
           <w:top w:val="single" w:sz="6" w:space="0" w:color="1B335F"/>
           <w:left w:val="single" w:sz="6" w:space="0" w:color="1B335F"/>
@@ -17403,9 +17526,6 @@
         <w:gridCol w:w="10206"/>
       </w:tblGrid>
       <w:tr>
-        <w:trPr>
-          <w:cantSplit/>
-        </w:trPr>
         <w:tc>
           <w:tcPr>
             <w:tcW w:type="dxa" w:w="10206"/>
@@ -17435,292 +17555,6 @@
                 <w:sz w:val="18"/>
               </w:rPr>
               <w:t>For these questions, choose the irrelevant sentence in the passage.</w:t>
-            </w:r>
-          </w:p>
-        </w:tc>
-      </w:tr>
-    </w:tbl>
-    <w:p>
-      <w:pPr>
-        <w:keepLines/>
-        <w:spacing w:before="0" w:after="100" w:line="245" w:lineRule="auto"/>
-        <w:ind w:left="0" w:right="0"/>
-      </w:pPr>
-    </w:p>
-    <w:p>
-      <w:pPr>
-        <w:sectPr>
-          <w:type w:val="continuous"/>
-          <w:pgSz w:w="11906" w:h="16838"/>
-          <w:pgMar w:top="850" w:right="850" w:bottom="794" w:left="850" w:header="454" w:footer="397" w:gutter="0"/>
-          <w:cols w:space="340" w:num="1" w:sep="0" w:equalWidth="1"/>
-          <w:docGrid w:linePitch="360"/>
-        </w:sectPr>
-      </w:pPr>
-    </w:p>
-    <w:tbl>
-      <w:tblPr>
-        <w:tblW w:w="5000" w:type="pct"/>
-        <w:tblBorders>
-          <w:top w:val="single" w:sz="4" w:space="0" w:color="8FA3BF"/>
-          <w:left w:val="single" w:sz="4" w:space="0" w:color="8FA3BF"/>
-          <w:bottom w:val="single" w:sz="4" w:space="0" w:color="8FA3BF"/>
-          <w:right w:val="single" w:sz="4" w:space="0" w:color="8FA3BF"/>
-          <w:insideH w:val="none" w:sz="0" w:space="0" w:color="auto"/>
-          <w:insideV w:val="none" w:sz="0" w:space="0" w:color="auto"/>
-        </w:tblBorders>
-        <w:tblLayout w:type="fixed"/>
-        <w:tblCellMar>
-          <w:top w:w="70" w:type="dxa"/>
-          <w:left w:w="110" w:type="dxa"/>
-          <w:bottom w:w="80" w:type="dxa"/>
-          <w:right w:w="110" w:type="dxa"/>
-        </w:tblCellMar>
-        <w:tblLook w:firstColumn="1" w:firstRow="1" w:lastColumn="0" w:lastRow="0" w:noHBand="0" w:noVBand="1" w:val="04A0"/>
-      </w:tblPr>
-      <w:tblGrid>
-        <w:gridCol w:w="10206"/>
-      </w:tblGrid>
-      <w:tr>
-        <w:trPr>
-          <w:cantSplit/>
-        </w:trPr>
-        <w:tc>
-          <w:tcPr>
-            <w:tcW w:type="dxa" w:w="10206"/>
-          </w:tcPr>
-          <w:p>
-            <w:pPr>
-              <w:keepLines/>
-              <w:tabs>
-                <w:tab w:pos="454" w:val="left"/>
-              </w:tabs>
-              <w:spacing w:before="0" w:after="60" w:line="252" w:lineRule="auto"/>
-              <w:ind w:left="454" w:right="0" w:hanging="454"/>
-            </w:pPr>
-            <w:r>
-              <w:rPr>
-                <w:rFonts w:ascii="Arial" w:hAnsi="Arial"/>
-                <w:b/>
-                <w:i w:val="0"/>
-                <w:color w:val="1B335F"/>
-                <w:sz w:val="19"/>
-              </w:rPr>
-              <w:t>76.</w:t>
-            </w:r>
-            <w:r>
-              <w:rPr>
-                <w:rFonts w:ascii="Arial" w:hAnsi="Arial"/>
-                <w:b w:val="0"/>
-                <w:i w:val="0"/>
-                <w:color w:val="141C2B"/>
-                <w:sz w:val="19"/>
-              </w:rPr>
-              <w:tab/>
-            </w:r>
-            <w:r>
-              <w:rPr>
-                <w:rFonts w:ascii="Arial" w:hAnsi="Arial"/>
-                <w:b/>
-                <w:i w:val="0"/>
-                <w:color w:val="141C2B"/>
-                <w:sz w:val="19"/>
-              </w:rPr>
-              <w:t xml:space="preserve">(I) </w:t>
-            </w:r>
-            <w:r>
-              <w:rPr>
-                <w:rFonts w:ascii="Arial" w:hAnsi="Arial"/>
-                <w:b w:val="0"/>
-                <w:i w:val="0"/>
-                <w:color w:val="141C2B"/>
-                <w:sz w:val="19"/>
-              </w:rPr>
-              <w:t xml:space="preserve">The Finnish city of Lahti gives each of its residents a personal carbon budget for travel. </w:t>
-            </w:r>
-            <w:r>
-              <w:rPr>
-                <w:rFonts w:ascii="Arial" w:hAnsi="Arial"/>
-                <w:b/>
-                <w:i w:val="0"/>
-                <w:color w:val="141C2B"/>
-                <w:sz w:val="19"/>
-              </w:rPr>
-              <w:t xml:space="preserve">(II) </w:t>
-            </w:r>
-            <w:r>
-              <w:rPr>
-                <w:rFonts w:ascii="Arial" w:hAnsi="Arial"/>
-                <w:b w:val="0"/>
-                <w:i w:val="0"/>
-                <w:color w:val="141C2B"/>
-                <w:sz w:val="19"/>
-              </w:rPr>
-              <w:t xml:space="preserve">An app records how they move around the city every day and rewards those who stay below their limit. </w:t>
-            </w:r>
-            <w:r>
-              <w:rPr>
-                <w:rFonts w:ascii="Arial" w:hAnsi="Arial"/>
-                <w:b/>
-                <w:i w:val="0"/>
-                <w:color w:val="141C2B"/>
-                <w:sz w:val="19"/>
-              </w:rPr>
-              <w:t xml:space="preserve">(III) </w:t>
-            </w:r>
-            <w:r>
-              <w:rPr>
-                <w:rFonts w:ascii="Arial" w:hAnsi="Arial"/>
-                <w:b w:val="0"/>
-                <w:i w:val="0"/>
-                <w:color w:val="141C2B"/>
-                <w:sz w:val="19"/>
-              </w:rPr>
-              <w:t xml:space="preserve">The rewards are small - a bus ticket or a cup of coffee - but the number of people using the app has grown every year. </w:t>
-            </w:r>
-            <w:r>
-              <w:rPr>
-                <w:rFonts w:ascii="Arial" w:hAnsi="Arial"/>
-                <w:b/>
-                <w:i w:val="0"/>
-                <w:color w:val="141C2B"/>
-                <w:sz w:val="19"/>
-              </w:rPr>
-              <w:t xml:space="preserve">(IV) </w:t>
-            </w:r>
-            <w:r>
-              <w:rPr>
-                <w:rFonts w:ascii="Arial" w:hAnsi="Arial"/>
-                <w:b w:val="0"/>
-                <w:i w:val="0"/>
-                <w:color w:val="141C2B"/>
-                <w:sz w:val="19"/>
-              </w:rPr>
-              <w:t xml:space="preserve">Similar apps are used by runners who want to keep a record of the distance they cover. </w:t>
-            </w:r>
-            <w:r>
-              <w:rPr>
-                <w:rFonts w:ascii="Arial" w:hAnsi="Arial"/>
-                <w:b/>
-                <w:i w:val="0"/>
-                <w:color w:val="141C2B"/>
-                <w:sz w:val="19"/>
-              </w:rPr>
-              <w:t xml:space="preserve">(V) </w:t>
-            </w:r>
-            <w:r>
-              <w:rPr>
-                <w:rFonts w:ascii="Arial" w:hAnsi="Arial"/>
-                <w:b w:val="0"/>
-                <w:i w:val="0"/>
-                <w:color w:val="141C2B"/>
-                <w:sz w:val="19"/>
-              </w:rPr>
-              <w:t>City officials say that the scheme works because it turns an abstract idea into a daily choice.</w:t>
-            </w:r>
-          </w:p>
-          <w:p>
-            <w:pPr>
-              <w:keepLines/>
-              <w:tabs>
-                <w:tab w:pos="510" w:val="left"/>
-                <w:tab w:pos="1349" w:val="left"/>
-                <w:tab w:pos="2188" w:val="left"/>
-                <w:tab w:pos="3027" w:val="left"/>
-                <w:tab w:pos="3866" w:val="left"/>
-              </w:tabs>
-              <w:spacing w:before="80" w:after="0" w:line="240" w:lineRule="auto"/>
-              <w:ind w:left="510" w:right="0"/>
-            </w:pPr>
-            <w:r>
-              <w:rPr>
-                <w:rFonts w:ascii="Arial" w:hAnsi="Arial"/>
-                <w:b w:val="0"/>
-                <w:i w:val="0"/>
-                <w:color w:val="141C2B"/>
-                <w:sz w:val="19"/>
-              </w:rPr>
-              <w:t>A) I</w:t>
-            </w:r>
-            <w:r>
-              <w:rPr>
-                <w:rFonts w:ascii="Arial" w:hAnsi="Arial"/>
-                <w:b w:val="0"/>
-                <w:i w:val="0"/>
-                <w:color w:val="141C2B"/>
-                <w:sz w:val="19"/>
-              </w:rPr>
-              <w:tab/>
-            </w:r>
-            <w:r>
-              <w:rPr>
-                <w:rFonts w:ascii="Arial" w:hAnsi="Arial"/>
-                <w:b w:val="0"/>
-                <w:i w:val="0"/>
-                <w:color w:val="141C2B"/>
-                <w:sz w:val="19"/>
-              </w:rPr>
-              <w:t>B) II</w:t>
-            </w:r>
-            <w:r>
-              <w:rPr>
-                <w:rFonts w:ascii="Arial" w:hAnsi="Arial"/>
-                <w:b w:val="0"/>
-                <w:i w:val="0"/>
-                <w:color w:val="141C2B"/>
-                <w:sz w:val="19"/>
-              </w:rPr>
-              <w:tab/>
-            </w:r>
-            <w:r>
-              <w:rPr>
-                <w:rFonts w:ascii="Arial" w:hAnsi="Arial"/>
-                <w:b w:val="0"/>
-                <w:i w:val="0"/>
-                <w:color w:val="141C2B"/>
-                <w:sz w:val="19"/>
-              </w:rPr>
-              <w:t>C) III</w:t>
-            </w:r>
-            <w:r>
-              <w:rPr>
-                <w:rFonts w:ascii="Arial" w:hAnsi="Arial"/>
-                <w:b w:val="0"/>
-                <w:i w:val="0"/>
-                <w:color w:val="141C2B"/>
-                <w:sz w:val="19"/>
-              </w:rPr>
-              <w:tab/>
-            </w:r>
-            <w:r>
-              <w:rPr>
-                <w:rFonts w:ascii="Arial" w:hAnsi="Arial"/>
-                <w:b w:val="0"/>
-                <w:i w:val="0"/>
-                <w:color w:val="141C2B"/>
-                <w:sz w:val="19"/>
-              </w:rPr>
-              <w:t>D) IV</w:t>
-            </w:r>
-            <w:r>
-              <w:rPr>
-                <w:rFonts w:ascii="Arial" w:hAnsi="Arial"/>
-                <w:b w:val="0"/>
-                <w:i w:val="0"/>
-                <w:color w:val="141C2B"/>
-                <w:sz w:val="19"/>
-              </w:rPr>
-              <w:tab/>
-            </w:r>
-            <w:r>
-              <w:rPr>
-                <w:rFonts w:ascii="Arial" w:hAnsi="Arial"/>
-                <w:b w:val="0"/>
-                <w:i w:val="0"/>
-                <w:color w:val="141C2B"/>
-                <w:sz w:val="19"/>
-              </w:rPr>
-              <w:t>E) V</w:t>
             </w:r>
           </w:p>
         </w:tc>
@@ -17757,15 +17591,13 @@
         <w:gridCol w:w="10206"/>
       </w:tblGrid>
       <w:tr>
-        <w:trPr>
-          <w:cantSplit/>
-        </w:trPr>
         <w:tc>
           <w:tcPr>
             <w:tcW w:type="dxa" w:w="10206"/>
           </w:tcPr>
           <w:p>
             <w:pPr>
+              <w:keepNext/>
               <w:keepLines/>
               <w:tabs>
                 <w:tab w:pos="454" w:val="left"/>
@@ -17781,7 +17613,7 @@
                 <w:color w:val="1B335F"/>
                 <w:sz w:val="19"/>
               </w:rPr>
-              <w:t>77.</w:t>
+              <w:t>76.</w:t>
             </w:r>
             <w:r>
               <w:rPr>
@@ -17811,7 +17643,7 @@
                 <w:color w:val="141C2B"/>
                 <w:sz w:val="19"/>
               </w:rPr>
-              <w:t xml:space="preserve">Sourdough bread is made without commercial yeast. </w:t>
+              <w:t xml:space="preserve">The Finnish city of Lahti gives each of its residents a personal carbon budget for travel. </w:t>
             </w:r>
             <w:r>
               <w:rPr>
@@ -17831,7 +17663,7 @@
                 <w:color w:val="141C2B"/>
                 <w:sz w:val="19"/>
               </w:rPr>
-              <w:t xml:space="preserve">Instead, the baker keeps a mixture of flour and water in which wild yeasts and bacteria live. </w:t>
+              <w:t xml:space="preserve">An app records how they move around the city every day and rewards those who stay below their limit. </w:t>
             </w:r>
             <w:r>
               <w:rPr>
@@ -17851,7 +17683,7 @@
                 <w:color w:val="141C2B"/>
                 <w:sz w:val="19"/>
               </w:rPr>
-              <w:t xml:space="preserve">This starter has to be fed regularly, rather like a pet. </w:t>
+              <w:t xml:space="preserve">The rewards are small - a bus ticket or a cup of coffee - but the number of people using the app has grown every year. </w:t>
             </w:r>
             <w:r>
               <w:rPr>
@@ -17871,7 +17703,7 @@
                 <w:color w:val="141C2B"/>
                 <w:sz w:val="19"/>
               </w:rPr>
-              <w:t xml:space="preserve">The long, slow rising that follows gives the bread its sour taste and its open texture. </w:t>
+              <w:t xml:space="preserve">Similar apps are used by runners who want to keep a record of the distance they cover. </w:t>
             </w:r>
             <w:r>
               <w:rPr>
@@ -17891,11 +17723,12 @@
                 <w:color w:val="141C2B"/>
                 <w:sz w:val="19"/>
               </w:rPr>
-              <w:t>Most of the bread sold in European supermarkets today is sliced and wrapped in plastic.</w:t>
-            </w:r>
-          </w:p>
-          <w:p>
-            <w:pPr>
+              <w:t>City officials say that the scheme works because it turns an abstract idea into a daily choice.</w:t>
+            </w:r>
+          </w:p>
+          <w:p>
+            <w:pPr>
+              <w:keepNext w:val="0"/>
               <w:keepLines/>
               <w:tabs>
                 <w:tab w:pos="510" w:val="left"/>
@@ -18032,15 +17865,13 @@
         <w:gridCol w:w="10206"/>
       </w:tblGrid>
       <w:tr>
-        <w:trPr>
-          <w:cantSplit/>
-        </w:trPr>
         <w:tc>
           <w:tcPr>
             <w:tcW w:type="dxa" w:w="10206"/>
           </w:tcPr>
           <w:p>
             <w:pPr>
+              <w:keepNext/>
               <w:keepLines/>
               <w:tabs>
                 <w:tab w:pos="454" w:val="left"/>
@@ -18056,7 +17887,7 @@
                 <w:color w:val="1B335F"/>
                 <w:sz w:val="19"/>
               </w:rPr>
-              <w:t>78.</w:t>
+              <w:t>77.</w:t>
             </w:r>
             <w:r>
               <w:rPr>
@@ -18086,7 +17917,7 @@
                 <w:color w:val="141C2B"/>
                 <w:sz w:val="19"/>
               </w:rPr>
-              <w:t xml:space="preserve">Lighthouses were once looked after by keepers who lived in them with their families. </w:t>
+              <w:t xml:space="preserve">Sourdough bread is made without commercial yeast. </w:t>
             </w:r>
             <w:r>
               <w:rPr>
@@ -18106,7 +17937,7 @@
                 <w:color w:val="141C2B"/>
                 <w:sz w:val="19"/>
               </w:rPr>
-              <w:t xml:space="preserve">The oceans cover more than seventy per cent of the surface of the planet. </w:t>
+              <w:t xml:space="preserve">Instead, the baker keeps a mixture of flour and water in which wild yeasts and bacteria live. </w:t>
             </w:r>
             <w:r>
               <w:rPr>
@@ -18126,7 +17957,7 @@
                 <w:color w:val="141C2B"/>
                 <w:sz w:val="19"/>
               </w:rPr>
-              <w:t xml:space="preserve">Automatic systems replaced almost all of these keepers during the twentieth century. </w:t>
+              <w:t xml:space="preserve">This starter has to be fed regularly, rather like a pet. </w:t>
             </w:r>
             <w:r>
               <w:rPr>
@@ -18146,7 +17977,7 @@
                 <w:color w:val="141C2B"/>
                 <w:sz w:val="19"/>
               </w:rPr>
-              <w:t xml:space="preserve">The last manned lighthouse in Britain was switched to automatic operation in 1998. </w:t>
+              <w:t xml:space="preserve">The long, slow rising that follows gives the bread its sour taste and its open texture. </w:t>
             </w:r>
             <w:r>
               <w:rPr>
@@ -18166,11 +17997,12 @@
                 <w:color w:val="141C2B"/>
                 <w:sz w:val="19"/>
               </w:rPr>
-              <w:t>Many of the empty buildings have since been turned into small hotels or museums.</w:t>
-            </w:r>
-          </w:p>
-          <w:p>
-            <w:pPr>
+              <w:t>Most of the bread sold in European supermarkets today is sliced and wrapped in plastic.</w:t>
+            </w:r>
+          </w:p>
+          <w:p>
+            <w:pPr>
+              <w:keepNext w:val="0"/>
               <w:keepLines/>
               <w:tabs>
                 <w:tab w:pos="510" w:val="left"/>
@@ -18307,15 +18139,13 @@
         <w:gridCol w:w="10206"/>
       </w:tblGrid>
       <w:tr>
-        <w:trPr>
-          <w:cantSplit/>
-        </w:trPr>
         <w:tc>
           <w:tcPr>
             <w:tcW w:type="dxa" w:w="10206"/>
           </w:tcPr>
           <w:p>
             <w:pPr>
+              <w:keepNext/>
               <w:keepLines/>
               <w:tabs>
                 <w:tab w:pos="454" w:val="left"/>
@@ -18331,7 +18161,7 @@
                 <w:color w:val="1B335F"/>
                 <w:sz w:val="19"/>
               </w:rPr>
-              <w:t>79.</w:t>
+              <w:t>78.</w:t>
             </w:r>
             <w:r>
               <w:rPr>
@@ -18361,7 +18191,7 @@
                 <w:color w:val="141C2B"/>
                 <w:sz w:val="19"/>
               </w:rPr>
-              <w:t xml:space="preserve">Some libraries now lend objects as well as books. </w:t>
+              <w:t xml:space="preserve">Lighthouses were once looked after by keepers who lived in them with their families. </w:t>
             </w:r>
             <w:r>
               <w:rPr>
@@ -18381,7 +18211,7 @@
                 <w:color w:val="141C2B"/>
                 <w:sz w:val="19"/>
               </w:rPr>
-              <w:t xml:space="preserve">In Toronto, for instance, members can borrow a drill, a tent or a sewing machine for a week. </w:t>
+              <w:t xml:space="preserve">The oceans cover more than seventy per cent of the surface of the planet. </w:t>
             </w:r>
             <w:r>
               <w:rPr>
@@ -18401,7 +18231,7 @@
                 <w:color w:val="141C2B"/>
                 <w:sz w:val="19"/>
               </w:rPr>
-              <w:t xml:space="preserve">The first public library in the city was opened in 1883. </w:t>
+              <w:t xml:space="preserve">Automatic systems replaced almost all of these keepers during the twentieth century. </w:t>
             </w:r>
             <w:r>
               <w:rPr>
@@ -18421,7 +18251,7 @@
                 <w:color w:val="141C2B"/>
                 <w:sz w:val="19"/>
               </w:rPr>
-              <w:t xml:space="preserve">The idea is that most households need such items only two or three times a year. </w:t>
+              <w:t xml:space="preserve">The last manned lighthouse in Britain was switched to automatic operation in 1998. </w:t>
             </w:r>
             <w:r>
               <w:rPr>
@@ -18441,11 +18271,12 @@
                 <w:color w:val="141C2B"/>
                 <w:sz w:val="19"/>
               </w:rPr>
-              <w:t>Librarians report that the tool collection is borrowed far more often than the average novel.</w:t>
-            </w:r>
-          </w:p>
-          <w:p>
-            <w:pPr>
+              <w:t>Many of the empty buildings have since been turned into small hotels or museums.</w:t>
+            </w:r>
+          </w:p>
+          <w:p>
+            <w:pPr>
+              <w:keepNext w:val="0"/>
               <w:keepLines/>
               <w:tabs>
                 <w:tab w:pos="510" w:val="left"/>
@@ -18582,15 +18413,13 @@
         <w:gridCol w:w="10206"/>
       </w:tblGrid>
       <w:tr>
-        <w:trPr>
-          <w:cantSplit/>
-        </w:trPr>
         <w:tc>
           <w:tcPr>
             <w:tcW w:type="dxa" w:w="10206"/>
           </w:tcPr>
           <w:p>
             <w:pPr>
+              <w:keepNext/>
               <w:keepLines/>
               <w:tabs>
                 <w:tab w:pos="454" w:val="left"/>
@@ -18606,6 +18435,280 @@
                 <w:color w:val="1B335F"/>
                 <w:sz w:val="19"/>
               </w:rPr>
+              <w:t>79.</w:t>
+            </w:r>
+            <w:r>
+              <w:rPr>
+                <w:rFonts w:ascii="Arial" w:hAnsi="Arial"/>
+                <w:b w:val="0"/>
+                <w:i w:val="0"/>
+                <w:color w:val="141C2B"/>
+                <w:sz w:val="19"/>
+              </w:rPr>
+              <w:tab/>
+            </w:r>
+            <w:r>
+              <w:rPr>
+                <w:rFonts w:ascii="Arial" w:hAnsi="Arial"/>
+                <w:b/>
+                <w:i w:val="0"/>
+                <w:color w:val="141C2B"/>
+                <w:sz w:val="19"/>
+              </w:rPr>
+              <w:t xml:space="preserve">(I) </w:t>
+            </w:r>
+            <w:r>
+              <w:rPr>
+                <w:rFonts w:ascii="Arial" w:hAnsi="Arial"/>
+                <w:b w:val="0"/>
+                <w:i w:val="0"/>
+                <w:color w:val="141C2B"/>
+                <w:sz w:val="19"/>
+              </w:rPr>
+              <w:t xml:space="preserve">Some libraries now lend objects as well as books. </w:t>
+            </w:r>
+            <w:r>
+              <w:rPr>
+                <w:rFonts w:ascii="Arial" w:hAnsi="Arial"/>
+                <w:b/>
+                <w:i w:val="0"/>
+                <w:color w:val="141C2B"/>
+                <w:sz w:val="19"/>
+              </w:rPr>
+              <w:t xml:space="preserve">(II) </w:t>
+            </w:r>
+            <w:r>
+              <w:rPr>
+                <w:rFonts w:ascii="Arial" w:hAnsi="Arial"/>
+                <w:b w:val="0"/>
+                <w:i w:val="0"/>
+                <w:color w:val="141C2B"/>
+                <w:sz w:val="19"/>
+              </w:rPr>
+              <w:t xml:space="preserve">In Toronto, for instance, members can borrow a drill, a tent or a sewing machine for a week. </w:t>
+            </w:r>
+            <w:r>
+              <w:rPr>
+                <w:rFonts w:ascii="Arial" w:hAnsi="Arial"/>
+                <w:b/>
+                <w:i w:val="0"/>
+                <w:color w:val="141C2B"/>
+                <w:sz w:val="19"/>
+              </w:rPr>
+              <w:t xml:space="preserve">(III) </w:t>
+            </w:r>
+            <w:r>
+              <w:rPr>
+                <w:rFonts w:ascii="Arial" w:hAnsi="Arial"/>
+                <w:b w:val="0"/>
+                <w:i w:val="0"/>
+                <w:color w:val="141C2B"/>
+                <w:sz w:val="19"/>
+              </w:rPr>
+              <w:t xml:space="preserve">The first public library in the city was opened in 1883. </w:t>
+            </w:r>
+            <w:r>
+              <w:rPr>
+                <w:rFonts w:ascii="Arial" w:hAnsi="Arial"/>
+                <w:b/>
+                <w:i w:val="0"/>
+                <w:color w:val="141C2B"/>
+                <w:sz w:val="19"/>
+              </w:rPr>
+              <w:t xml:space="preserve">(IV) </w:t>
+            </w:r>
+            <w:r>
+              <w:rPr>
+                <w:rFonts w:ascii="Arial" w:hAnsi="Arial"/>
+                <w:b w:val="0"/>
+                <w:i w:val="0"/>
+                <w:color w:val="141C2B"/>
+                <w:sz w:val="19"/>
+              </w:rPr>
+              <w:t xml:space="preserve">The idea is that most households need such items only two or three times a year. </w:t>
+            </w:r>
+            <w:r>
+              <w:rPr>
+                <w:rFonts w:ascii="Arial" w:hAnsi="Arial"/>
+                <w:b/>
+                <w:i w:val="0"/>
+                <w:color w:val="141C2B"/>
+                <w:sz w:val="19"/>
+              </w:rPr>
+              <w:t xml:space="preserve">(V) </w:t>
+            </w:r>
+            <w:r>
+              <w:rPr>
+                <w:rFonts w:ascii="Arial" w:hAnsi="Arial"/>
+                <w:b w:val="0"/>
+                <w:i w:val="0"/>
+                <w:color w:val="141C2B"/>
+                <w:sz w:val="19"/>
+              </w:rPr>
+              <w:t>Librarians report that the tool collection is borrowed far more often than the average novel.</w:t>
+            </w:r>
+          </w:p>
+          <w:p>
+            <w:pPr>
+              <w:keepNext w:val="0"/>
+              <w:keepLines/>
+              <w:tabs>
+                <w:tab w:pos="510" w:val="left"/>
+                <w:tab w:pos="1349" w:val="left"/>
+                <w:tab w:pos="2188" w:val="left"/>
+                <w:tab w:pos="3027" w:val="left"/>
+                <w:tab w:pos="3866" w:val="left"/>
+              </w:tabs>
+              <w:spacing w:before="80" w:after="0" w:line="240" w:lineRule="auto"/>
+              <w:ind w:left="510" w:right="0"/>
+            </w:pPr>
+            <w:r>
+              <w:rPr>
+                <w:rFonts w:ascii="Arial" w:hAnsi="Arial"/>
+                <w:b w:val="0"/>
+                <w:i w:val="0"/>
+                <w:color w:val="141C2B"/>
+                <w:sz w:val="19"/>
+              </w:rPr>
+              <w:t>A) I</w:t>
+            </w:r>
+            <w:r>
+              <w:rPr>
+                <w:rFonts w:ascii="Arial" w:hAnsi="Arial"/>
+                <w:b w:val="0"/>
+                <w:i w:val="0"/>
+                <w:color w:val="141C2B"/>
+                <w:sz w:val="19"/>
+              </w:rPr>
+              <w:tab/>
+            </w:r>
+            <w:r>
+              <w:rPr>
+                <w:rFonts w:ascii="Arial" w:hAnsi="Arial"/>
+                <w:b w:val="0"/>
+                <w:i w:val="0"/>
+                <w:color w:val="141C2B"/>
+                <w:sz w:val="19"/>
+              </w:rPr>
+              <w:t>B) II</w:t>
+            </w:r>
+            <w:r>
+              <w:rPr>
+                <w:rFonts w:ascii="Arial" w:hAnsi="Arial"/>
+                <w:b w:val="0"/>
+                <w:i w:val="0"/>
+                <w:color w:val="141C2B"/>
+                <w:sz w:val="19"/>
+              </w:rPr>
+              <w:tab/>
+            </w:r>
+            <w:r>
+              <w:rPr>
+                <w:rFonts w:ascii="Arial" w:hAnsi="Arial"/>
+                <w:b w:val="0"/>
+                <w:i w:val="0"/>
+                <w:color w:val="141C2B"/>
+                <w:sz w:val="19"/>
+              </w:rPr>
+              <w:t>C) III</w:t>
+            </w:r>
+            <w:r>
+              <w:rPr>
+                <w:rFonts w:ascii="Arial" w:hAnsi="Arial"/>
+                <w:b w:val="0"/>
+                <w:i w:val="0"/>
+                <w:color w:val="141C2B"/>
+                <w:sz w:val="19"/>
+              </w:rPr>
+              <w:tab/>
+            </w:r>
+            <w:r>
+              <w:rPr>
+                <w:rFonts w:ascii="Arial" w:hAnsi="Arial"/>
+                <w:b w:val="0"/>
+                <w:i w:val="0"/>
+                <w:color w:val="141C2B"/>
+                <w:sz w:val="19"/>
+              </w:rPr>
+              <w:t>D) IV</w:t>
+            </w:r>
+            <w:r>
+              <w:rPr>
+                <w:rFonts w:ascii="Arial" w:hAnsi="Arial"/>
+                <w:b w:val="0"/>
+                <w:i w:val="0"/>
+                <w:color w:val="141C2B"/>
+                <w:sz w:val="19"/>
+              </w:rPr>
+              <w:tab/>
+            </w:r>
+            <w:r>
+              <w:rPr>
+                <w:rFonts w:ascii="Arial" w:hAnsi="Arial"/>
+                <w:b w:val="0"/>
+                <w:i w:val="0"/>
+                <w:color w:val="141C2B"/>
+                <w:sz w:val="19"/>
+              </w:rPr>
+              <w:t>E) V</w:t>
+            </w:r>
+          </w:p>
+        </w:tc>
+      </w:tr>
+    </w:tbl>
+    <w:p>
+      <w:pPr>
+        <w:keepLines/>
+        <w:spacing w:before="0" w:after="100" w:line="245" w:lineRule="auto"/>
+        <w:ind w:left="0" w:right="0"/>
+      </w:pPr>
+    </w:p>
+    <w:tbl>
+      <w:tblPr>
+        <w:tblW w:w="5000" w:type="pct"/>
+        <w:tblBorders>
+          <w:top w:val="single" w:sz="4" w:space="0" w:color="8FA3BF"/>
+          <w:left w:val="single" w:sz="4" w:space="0" w:color="8FA3BF"/>
+          <w:bottom w:val="single" w:sz="4" w:space="0" w:color="8FA3BF"/>
+          <w:right w:val="single" w:sz="4" w:space="0" w:color="8FA3BF"/>
+          <w:insideH w:val="none" w:sz="0" w:space="0" w:color="auto"/>
+          <w:insideV w:val="none" w:sz="0" w:space="0" w:color="auto"/>
+        </w:tblBorders>
+        <w:tblLayout w:type="fixed"/>
+        <w:tblCellMar>
+          <w:top w:w="70" w:type="dxa"/>
+          <w:left w:w="110" w:type="dxa"/>
+          <w:bottom w:w="80" w:type="dxa"/>
+          <w:right w:w="110" w:type="dxa"/>
+        </w:tblCellMar>
+        <w:tblLook w:firstColumn="1" w:firstRow="1" w:lastColumn="0" w:lastRow="0" w:noHBand="0" w:noVBand="1" w:val="04A0"/>
+      </w:tblPr>
+      <w:tblGrid>
+        <w:gridCol w:w="10206"/>
+      </w:tblGrid>
+      <w:tr>
+        <w:tc>
+          <w:tcPr>
+            <w:tcW w:type="dxa" w:w="10206"/>
+          </w:tcPr>
+          <w:p>
+            <w:pPr>
+              <w:keepNext/>
+              <w:keepLines/>
+              <w:tabs>
+                <w:tab w:pos="454" w:val="left"/>
+              </w:tabs>
+              <w:spacing w:before="0" w:after="60" w:line="252" w:lineRule="auto"/>
+              <w:ind w:left="454" w:right="0" w:hanging="454"/>
+            </w:pPr>
+            <w:r>
+              <w:rPr>
+                <w:rFonts w:ascii="Arial" w:hAnsi="Arial"/>
+                <w:b/>
+                <w:i w:val="0"/>
+                <w:color w:val="1B335F"/>
+                <w:sz w:val="19"/>
+              </w:rPr>
               <w:t>80.</w:t>
             </w:r>
             <w:r>
@@ -18721,6 +18824,7 @@
           </w:p>
           <w:p>
             <w:pPr>
+              <w:keepNext w:val="0"/>
               <w:keepLines/>
               <w:tabs>
                 <w:tab w:pos="510" w:val="left"/>
@@ -25360,9 +25464,6 @@
         <w:gridCol w:w="10206"/>
       </w:tblGrid>
       <w:tr>
-        <w:trPr>
-          <w:cantSplit/>
-        </w:trPr>
         <w:tc>
           <w:tcPr>
             <w:tcW w:type="dxa" w:w="10206"/>
